--- a/task/java/week10/java2_week10_예외_과제.docx
+++ b/task/java/week10/java2_week10_예외_과제.docx
@@ -107,7 +107,7 @@
           <w:p>
             <w:pPr>
               <w:rPr>
-                <w:rFonts w:asciiTheme="minorEastAsia" w:hAnsiTheme="minorEastAsia" w:hint="eastAsia"/>
+                <w:rFonts w:asciiTheme="minorEastAsia" w:hAnsiTheme="minorEastAsia"/>
                 <w:szCs w:val="20"/>
               </w:rPr>
             </w:pPr>
@@ -141,7 +141,7 @@
           <w:p>
             <w:pPr>
               <w:rPr>
-                <w:rFonts w:asciiTheme="minorEastAsia" w:hAnsiTheme="minorEastAsia" w:hint="eastAsia"/>
+                <w:rFonts w:asciiTheme="minorEastAsia" w:hAnsiTheme="minorEastAsia"/>
                 <w:szCs w:val="20"/>
               </w:rPr>
             </w:pPr>
@@ -263,13 +263,23 @@
         </w:rPr>
         <w:t>AI</w:t>
       </w:r>
+      <w:proofErr w:type="spellStart"/>
       <w:r>
         <w:rPr>
           <w:rFonts w:asciiTheme="minorEastAsia" w:hAnsiTheme="minorEastAsia" w:hint="eastAsia"/>
           <w:color w:val="000000" w:themeColor="text1"/>
           <w:szCs w:val="20"/>
         </w:rPr>
-        <w:t>를 활용하여 문제를 해결하세요</w:t>
+        <w:t>를</w:t>
+      </w:r>
+      <w:proofErr w:type="spellEnd"/>
+      <w:r>
+        <w:rPr>
+          <w:rFonts w:asciiTheme="minorEastAsia" w:hAnsiTheme="minorEastAsia" w:hint="eastAsia"/>
+          <w:color w:val="000000" w:themeColor="text1"/>
+          <w:szCs w:val="20"/>
+        </w:rPr>
+        <w:t xml:space="preserve"> 활용하여 문제를 해결하세요</w:t>
       </w:r>
       <w:r>
         <w:rPr>
@@ -331,7 +341,43 @@
           <w:color w:val="000000" w:themeColor="text1"/>
           <w:szCs w:val="20"/>
         </w:rPr>
-        <w:t xml:space="preserve">       public static void main(String[] args) {</w:t>
+        <w:t xml:space="preserve">       public static void </w:t>
+      </w:r>
+      <w:proofErr w:type="gramStart"/>
+      <w:r>
+        <w:rPr>
+          <w:rFonts w:asciiTheme="minorEastAsia" w:hAnsiTheme="minorEastAsia"/>
+          <w:color w:val="000000" w:themeColor="text1"/>
+          <w:szCs w:val="20"/>
+        </w:rPr>
+        <w:t>main(String[</w:t>
+      </w:r>
+      <w:proofErr w:type="gramEnd"/>
+      <w:r>
+        <w:rPr>
+          <w:rFonts w:asciiTheme="minorEastAsia" w:hAnsiTheme="minorEastAsia"/>
+          <w:color w:val="000000" w:themeColor="text1"/>
+          <w:szCs w:val="20"/>
+        </w:rPr>
+        <w:t xml:space="preserve">] </w:t>
+      </w:r>
+      <w:proofErr w:type="spellStart"/>
+      <w:r>
+        <w:rPr>
+          <w:rFonts w:asciiTheme="minorEastAsia" w:hAnsiTheme="minorEastAsia"/>
+          <w:color w:val="000000" w:themeColor="text1"/>
+          <w:szCs w:val="20"/>
+        </w:rPr>
+        <w:t>args</w:t>
+      </w:r>
+      <w:proofErr w:type="spellEnd"/>
+      <w:r>
+        <w:rPr>
+          <w:rFonts w:asciiTheme="minorEastAsia" w:hAnsiTheme="minorEastAsia"/>
+          <w:color w:val="000000" w:themeColor="text1"/>
+          <w:szCs w:val="20"/>
+        </w:rPr>
+        <w:t>) {</w:t>
       </w:r>
     </w:p>
     <w:p>
@@ -350,8 +396,18 @@
           <w:color w:val="000000" w:themeColor="text1"/>
           <w:szCs w:val="20"/>
         </w:rPr>
-        <w:t xml:space="preserve">             sub();</w:t>
-      </w:r>
+        <w:t xml:space="preserve">             </w:t>
+      </w:r>
+      <w:proofErr w:type="gramStart"/>
+      <w:r>
+        <w:rPr>
+          <w:rFonts w:asciiTheme="minorEastAsia" w:hAnsiTheme="minorEastAsia"/>
+          <w:color w:val="000000" w:themeColor="text1"/>
+          <w:szCs w:val="20"/>
+        </w:rPr>
+        <w:t>sub();</w:t>
+      </w:r>
+      <w:proofErr w:type="gramEnd"/>
     </w:p>
     <w:p>
       <w:pPr>
@@ -388,7 +444,25 @@
           <w:color w:val="000000" w:themeColor="text1"/>
           <w:szCs w:val="20"/>
         </w:rPr>
-        <w:t xml:space="preserve">       public static void sub() {</w:t>
+        <w:t xml:space="preserve">       public static void </w:t>
+      </w:r>
+      <w:proofErr w:type="gramStart"/>
+      <w:r>
+        <w:rPr>
+          <w:rFonts w:asciiTheme="minorEastAsia" w:hAnsiTheme="minorEastAsia"/>
+          <w:color w:val="000000" w:themeColor="text1"/>
+          <w:szCs w:val="20"/>
+        </w:rPr>
+        <w:t>sub(</w:t>
+      </w:r>
+      <w:proofErr w:type="gramEnd"/>
+      <w:r>
+        <w:rPr>
+          <w:rFonts w:asciiTheme="minorEastAsia" w:hAnsiTheme="minorEastAsia"/>
+          <w:color w:val="000000" w:themeColor="text1"/>
+          <w:szCs w:val="20"/>
+        </w:rPr>
+        <w:t>) {</w:t>
       </w:r>
     </w:p>
     <w:p>
@@ -407,8 +481,54 @@
           <w:color w:val="000000" w:themeColor="text1"/>
           <w:szCs w:val="20"/>
         </w:rPr>
-        <w:t xml:space="preserve">              int[] array = new int[10];</w:t>
-      </w:r>
+        <w:t xml:space="preserve">              </w:t>
+      </w:r>
+      <w:proofErr w:type="gramStart"/>
+      <w:r>
+        <w:rPr>
+          <w:rFonts w:asciiTheme="minorEastAsia" w:hAnsiTheme="minorEastAsia"/>
+          <w:color w:val="000000" w:themeColor="text1"/>
+          <w:szCs w:val="20"/>
+        </w:rPr>
+        <w:t>int[</w:t>
+      </w:r>
+      <w:proofErr w:type="gramEnd"/>
+      <w:r>
+        <w:rPr>
+          <w:rFonts w:asciiTheme="minorEastAsia" w:hAnsiTheme="minorEastAsia"/>
+          <w:color w:val="000000" w:themeColor="text1"/>
+          <w:szCs w:val="20"/>
+        </w:rPr>
+        <w:t xml:space="preserve">] array = new </w:t>
+      </w:r>
+      <w:proofErr w:type="gramStart"/>
+      <w:r>
+        <w:rPr>
+          <w:rFonts w:asciiTheme="minorEastAsia" w:hAnsiTheme="minorEastAsia"/>
+          <w:color w:val="000000" w:themeColor="text1"/>
+          <w:szCs w:val="20"/>
+        </w:rPr>
+        <w:t>int[</w:t>
+      </w:r>
+      <w:proofErr w:type="gramEnd"/>
+      <w:r>
+        <w:rPr>
+          <w:rFonts w:asciiTheme="minorEastAsia" w:hAnsiTheme="minorEastAsia"/>
+          <w:color w:val="000000" w:themeColor="text1"/>
+          <w:szCs w:val="20"/>
+        </w:rPr>
+        <w:t>10</w:t>
+      </w:r>
+      <w:proofErr w:type="gramStart"/>
+      <w:r>
+        <w:rPr>
+          <w:rFonts w:asciiTheme="minorEastAsia" w:hAnsiTheme="minorEastAsia"/>
+          <w:color w:val="000000" w:themeColor="text1"/>
+          <w:szCs w:val="20"/>
+        </w:rPr>
+        <w:t>];</w:t>
+      </w:r>
+      <w:proofErr w:type="gramEnd"/>
     </w:p>
     <w:p>
       <w:pPr>
@@ -426,8 +546,54 @@
           <w:color w:val="000000" w:themeColor="text1"/>
           <w:szCs w:val="20"/>
         </w:rPr>
-        <w:t xml:space="preserve">              int i = array[10];</w:t>
-      </w:r>
+        <w:t xml:space="preserve">              int </w:t>
+      </w:r>
+      <w:proofErr w:type="spellStart"/>
+      <w:r>
+        <w:rPr>
+          <w:rFonts w:asciiTheme="minorEastAsia" w:hAnsiTheme="minorEastAsia"/>
+          <w:color w:val="000000" w:themeColor="text1"/>
+          <w:szCs w:val="20"/>
+        </w:rPr>
+        <w:t>i</w:t>
+      </w:r>
+      <w:proofErr w:type="spellEnd"/>
+      <w:r>
+        <w:rPr>
+          <w:rFonts w:asciiTheme="minorEastAsia" w:hAnsiTheme="minorEastAsia"/>
+          <w:color w:val="000000" w:themeColor="text1"/>
+          <w:szCs w:val="20"/>
+        </w:rPr>
+        <w:t xml:space="preserve"> = </w:t>
+      </w:r>
+      <w:proofErr w:type="gramStart"/>
+      <w:r>
+        <w:rPr>
+          <w:rFonts w:asciiTheme="minorEastAsia" w:hAnsiTheme="minorEastAsia"/>
+          <w:color w:val="000000" w:themeColor="text1"/>
+          <w:szCs w:val="20"/>
+        </w:rPr>
+        <w:t>array[</w:t>
+      </w:r>
+      <w:proofErr w:type="gramEnd"/>
+      <w:r>
+        <w:rPr>
+          <w:rFonts w:asciiTheme="minorEastAsia" w:hAnsiTheme="minorEastAsia"/>
+          <w:color w:val="000000" w:themeColor="text1"/>
+          <w:szCs w:val="20"/>
+        </w:rPr>
+        <w:t>10</w:t>
+      </w:r>
+      <w:proofErr w:type="gramStart"/>
+      <w:r>
+        <w:rPr>
+          <w:rFonts w:asciiTheme="minorEastAsia" w:hAnsiTheme="minorEastAsia"/>
+          <w:color w:val="000000" w:themeColor="text1"/>
+          <w:szCs w:val="20"/>
+        </w:rPr>
+        <w:t>];</w:t>
+      </w:r>
+      <w:proofErr w:type="gramEnd"/>
     </w:p>
     <w:p>
       <w:pPr>
@@ -704,7 +870,43 @@
                 <w:color w:val="000000" w:themeColor="text1"/>
                 <w:szCs w:val="20"/>
               </w:rPr>
-              <w:t xml:space="preserve">       public static void main(String[] args) {</w:t>
+              <w:t xml:space="preserve">       public static void </w:t>
+            </w:r>
+            <w:proofErr w:type="gramStart"/>
+            <w:r>
+              <w:rPr>
+                <w:rFonts w:eastAsiaTheme="minorHAnsi"/>
+                <w:color w:val="000000" w:themeColor="text1"/>
+                <w:szCs w:val="20"/>
+              </w:rPr>
+              <w:t>main(String[</w:t>
+            </w:r>
+            <w:proofErr w:type="gramEnd"/>
+            <w:r>
+              <w:rPr>
+                <w:rFonts w:eastAsiaTheme="minorHAnsi"/>
+                <w:color w:val="000000" w:themeColor="text1"/>
+                <w:szCs w:val="20"/>
+              </w:rPr>
+              <w:t xml:space="preserve">] </w:t>
+            </w:r>
+            <w:proofErr w:type="spellStart"/>
+            <w:r>
+              <w:rPr>
+                <w:rFonts w:eastAsiaTheme="minorHAnsi"/>
+                <w:color w:val="000000" w:themeColor="text1"/>
+                <w:szCs w:val="20"/>
+              </w:rPr>
+              <w:t>args</w:t>
+            </w:r>
+            <w:proofErr w:type="spellEnd"/>
+            <w:r>
+              <w:rPr>
+                <w:rFonts w:eastAsiaTheme="minorHAnsi"/>
+                <w:color w:val="000000" w:themeColor="text1"/>
+                <w:szCs w:val="20"/>
+              </w:rPr>
+              <w:t>) {</w:t>
             </w:r>
           </w:p>
           <w:p>
@@ -721,8 +923,18 @@
                 <w:color w:val="000000" w:themeColor="text1"/>
                 <w:szCs w:val="20"/>
               </w:rPr>
-              <w:t xml:space="preserve">             sub();</w:t>
-            </w:r>
+              <w:t xml:space="preserve">             </w:t>
+            </w:r>
+            <w:proofErr w:type="gramStart"/>
+            <w:r>
+              <w:rPr>
+                <w:rFonts w:eastAsiaTheme="minorHAnsi"/>
+                <w:color w:val="000000" w:themeColor="text1"/>
+                <w:szCs w:val="20"/>
+              </w:rPr>
+              <w:t>sub();</w:t>
+            </w:r>
+            <w:proofErr w:type="gramEnd"/>
           </w:p>
           <w:p>
             <w:pPr>
@@ -755,7 +967,25 @@
                 <w:color w:val="000000" w:themeColor="text1"/>
                 <w:szCs w:val="20"/>
               </w:rPr>
-              <w:t xml:space="preserve">       public static void sub() {</w:t>
+              <w:t xml:space="preserve">       public static void </w:t>
+            </w:r>
+            <w:proofErr w:type="gramStart"/>
+            <w:r>
+              <w:rPr>
+                <w:rFonts w:eastAsiaTheme="minorHAnsi"/>
+                <w:color w:val="000000" w:themeColor="text1"/>
+                <w:szCs w:val="20"/>
+              </w:rPr>
+              <w:t>sub(</w:t>
+            </w:r>
+            <w:proofErr w:type="gramEnd"/>
+            <w:r>
+              <w:rPr>
+                <w:rFonts w:eastAsiaTheme="minorHAnsi"/>
+                <w:color w:val="000000" w:themeColor="text1"/>
+                <w:szCs w:val="20"/>
+              </w:rPr>
+              <w:t>) {</w:t>
             </w:r>
           </w:p>
           <w:p>
@@ -772,8 +1002,54 @@
                 <w:color w:val="000000" w:themeColor="text1"/>
                 <w:szCs w:val="20"/>
               </w:rPr>
-              <w:t xml:space="preserve">              int[] array = new int[10];</w:t>
-            </w:r>
+              <w:t xml:space="preserve">              </w:t>
+            </w:r>
+            <w:proofErr w:type="gramStart"/>
+            <w:r>
+              <w:rPr>
+                <w:rFonts w:eastAsiaTheme="minorHAnsi"/>
+                <w:color w:val="000000" w:themeColor="text1"/>
+                <w:szCs w:val="20"/>
+              </w:rPr>
+              <w:t>int[</w:t>
+            </w:r>
+            <w:proofErr w:type="gramEnd"/>
+            <w:r>
+              <w:rPr>
+                <w:rFonts w:eastAsiaTheme="minorHAnsi"/>
+                <w:color w:val="000000" w:themeColor="text1"/>
+                <w:szCs w:val="20"/>
+              </w:rPr>
+              <w:t xml:space="preserve">] array = new </w:t>
+            </w:r>
+            <w:proofErr w:type="gramStart"/>
+            <w:r>
+              <w:rPr>
+                <w:rFonts w:eastAsiaTheme="minorHAnsi"/>
+                <w:color w:val="000000" w:themeColor="text1"/>
+                <w:szCs w:val="20"/>
+              </w:rPr>
+              <w:t>int[</w:t>
+            </w:r>
+            <w:proofErr w:type="gramEnd"/>
+            <w:r>
+              <w:rPr>
+                <w:rFonts w:eastAsiaTheme="minorHAnsi"/>
+                <w:color w:val="000000" w:themeColor="text1"/>
+                <w:szCs w:val="20"/>
+              </w:rPr>
+              <w:t>10</w:t>
+            </w:r>
+            <w:proofErr w:type="gramStart"/>
+            <w:r>
+              <w:rPr>
+                <w:rFonts w:eastAsiaTheme="minorHAnsi"/>
+                <w:color w:val="000000" w:themeColor="text1"/>
+                <w:szCs w:val="20"/>
+              </w:rPr>
+              <w:t>];</w:t>
+            </w:r>
+            <w:proofErr w:type="gramEnd"/>
           </w:p>
           <w:p>
             <w:pPr>
@@ -789,8 +1065,54 @@
                 <w:color w:val="000000" w:themeColor="text1"/>
                 <w:szCs w:val="20"/>
               </w:rPr>
-              <w:t xml:space="preserve">              int i = array[10];</w:t>
-            </w:r>
+              <w:t xml:space="preserve">              int </w:t>
+            </w:r>
+            <w:proofErr w:type="spellStart"/>
+            <w:r>
+              <w:rPr>
+                <w:rFonts w:eastAsiaTheme="minorHAnsi"/>
+                <w:color w:val="000000" w:themeColor="text1"/>
+                <w:szCs w:val="20"/>
+              </w:rPr>
+              <w:t>i</w:t>
+            </w:r>
+            <w:proofErr w:type="spellEnd"/>
+            <w:r>
+              <w:rPr>
+                <w:rFonts w:eastAsiaTheme="minorHAnsi"/>
+                <w:color w:val="000000" w:themeColor="text1"/>
+                <w:szCs w:val="20"/>
+              </w:rPr>
+              <w:t xml:space="preserve"> = </w:t>
+            </w:r>
+            <w:proofErr w:type="gramStart"/>
+            <w:r>
+              <w:rPr>
+                <w:rFonts w:eastAsiaTheme="minorHAnsi"/>
+                <w:color w:val="000000" w:themeColor="text1"/>
+                <w:szCs w:val="20"/>
+              </w:rPr>
+              <w:t>array[</w:t>
+            </w:r>
+            <w:proofErr w:type="gramEnd"/>
+            <w:r>
+              <w:rPr>
+                <w:rFonts w:eastAsiaTheme="minorHAnsi"/>
+                <w:color w:val="000000" w:themeColor="text1"/>
+                <w:szCs w:val="20"/>
+              </w:rPr>
+              <w:t>10</w:t>
+            </w:r>
+            <w:proofErr w:type="gramStart"/>
+            <w:r>
+              <w:rPr>
+                <w:rFonts w:eastAsiaTheme="minorHAnsi"/>
+                <w:color w:val="000000" w:themeColor="text1"/>
+                <w:szCs w:val="20"/>
+              </w:rPr>
+              <w:t>];</w:t>
+            </w:r>
+            <w:proofErr w:type="gramEnd"/>
           </w:p>
           <w:p>
             <w:pPr>
@@ -955,7 +1277,7 @@
               </w:rPr>
               <w:lastRenderedPageBreak/>
               <w:drawing>
-                <wp:inline distT="0" distB="0" distL="0" distR="0" wp14:anchorId="273B15BD" wp14:editId="346B9CDE">
+                <wp:inline distT="0" distB="0" distL="0" distR="0" wp14:anchorId="273B15BD" wp14:editId="2CD75EEE">
                   <wp:extent cx="6647988" cy="1407600"/>
                   <wp:effectExtent l="0" t="0" r="0" b="2540"/>
                   <wp:docPr id="400900117" name="그림 2" descr="텍스트, 멀티미디어 소프트웨어, 폰트, 소프트웨어이(가) 표시된 사진&#10;&#10;AI가 생성한 콘텐츠는 부정확할 수 있습니다."/>
@@ -1278,6 +1600,7 @@
               </w:rPr>
               <w:t xml:space="preserve"> </w:t>
             </w:r>
+            <w:proofErr w:type="gramStart"/>
             <w:r>
               <w:rPr>
                 <w:rStyle w:val="token"/>
@@ -1309,7 +1632,19 @@
                 <w:szCs w:val="20"/>
                 <w:bdr w:val="single" w:sz="2" w:space="0" w:color="E5E7EB" w:frame="1"/>
               </w:rPr>
-              <w:t>[]</w:t>
+              <w:t>[</w:t>
+            </w:r>
+            <w:proofErr w:type="gramEnd"/>
+            <w:r>
+              <w:rPr>
+                <w:rStyle w:val="token"/>
+                <w:rFonts w:asciiTheme="minorHAnsi" w:eastAsiaTheme="minorHAnsi" w:hAnsiTheme="minorHAnsi"/>
+                <w:color w:val="4D4D4C"/>
+                <w:sz w:val="20"/>
+                <w:szCs w:val="20"/>
+                <w:bdr w:val="single" w:sz="2" w:space="0" w:color="E5E7EB" w:frame="1"/>
+              </w:rPr>
+              <w:t>]</w:t>
             </w:r>
             <w:r>
               <w:rPr>
@@ -1320,8 +1655,21 @@
                 <w:szCs w:val="20"/>
                 <w:bdr w:val="single" w:sz="2" w:space="0" w:color="E5E7EB" w:frame="1"/>
               </w:rPr>
-              <w:t xml:space="preserve"> args</w:t>
-            </w:r>
+              <w:t xml:space="preserve"> </w:t>
+            </w:r>
+            <w:proofErr w:type="spellStart"/>
+            <w:r>
+              <w:rPr>
+                <w:rStyle w:val="HTML0"/>
+                <w:rFonts w:asciiTheme="minorHAnsi" w:eastAsiaTheme="minorHAnsi" w:hAnsiTheme="minorHAnsi"/>
+                <w:color w:val="4D4D4C"/>
+                <w:sz w:val="20"/>
+                <w:szCs w:val="20"/>
+                <w:bdr w:val="single" w:sz="2" w:space="0" w:color="E5E7EB" w:frame="1"/>
+              </w:rPr>
+              <w:t>args</w:t>
+            </w:r>
+            <w:proofErr w:type="spellEnd"/>
             <w:r>
               <w:rPr>
                 <w:rStyle w:val="token"/>
@@ -1450,6 +1798,7 @@
               </w:rPr>
               <w:t xml:space="preserve">            </w:t>
             </w:r>
+            <w:proofErr w:type="gramStart"/>
             <w:r>
               <w:rPr>
                 <w:rStyle w:val="token"/>
@@ -1461,6 +1810,7 @@
               </w:rPr>
               <w:t>sub();</w:t>
             </w:r>
+            <w:proofErr w:type="gramEnd"/>
           </w:p>
           <w:p>
             <w:pPr>
@@ -1548,6 +1898,7 @@
               </w:rPr>
               <w:t>(</w:t>
             </w:r>
+            <w:proofErr w:type="spellStart"/>
             <w:r>
               <w:rPr>
                 <w:rStyle w:val="token"/>
@@ -1559,6 +1910,7 @@
               </w:rPr>
               <w:t>ArrayIndexOutOfBoundsException</w:t>
             </w:r>
+            <w:proofErr w:type="spellEnd"/>
             <w:r>
               <w:rPr>
                 <w:rStyle w:val="HTML0"/>
@@ -1633,6 +1985,7 @@
               </w:rPr>
               <w:t xml:space="preserve">            </w:t>
             </w:r>
+            <w:proofErr w:type="spellStart"/>
             <w:r>
               <w:rPr>
                 <w:rStyle w:val="token"/>
@@ -1675,7 +2028,19 @@
                 <w:szCs w:val="20"/>
                 <w:bdr w:val="single" w:sz="2" w:space="0" w:color="E5E7EB" w:frame="1"/>
               </w:rPr>
-              <w:t>.println(</w:t>
+              <w:t>.println</w:t>
+            </w:r>
+            <w:proofErr w:type="spellEnd"/>
+            <w:r>
+              <w:rPr>
+                <w:rStyle w:val="token"/>
+                <w:rFonts w:asciiTheme="minorHAnsi" w:eastAsiaTheme="minorHAnsi" w:hAnsiTheme="minorHAnsi"/>
+                <w:color w:val="4D4D4C"/>
+                <w:sz w:val="20"/>
+                <w:szCs w:val="20"/>
+                <w:bdr w:val="single" w:sz="2" w:space="0" w:color="E5E7EB" w:frame="1"/>
+              </w:rPr>
+              <w:t>(</w:t>
             </w:r>
             <w:r>
               <w:rPr>
@@ -1719,7 +2084,19 @@
                 <w:szCs w:val="20"/>
                 <w:bdr w:val="single" w:sz="2" w:space="0" w:color="E5E7EB" w:frame="1"/>
               </w:rPr>
-              <w:t xml:space="preserve"> e</w:t>
+              <w:t xml:space="preserve"> </w:t>
+            </w:r>
+            <w:proofErr w:type="spellStart"/>
+            <w:r>
+              <w:rPr>
+                <w:rStyle w:val="HTML0"/>
+                <w:rFonts w:asciiTheme="minorHAnsi" w:eastAsiaTheme="minorHAnsi" w:hAnsiTheme="minorHAnsi"/>
+                <w:color w:val="4D4D4C"/>
+                <w:sz w:val="20"/>
+                <w:szCs w:val="20"/>
+                <w:bdr w:val="single" w:sz="2" w:space="0" w:color="E5E7EB" w:frame="1"/>
+              </w:rPr>
+              <w:t>e</w:t>
             </w:r>
             <w:r>
               <w:rPr>
@@ -1730,7 +2107,19 @@
                 <w:szCs w:val="20"/>
                 <w:bdr w:val="single" w:sz="2" w:space="0" w:color="E5E7EB" w:frame="1"/>
               </w:rPr>
-              <w:t>.getMessage());</w:t>
+              <w:t>.getMessage</w:t>
+            </w:r>
+            <w:proofErr w:type="spellEnd"/>
+            <w:r>
+              <w:rPr>
+                <w:rStyle w:val="token"/>
+                <w:rFonts w:asciiTheme="minorHAnsi" w:eastAsiaTheme="minorHAnsi" w:hAnsiTheme="minorHAnsi"/>
+                <w:color w:val="4D4D4C"/>
+                <w:sz w:val="20"/>
+                <w:szCs w:val="20"/>
+                <w:bdr w:val="single" w:sz="2" w:space="0" w:color="E5E7EB" w:frame="1"/>
+              </w:rPr>
+              <w:t>());</w:t>
             </w:r>
           </w:p>
           <w:p>
@@ -1916,6 +2305,7 @@
               </w:rPr>
               <w:t xml:space="preserve"> </w:t>
             </w:r>
+            <w:proofErr w:type="gramStart"/>
             <w:r>
               <w:rPr>
                 <w:rStyle w:val="token"/>
@@ -1925,7 +2315,19 @@
                 <w:szCs w:val="20"/>
                 <w:bdr w:val="single" w:sz="2" w:space="0" w:color="E5E7EB" w:frame="1"/>
               </w:rPr>
-              <w:t>sub()</w:t>
+              <w:t>sub(</w:t>
+            </w:r>
+            <w:proofErr w:type="gramEnd"/>
+            <w:r>
+              <w:rPr>
+                <w:rStyle w:val="token"/>
+                <w:rFonts w:asciiTheme="minorHAnsi" w:eastAsiaTheme="minorHAnsi" w:hAnsiTheme="minorHAnsi"/>
+                <w:color w:val="4D4D4C"/>
+                <w:sz w:val="20"/>
+                <w:szCs w:val="20"/>
+                <w:bdr w:val="single" w:sz="2" w:space="0" w:color="E5E7EB" w:frame="1"/>
+              </w:rPr>
+              <w:t>)</w:t>
             </w:r>
             <w:r>
               <w:rPr>
@@ -1979,6 +2381,7 @@
               </w:rPr>
               <w:t xml:space="preserve">        </w:t>
             </w:r>
+            <w:proofErr w:type="gramStart"/>
             <w:r>
               <w:rPr>
                 <w:rStyle w:val="token"/>
@@ -2001,7 +2404,19 @@
                 <w:szCs w:val="20"/>
                 <w:bdr w:val="single" w:sz="2" w:space="0" w:color="E5E7EB" w:frame="1"/>
               </w:rPr>
-              <w:t>[]</w:t>
+              <w:t>[</w:t>
+            </w:r>
+            <w:proofErr w:type="gramEnd"/>
+            <w:r>
+              <w:rPr>
+                <w:rStyle w:val="token"/>
+                <w:rFonts w:asciiTheme="minorHAnsi" w:eastAsiaTheme="minorHAnsi" w:hAnsiTheme="minorHAnsi"/>
+                <w:color w:val="4D4D4C"/>
+                <w:sz w:val="20"/>
+                <w:szCs w:val="20"/>
+                <w:bdr w:val="single" w:sz="2" w:space="0" w:color="E5E7EB" w:frame="1"/>
+              </w:rPr>
+              <w:t>]</w:t>
             </w:r>
             <w:r>
               <w:rPr>
@@ -2060,6 +2475,7 @@
               </w:rPr>
               <w:t xml:space="preserve"> </w:t>
             </w:r>
+            <w:proofErr w:type="gramStart"/>
             <w:r>
               <w:rPr>
                 <w:rStyle w:val="token"/>
@@ -2084,6 +2500,7 @@
               </w:rPr>
               <w:t>[</w:t>
             </w:r>
+            <w:proofErr w:type="gramEnd"/>
             <w:r>
               <w:rPr>
                 <w:rStyle w:val="token"/>
@@ -2095,6 +2512,7 @@
               </w:rPr>
               <w:t>10</w:t>
             </w:r>
+            <w:proofErr w:type="gramStart"/>
             <w:r>
               <w:rPr>
                 <w:rStyle w:val="token"/>
@@ -2106,6 +2524,7 @@
               </w:rPr>
               <w:t>];</w:t>
             </w:r>
+            <w:proofErr w:type="gramEnd"/>
           </w:p>
           <w:p>
             <w:pPr>
@@ -2158,7 +2577,31 @@
                 <w:szCs w:val="20"/>
                 <w:bdr w:val="single" w:sz="2" w:space="0" w:color="E5E7EB" w:frame="1"/>
               </w:rPr>
-              <w:t xml:space="preserve"> i </w:t>
+              <w:t xml:space="preserve"> </w:t>
+            </w:r>
+            <w:proofErr w:type="spellStart"/>
+            <w:r>
+              <w:rPr>
+                <w:rStyle w:val="HTML0"/>
+                <w:rFonts w:asciiTheme="minorHAnsi" w:eastAsiaTheme="minorHAnsi" w:hAnsiTheme="minorHAnsi"/>
+                <w:color w:val="4D4D4C"/>
+                <w:sz w:val="20"/>
+                <w:szCs w:val="20"/>
+                <w:bdr w:val="single" w:sz="2" w:space="0" w:color="E5E7EB" w:frame="1"/>
+              </w:rPr>
+              <w:t>i</w:t>
+            </w:r>
+            <w:proofErr w:type="spellEnd"/>
+            <w:r>
+              <w:rPr>
+                <w:rStyle w:val="HTML0"/>
+                <w:rFonts w:asciiTheme="minorHAnsi" w:eastAsiaTheme="minorHAnsi" w:hAnsiTheme="minorHAnsi"/>
+                <w:color w:val="4D4D4C"/>
+                <w:sz w:val="20"/>
+                <w:szCs w:val="20"/>
+                <w:bdr w:val="single" w:sz="2" w:space="0" w:color="E5E7EB" w:frame="1"/>
+              </w:rPr>
+              <w:t xml:space="preserve"> </w:t>
             </w:r>
             <w:r>
               <w:rPr>
@@ -2347,8 +2790,27 @@
                 <w:sz w:val="20"/>
                 <w:szCs w:val="20"/>
               </w:rPr>
-              <w:t> 메소드에서 배열의 범위를 벗어난 인덱스(10)에 접근하므로 </w:t>
-            </w:r>
+              <w:t> 메소드에서 배열의 범위를 벗어난 인덱스(10)</w:t>
+            </w:r>
+            <w:proofErr w:type="spellStart"/>
+            <w:r>
+              <w:rPr>
+                <w:rFonts w:asciiTheme="minorHAnsi" w:eastAsiaTheme="minorHAnsi" w:hAnsiTheme="minorHAnsi" w:cs="Segoe UI"/>
+                <w:sz w:val="20"/>
+                <w:szCs w:val="20"/>
+              </w:rPr>
+              <w:t>에</w:t>
+            </w:r>
+            <w:proofErr w:type="spellEnd"/>
+            <w:r>
+              <w:rPr>
+                <w:rFonts w:asciiTheme="minorHAnsi" w:eastAsiaTheme="minorHAnsi" w:hAnsiTheme="minorHAnsi" w:cs="Segoe UI"/>
+                <w:sz w:val="20"/>
+                <w:szCs w:val="20"/>
+              </w:rPr>
+              <w:t xml:space="preserve"> 접근하므로 </w:t>
+            </w:r>
+            <w:proofErr w:type="spellStart"/>
             <w:r>
               <w:rPr>
                 <w:rStyle w:val="HTML0"/>
@@ -2359,6 +2821,7 @@
               </w:rPr>
               <w:t>ArrayIndexOutOfBoundsException</w:t>
             </w:r>
+            <w:proofErr w:type="spellEnd"/>
             <w:r>
               <w:rPr>
                 <w:rFonts w:asciiTheme="minorHAnsi" w:eastAsiaTheme="minorHAnsi" w:hAnsiTheme="minorHAnsi" w:cs="Segoe UI"/>
@@ -2688,6 +3151,7 @@
               </w:rPr>
               <w:t xml:space="preserve"> </w:t>
             </w:r>
+            <w:proofErr w:type="gramStart"/>
             <w:r>
               <w:rPr>
                 <w:rStyle w:val="token"/>
@@ -2719,7 +3183,19 @@
                 <w:szCs w:val="20"/>
                 <w:bdr w:val="single" w:sz="2" w:space="0" w:color="E5E7EB" w:frame="1"/>
               </w:rPr>
-              <w:t>[]</w:t>
+              <w:t>[</w:t>
+            </w:r>
+            <w:proofErr w:type="gramEnd"/>
+            <w:r>
+              <w:rPr>
+                <w:rStyle w:val="token"/>
+                <w:rFonts w:asciiTheme="minorHAnsi" w:eastAsiaTheme="minorHAnsi" w:hAnsiTheme="minorHAnsi"/>
+                <w:color w:val="4D4D4C"/>
+                <w:sz w:val="20"/>
+                <w:szCs w:val="20"/>
+                <w:bdr w:val="single" w:sz="2" w:space="0" w:color="E5E7EB" w:frame="1"/>
+              </w:rPr>
+              <w:t>]</w:t>
             </w:r>
             <w:r>
               <w:rPr>
@@ -2730,8 +3206,21 @@
                 <w:szCs w:val="20"/>
                 <w:bdr w:val="single" w:sz="2" w:space="0" w:color="E5E7EB" w:frame="1"/>
               </w:rPr>
-              <w:t xml:space="preserve"> args</w:t>
-            </w:r>
+              <w:t xml:space="preserve"> </w:t>
+            </w:r>
+            <w:proofErr w:type="spellStart"/>
+            <w:r>
+              <w:rPr>
+                <w:rStyle w:val="HTML0"/>
+                <w:rFonts w:asciiTheme="minorHAnsi" w:eastAsiaTheme="minorHAnsi" w:hAnsiTheme="minorHAnsi"/>
+                <w:color w:val="4D4D4C"/>
+                <w:sz w:val="20"/>
+                <w:szCs w:val="20"/>
+                <w:bdr w:val="single" w:sz="2" w:space="0" w:color="E5E7EB" w:frame="1"/>
+              </w:rPr>
+              <w:t>args</w:t>
+            </w:r>
+            <w:proofErr w:type="spellEnd"/>
             <w:r>
               <w:rPr>
                 <w:rStyle w:val="token"/>
@@ -2860,6 +3349,7 @@
               </w:rPr>
               <w:t xml:space="preserve">            </w:t>
             </w:r>
+            <w:proofErr w:type="gramStart"/>
             <w:r>
               <w:rPr>
                 <w:rStyle w:val="token"/>
@@ -2871,6 +3361,7 @@
               </w:rPr>
               <w:t>sub();</w:t>
             </w:r>
+            <w:proofErr w:type="gramEnd"/>
           </w:p>
           <w:p>
             <w:pPr>
@@ -2958,6 +3449,7 @@
               </w:rPr>
               <w:t>(</w:t>
             </w:r>
+            <w:proofErr w:type="spellStart"/>
             <w:r>
               <w:rPr>
                 <w:rStyle w:val="token"/>
@@ -2969,6 +3461,7 @@
               </w:rPr>
               <w:t>ArrayIndexOutOfBoundsException</w:t>
             </w:r>
+            <w:proofErr w:type="spellEnd"/>
             <w:r>
               <w:rPr>
                 <w:rStyle w:val="HTML0"/>
@@ -3043,6 +3536,7 @@
               </w:rPr>
               <w:t xml:space="preserve">            </w:t>
             </w:r>
+            <w:proofErr w:type="spellStart"/>
             <w:r>
               <w:rPr>
                 <w:rStyle w:val="token"/>
@@ -3085,7 +3579,19 @@
                 <w:szCs w:val="20"/>
                 <w:bdr w:val="single" w:sz="2" w:space="0" w:color="E5E7EB" w:frame="1"/>
               </w:rPr>
-              <w:t>.println(</w:t>
+              <w:t>.println</w:t>
+            </w:r>
+            <w:proofErr w:type="spellEnd"/>
+            <w:r>
+              <w:rPr>
+                <w:rStyle w:val="token"/>
+                <w:rFonts w:asciiTheme="minorHAnsi" w:eastAsiaTheme="minorHAnsi" w:hAnsiTheme="minorHAnsi"/>
+                <w:color w:val="4D4D4C"/>
+                <w:sz w:val="20"/>
+                <w:szCs w:val="20"/>
+                <w:bdr w:val="single" w:sz="2" w:space="0" w:color="E5E7EB" w:frame="1"/>
+              </w:rPr>
+              <w:t>(</w:t>
             </w:r>
             <w:r>
               <w:rPr>
@@ -3129,7 +3635,19 @@
                 <w:szCs w:val="20"/>
                 <w:bdr w:val="single" w:sz="2" w:space="0" w:color="E5E7EB" w:frame="1"/>
               </w:rPr>
-              <w:t xml:space="preserve"> e</w:t>
+              <w:t xml:space="preserve"> </w:t>
+            </w:r>
+            <w:proofErr w:type="spellStart"/>
+            <w:r>
+              <w:rPr>
+                <w:rStyle w:val="HTML0"/>
+                <w:rFonts w:asciiTheme="minorHAnsi" w:eastAsiaTheme="minorHAnsi" w:hAnsiTheme="minorHAnsi"/>
+                <w:color w:val="4D4D4C"/>
+                <w:sz w:val="20"/>
+                <w:szCs w:val="20"/>
+                <w:bdr w:val="single" w:sz="2" w:space="0" w:color="E5E7EB" w:frame="1"/>
+              </w:rPr>
+              <w:t>e</w:t>
             </w:r>
             <w:r>
               <w:rPr>
@@ -3140,7 +3658,19 @@
                 <w:szCs w:val="20"/>
                 <w:bdr w:val="single" w:sz="2" w:space="0" w:color="E5E7EB" w:frame="1"/>
               </w:rPr>
-              <w:t>.getMessage());</w:t>
+              <w:t>.getMessage</w:t>
+            </w:r>
+            <w:proofErr w:type="spellEnd"/>
+            <w:r>
+              <w:rPr>
+                <w:rStyle w:val="token"/>
+                <w:rFonts w:asciiTheme="minorHAnsi" w:eastAsiaTheme="minorHAnsi" w:hAnsiTheme="minorHAnsi"/>
+                <w:color w:val="4D4D4C"/>
+                <w:sz w:val="20"/>
+                <w:szCs w:val="20"/>
+                <w:bdr w:val="single" w:sz="2" w:space="0" w:color="E5E7EB" w:frame="1"/>
+              </w:rPr>
+              <w:t>());</w:t>
             </w:r>
           </w:p>
           <w:p>
@@ -3326,6 +3856,7 @@
               </w:rPr>
               <w:t xml:space="preserve"> </w:t>
             </w:r>
+            <w:proofErr w:type="gramStart"/>
             <w:r>
               <w:rPr>
                 <w:rStyle w:val="token"/>
@@ -3335,7 +3866,19 @@
                 <w:szCs w:val="20"/>
                 <w:bdr w:val="single" w:sz="2" w:space="0" w:color="E5E7EB" w:frame="1"/>
               </w:rPr>
-              <w:t>sub()</w:t>
+              <w:t>sub(</w:t>
+            </w:r>
+            <w:proofErr w:type="gramEnd"/>
+            <w:r>
+              <w:rPr>
+                <w:rStyle w:val="token"/>
+                <w:rFonts w:asciiTheme="minorHAnsi" w:eastAsiaTheme="minorHAnsi" w:hAnsiTheme="minorHAnsi"/>
+                <w:color w:val="4D4D4C"/>
+                <w:sz w:val="20"/>
+                <w:szCs w:val="20"/>
+                <w:bdr w:val="single" w:sz="2" w:space="0" w:color="E5E7EB" w:frame="1"/>
+              </w:rPr>
+              <w:t>)</w:t>
             </w:r>
             <w:r>
               <w:rPr>
@@ -3372,6 +3915,7 @@
               </w:rPr>
               <w:t xml:space="preserve"> </w:t>
             </w:r>
+            <w:proofErr w:type="spellStart"/>
             <w:r>
               <w:rPr>
                 <w:rStyle w:val="token"/>
@@ -3383,6 +3927,7 @@
               </w:rPr>
               <w:t>ArrayIndexOutOfBoundsException</w:t>
             </w:r>
+            <w:proofErr w:type="spellEnd"/>
             <w:r>
               <w:rPr>
                 <w:rStyle w:val="HTML0"/>
@@ -3436,6 +3981,7 @@
               <w:lastRenderedPageBreak/>
               <w:t xml:space="preserve">        </w:t>
             </w:r>
+            <w:proofErr w:type="gramStart"/>
             <w:r>
               <w:rPr>
                 <w:rStyle w:val="token"/>
@@ -3458,7 +4004,19 @@
                 <w:szCs w:val="20"/>
                 <w:bdr w:val="single" w:sz="2" w:space="0" w:color="E5E7EB" w:frame="1"/>
               </w:rPr>
-              <w:t>[]</w:t>
+              <w:t>[</w:t>
+            </w:r>
+            <w:proofErr w:type="gramEnd"/>
+            <w:r>
+              <w:rPr>
+                <w:rStyle w:val="token"/>
+                <w:rFonts w:asciiTheme="minorHAnsi" w:eastAsiaTheme="minorHAnsi" w:hAnsiTheme="minorHAnsi"/>
+                <w:color w:val="4D4D4C"/>
+                <w:sz w:val="20"/>
+                <w:szCs w:val="20"/>
+                <w:bdr w:val="single" w:sz="2" w:space="0" w:color="E5E7EB" w:frame="1"/>
+              </w:rPr>
+              <w:t>]</w:t>
             </w:r>
             <w:r>
               <w:rPr>
@@ -3517,6 +4075,7 @@
               </w:rPr>
               <w:t xml:space="preserve"> </w:t>
             </w:r>
+            <w:proofErr w:type="gramStart"/>
             <w:r>
               <w:rPr>
                 <w:rStyle w:val="token"/>
@@ -3541,6 +4100,7 @@
               </w:rPr>
               <w:t>[</w:t>
             </w:r>
+            <w:proofErr w:type="gramEnd"/>
             <w:r>
               <w:rPr>
                 <w:rStyle w:val="token"/>
@@ -3552,6 +4112,7 @@
               </w:rPr>
               <w:t>10</w:t>
             </w:r>
+            <w:proofErr w:type="gramStart"/>
             <w:r>
               <w:rPr>
                 <w:rStyle w:val="token"/>
@@ -3563,6 +4124,7 @@
               </w:rPr>
               <w:t>];</w:t>
             </w:r>
+            <w:proofErr w:type="gramEnd"/>
           </w:p>
           <w:p>
             <w:pPr>
@@ -3615,7 +4177,31 @@
                 <w:szCs w:val="20"/>
                 <w:bdr w:val="single" w:sz="2" w:space="0" w:color="E5E7EB" w:frame="1"/>
               </w:rPr>
-              <w:t xml:space="preserve"> i </w:t>
+              <w:t xml:space="preserve"> </w:t>
+            </w:r>
+            <w:proofErr w:type="spellStart"/>
+            <w:r>
+              <w:rPr>
+                <w:rStyle w:val="HTML0"/>
+                <w:rFonts w:asciiTheme="minorHAnsi" w:eastAsiaTheme="minorHAnsi" w:hAnsiTheme="minorHAnsi"/>
+                <w:color w:val="4D4D4C"/>
+                <w:sz w:val="20"/>
+                <w:szCs w:val="20"/>
+                <w:bdr w:val="single" w:sz="2" w:space="0" w:color="E5E7EB" w:frame="1"/>
+              </w:rPr>
+              <w:t>i</w:t>
+            </w:r>
+            <w:proofErr w:type="spellEnd"/>
+            <w:r>
+              <w:rPr>
+                <w:rStyle w:val="HTML0"/>
+                <w:rFonts w:asciiTheme="minorHAnsi" w:eastAsiaTheme="minorHAnsi" w:hAnsiTheme="minorHAnsi"/>
+                <w:color w:val="4D4D4C"/>
+                <w:sz w:val="20"/>
+                <w:szCs w:val="20"/>
+                <w:bdr w:val="single" w:sz="2" w:space="0" w:color="E5E7EB" w:frame="1"/>
+              </w:rPr>
+              <w:t xml:space="preserve"> </w:t>
             </w:r>
             <w:r>
               <w:rPr>
@@ -3814,7 +4400,18 @@
                 <w:szCs w:val="20"/>
                 <w:bdr w:val="single" w:sz="2" w:space="0" w:color="E5E7EB" w:frame="1"/>
               </w:rPr>
-              <w:t>throws ArrayIndexOutOfBoundsException</w:t>
+              <w:t xml:space="preserve">throws </w:t>
+            </w:r>
+            <w:proofErr w:type="spellStart"/>
+            <w:r>
+              <w:rPr>
+                <w:rStyle w:val="HTML0"/>
+                <w:rFonts w:asciiTheme="minorHAnsi" w:eastAsiaTheme="minorHAnsi" w:hAnsiTheme="minorHAnsi" w:cs="Courier New"/>
+                <w:sz w:val="20"/>
+                <w:szCs w:val="20"/>
+                <w:bdr w:val="single" w:sz="2" w:space="0" w:color="E5E7EB" w:frame="1"/>
+              </w:rPr>
+              <w:t>ArrayIndexOutOfBoundsException</w:t>
             </w:r>
             <w:r>
               <w:rPr>
@@ -3822,7 +4419,16 @@
                 <w:sz w:val="20"/>
                 <w:szCs w:val="20"/>
               </w:rPr>
-              <w:t>를 추가합니다.</w:t>
+              <w:t>를</w:t>
+            </w:r>
+            <w:proofErr w:type="spellEnd"/>
+            <w:r>
+              <w:rPr>
+                <w:rFonts w:asciiTheme="minorHAnsi" w:eastAsiaTheme="minorHAnsi" w:hAnsiTheme="minorHAnsi" w:cs="Segoe UI"/>
+                <w:sz w:val="20"/>
+                <w:szCs w:val="20"/>
+              </w:rPr>
+              <w:t xml:space="preserve"> 추가합니다.</w:t>
             </w:r>
           </w:p>
           <w:p>
@@ -3919,6 +4525,7 @@
                 <w:szCs w:val="20"/>
               </w:rPr>
             </w:pPr>
+            <w:proofErr w:type="spellStart"/>
             <w:r>
               <w:rPr>
                 <w:rStyle w:val="HTML0"/>
@@ -3929,13 +4536,32 @@
               </w:rPr>
               <w:t>ArrayIndexOutOfBoundsException</w:t>
             </w:r>
+            <w:proofErr w:type="spellEnd"/>
             <w:r>
               <w:rPr>
                 <w:rFonts w:asciiTheme="minorHAnsi" w:eastAsiaTheme="minorHAnsi" w:hAnsiTheme="minorHAnsi" w:cs="Segoe UI"/>
                 <w:sz w:val="20"/>
                 <w:szCs w:val="20"/>
               </w:rPr>
-              <w:t>은 런타임 예외(Checked Exception이 아님)이기 때문에 throws 선언 없이도 자동으로 전파됩니다. 하지만 명시적으로 throws를 선언할 수 있습니다</w:t>
+              <w:t>은 런타임 예외(Checked Exception이 아님)이기 때문에 throws 선언 없이도 자동으로 전파됩니다. 하지만 명시적으로 throws</w:t>
+            </w:r>
+            <w:proofErr w:type="spellStart"/>
+            <w:r>
+              <w:rPr>
+                <w:rFonts w:asciiTheme="minorHAnsi" w:eastAsiaTheme="minorHAnsi" w:hAnsiTheme="minorHAnsi" w:cs="Segoe UI"/>
+                <w:sz w:val="20"/>
+                <w:szCs w:val="20"/>
+              </w:rPr>
+              <w:t>를</w:t>
+            </w:r>
+            <w:proofErr w:type="spellEnd"/>
+            <w:r>
+              <w:rPr>
+                <w:rFonts w:asciiTheme="minorHAnsi" w:eastAsiaTheme="minorHAnsi" w:hAnsiTheme="minorHAnsi" w:cs="Segoe UI"/>
+                <w:sz w:val="20"/>
+                <w:szCs w:val="20"/>
+              </w:rPr>
+              <w:t xml:space="preserve"> 선언할 수 있습니다</w:t>
             </w:r>
           </w:p>
           <w:p>
@@ -4123,8 +4749,29 @@
           <w:kern w:val="0"/>
           <w:szCs w:val="20"/>
         </w:rPr>
-        <w:t xml:space="preserve"> main(String[] </w:t>
-      </w:r>
+        <w:t xml:space="preserve"> </w:t>
+      </w:r>
+      <w:proofErr w:type="gramStart"/>
+      <w:r>
+        <w:rPr>
+          <w:rFonts w:asciiTheme="minorEastAsia" w:hAnsiTheme="minorEastAsia" w:cs="굴림" w:hint="eastAsia"/>
+          <w:color w:val="000000"/>
+          <w:kern w:val="0"/>
+          <w:szCs w:val="20"/>
+        </w:rPr>
+        <w:t>main(String[</w:t>
+      </w:r>
+      <w:proofErr w:type="gramEnd"/>
+      <w:r>
+        <w:rPr>
+          <w:rFonts w:asciiTheme="minorEastAsia" w:hAnsiTheme="minorEastAsia" w:cs="굴림" w:hint="eastAsia"/>
+          <w:color w:val="000000"/>
+          <w:kern w:val="0"/>
+          <w:szCs w:val="20"/>
+        </w:rPr>
+        <w:t xml:space="preserve">] </w:t>
+      </w:r>
+      <w:proofErr w:type="spellStart"/>
       <w:r>
         <w:rPr>
           <w:rFonts w:asciiTheme="minorEastAsia" w:hAnsiTheme="minorEastAsia" w:cs="굴림" w:hint="eastAsia"/>
@@ -4134,6 +4781,7 @@
         </w:rPr>
         <w:t>args</w:t>
       </w:r>
+      <w:proofErr w:type="spellEnd"/>
       <w:r>
         <w:rPr>
           <w:rFonts w:asciiTheme="minorEastAsia" w:hAnsiTheme="minorEastAsia" w:cs="굴림" w:hint="eastAsia"/>
@@ -4178,6 +4826,7 @@
         </w:rPr>
         <w:tab/>
       </w:r>
+      <w:proofErr w:type="gramStart"/>
       <w:r>
         <w:rPr>
           <w:rFonts w:asciiTheme="minorEastAsia" w:hAnsiTheme="minorEastAsia" w:cs="굴림" w:hint="eastAsia"/>
@@ -4195,7 +4844,17 @@
           <w:kern w:val="0"/>
           <w:szCs w:val="20"/>
         </w:rPr>
-        <w:t xml:space="preserve">  { </w:t>
+        <w:t xml:space="preserve">  {</w:t>
+      </w:r>
+      <w:proofErr w:type="gramEnd"/>
+      <w:r>
+        <w:rPr>
+          <w:rFonts w:asciiTheme="minorEastAsia" w:hAnsiTheme="minorEastAsia" w:cs="굴림" w:hint="eastAsia"/>
+          <w:color w:val="000000"/>
+          <w:kern w:val="0"/>
+          <w:szCs w:val="20"/>
+        </w:rPr>
+        <w:t xml:space="preserve"> </w:t>
       </w:r>
     </w:p>
     <w:p>
@@ -4268,7 +4927,27 @@
           <w:kern w:val="0"/>
           <w:szCs w:val="20"/>
         </w:rPr>
-        <w:t xml:space="preserve"> = 0; </w:t>
+        <w:t xml:space="preserve"> = </w:t>
+      </w:r>
+      <w:proofErr w:type="gramStart"/>
+      <w:r>
+        <w:rPr>
+          <w:rFonts w:asciiTheme="minorEastAsia" w:hAnsiTheme="minorEastAsia" w:cs="굴림" w:hint="eastAsia"/>
+          <w:color w:val="000000"/>
+          <w:kern w:val="0"/>
+          <w:szCs w:val="20"/>
+        </w:rPr>
+        <w:t>0;</w:t>
+      </w:r>
+      <w:proofErr w:type="gramEnd"/>
+      <w:r>
+        <w:rPr>
+          <w:rFonts w:asciiTheme="minorEastAsia" w:hAnsiTheme="minorEastAsia" w:cs="굴림" w:hint="eastAsia"/>
+          <w:color w:val="000000"/>
+          <w:kern w:val="0"/>
+          <w:szCs w:val="20"/>
+        </w:rPr>
+        <w:t xml:space="preserve"> </w:t>
       </w:r>
     </w:p>
     <w:p>
@@ -4343,6 +5022,7 @@
         </w:rPr>
         <w:t xml:space="preserve"> = 5 / </w:t>
       </w:r>
+      <w:proofErr w:type="gramStart"/>
       <w:r>
         <w:rPr>
           <w:rFonts w:asciiTheme="minorEastAsia" w:hAnsiTheme="minorEastAsia" w:cs="굴림" w:hint="eastAsia"/>
@@ -4359,7 +5039,17 @@
           <w:kern w:val="0"/>
           <w:szCs w:val="20"/>
         </w:rPr>
-        <w:t xml:space="preserve">; </w:t>
+        <w:t>;</w:t>
+      </w:r>
+      <w:proofErr w:type="gramEnd"/>
+      <w:r>
+        <w:rPr>
+          <w:rFonts w:asciiTheme="minorEastAsia" w:hAnsiTheme="minorEastAsia" w:cs="굴림" w:hint="eastAsia"/>
+          <w:color w:val="000000"/>
+          <w:kern w:val="0"/>
+          <w:szCs w:val="20"/>
+        </w:rPr>
+        <w:t xml:space="preserve"> </w:t>
       </w:r>
     </w:p>
     <w:p>
@@ -4451,6 +5141,7 @@
         </w:rPr>
         <w:t xml:space="preserve"> (Exception </w:t>
       </w:r>
+      <w:proofErr w:type="gramStart"/>
       <w:r>
         <w:rPr>
           <w:rFonts w:asciiTheme="minorEastAsia" w:hAnsiTheme="minorEastAsia" w:cs="굴림" w:hint="eastAsia"/>
@@ -4469,6 +5160,7 @@
         </w:rPr>
         <w:t>)  {</w:t>
       </w:r>
+      <w:proofErr w:type="gramEnd"/>
     </w:p>
     <w:p>
       <w:pPr>
@@ -4503,7 +5195,17 @@
           <w:szCs w:val="20"/>
         </w:rPr>
         <w:tab/>
-        <w:t xml:space="preserve">    System.</w:t>
+        <w:t xml:space="preserve">    </w:t>
+      </w:r>
+      <w:proofErr w:type="spellStart"/>
+      <w:r>
+        <w:rPr>
+          <w:rFonts w:asciiTheme="minorEastAsia" w:hAnsiTheme="minorEastAsia" w:cs="굴림" w:hint="eastAsia"/>
+          <w:color w:val="000000"/>
+          <w:kern w:val="0"/>
+          <w:szCs w:val="20"/>
+        </w:rPr>
+        <w:t>System.</w:t>
       </w:r>
       <w:r>
         <w:rPr>
@@ -4524,7 +5226,17 @@
           <w:kern w:val="0"/>
           <w:szCs w:val="20"/>
         </w:rPr>
-        <w:t>.println(</w:t>
+        <w:t>.println</w:t>
+      </w:r>
+      <w:proofErr w:type="spellEnd"/>
+      <w:r>
+        <w:rPr>
+          <w:rFonts w:asciiTheme="minorEastAsia" w:hAnsiTheme="minorEastAsia" w:cs="굴림" w:hint="eastAsia"/>
+          <w:color w:val="000000"/>
+          <w:kern w:val="0"/>
+          <w:szCs w:val="20"/>
+        </w:rPr>
+        <w:t>(</w:t>
       </w:r>
       <w:r>
         <w:rPr>
@@ -4535,6 +5247,7 @@
         </w:rPr>
         <w:t>"Exception"</w:t>
       </w:r>
+      <w:proofErr w:type="gramStart"/>
       <w:r>
         <w:rPr>
           <w:rFonts w:asciiTheme="minorEastAsia" w:hAnsiTheme="minorEastAsia" w:cs="굴림" w:hint="eastAsia"/>
@@ -4542,7 +5255,17 @@
           <w:kern w:val="0"/>
           <w:szCs w:val="20"/>
         </w:rPr>
-        <w:t xml:space="preserve">); </w:t>
+        <w:t>);</w:t>
+      </w:r>
+      <w:proofErr w:type="gramEnd"/>
+      <w:r>
+        <w:rPr>
+          <w:rFonts w:asciiTheme="minorEastAsia" w:hAnsiTheme="minorEastAsia" w:cs="굴림" w:hint="eastAsia"/>
+          <w:color w:val="000000"/>
+          <w:kern w:val="0"/>
+          <w:szCs w:val="20"/>
+        </w:rPr>
+        <w:t xml:space="preserve"> </w:t>
       </w:r>
     </w:p>
     <w:p>
@@ -4634,6 +5357,7 @@
         </w:rPr>
         <w:t xml:space="preserve"> (</w:t>
       </w:r>
+      <w:proofErr w:type="spellStart"/>
       <w:r>
         <w:rPr>
           <w:rFonts w:asciiTheme="minorEastAsia" w:hAnsiTheme="minorEastAsia" w:cs="굴림" w:hint="eastAsia"/>
@@ -4644,6 +5368,7 @@
         </w:rPr>
         <w:t>ArithmeticException</w:t>
       </w:r>
+      <w:proofErr w:type="spellEnd"/>
       <w:r>
         <w:rPr>
           <w:rFonts w:asciiTheme="minorEastAsia" w:hAnsiTheme="minorEastAsia" w:cs="굴림" w:hint="eastAsia"/>
@@ -4653,6 +5378,7 @@
         </w:rPr>
         <w:t xml:space="preserve"> </w:t>
       </w:r>
+      <w:proofErr w:type="gramStart"/>
       <w:r>
         <w:rPr>
           <w:rFonts w:asciiTheme="minorEastAsia" w:hAnsiTheme="minorEastAsia" w:cs="굴림" w:hint="eastAsia"/>
@@ -4671,6 +5397,7 @@
         </w:rPr>
         <w:t>)  {</w:t>
       </w:r>
+      <w:proofErr w:type="gramEnd"/>
     </w:p>
     <w:p>
       <w:pPr>
@@ -4705,7 +5432,17 @@
           <w:szCs w:val="20"/>
         </w:rPr>
         <w:tab/>
-        <w:t xml:space="preserve">    System.</w:t>
+        <w:t xml:space="preserve">    </w:t>
+      </w:r>
+      <w:proofErr w:type="spellStart"/>
+      <w:r>
+        <w:rPr>
+          <w:rFonts w:asciiTheme="minorEastAsia" w:hAnsiTheme="minorEastAsia" w:cs="굴림" w:hint="eastAsia"/>
+          <w:color w:val="000000"/>
+          <w:kern w:val="0"/>
+          <w:szCs w:val="20"/>
+        </w:rPr>
+        <w:t>System.</w:t>
       </w:r>
       <w:r>
         <w:rPr>
@@ -4726,7 +5463,17 @@
           <w:kern w:val="0"/>
           <w:szCs w:val="20"/>
         </w:rPr>
-        <w:t>.println(</w:t>
+        <w:t>.println</w:t>
+      </w:r>
+      <w:proofErr w:type="spellEnd"/>
+      <w:r>
+        <w:rPr>
+          <w:rFonts w:asciiTheme="minorEastAsia" w:hAnsiTheme="minorEastAsia" w:cs="굴림" w:hint="eastAsia"/>
+          <w:color w:val="000000"/>
+          <w:kern w:val="0"/>
+          <w:szCs w:val="20"/>
+        </w:rPr>
+        <w:t>(</w:t>
       </w:r>
       <w:r>
         <w:rPr>
@@ -4737,6 +5484,7 @@
         </w:rPr>
         <w:t>" Arithmetic Exception"</w:t>
       </w:r>
+      <w:proofErr w:type="gramStart"/>
       <w:r>
         <w:rPr>
           <w:rFonts w:asciiTheme="minorEastAsia" w:hAnsiTheme="minorEastAsia" w:cs="굴림" w:hint="eastAsia"/>
@@ -4744,7 +5492,17 @@
           <w:kern w:val="0"/>
           <w:szCs w:val="20"/>
         </w:rPr>
-        <w:t xml:space="preserve">); </w:t>
+        <w:t>);</w:t>
+      </w:r>
+      <w:proofErr w:type="gramEnd"/>
+      <w:r>
+        <w:rPr>
+          <w:rFonts w:asciiTheme="minorEastAsia" w:hAnsiTheme="minorEastAsia" w:cs="굴림" w:hint="eastAsia"/>
+          <w:color w:val="000000"/>
+          <w:kern w:val="0"/>
+          <w:szCs w:val="20"/>
+        </w:rPr>
+        <w:t xml:space="preserve"> </w:t>
       </w:r>
     </w:p>
     <w:p>
@@ -4816,6 +5574,15 @@
           <w:szCs w:val="20"/>
         </w:rPr>
         <w:tab/>
+      </w:r>
+      <w:proofErr w:type="spellStart"/>
+      <w:r>
+        <w:rPr>
+          <w:rFonts w:asciiTheme="minorEastAsia" w:hAnsiTheme="minorEastAsia" w:cs="굴림" w:hint="eastAsia"/>
+          <w:color w:val="000000"/>
+          <w:kern w:val="0"/>
+          <w:szCs w:val="20"/>
+        </w:rPr>
         <w:t>System.</w:t>
       </w:r>
       <w:r>
@@ -4837,7 +5604,17 @@
           <w:kern w:val="0"/>
           <w:szCs w:val="20"/>
         </w:rPr>
-        <w:t>.println(</w:t>
+        <w:t>.println</w:t>
+      </w:r>
+      <w:proofErr w:type="spellEnd"/>
+      <w:r>
+        <w:rPr>
+          <w:rFonts w:asciiTheme="minorEastAsia" w:hAnsiTheme="minorEastAsia" w:cs="굴림" w:hint="eastAsia"/>
+          <w:color w:val="000000"/>
+          <w:kern w:val="0"/>
+          <w:szCs w:val="20"/>
+        </w:rPr>
+        <w:t>(</w:t>
       </w:r>
       <w:r>
         <w:rPr>
@@ -4848,6 +5625,7 @@
         </w:rPr>
         <w:t>"finished"</w:t>
       </w:r>
+      <w:proofErr w:type="gramStart"/>
       <w:r>
         <w:rPr>
           <w:rFonts w:asciiTheme="minorEastAsia" w:hAnsiTheme="minorEastAsia" w:cs="굴림" w:hint="eastAsia"/>
@@ -4857,6 +5635,7 @@
         </w:rPr>
         <w:t>);</w:t>
       </w:r>
+      <w:proofErr w:type="gramEnd"/>
     </w:p>
     <w:p>
       <w:pPr>
@@ -5104,8 +5883,29 @@
                 <w:kern w:val="0"/>
                 <w:szCs w:val="20"/>
               </w:rPr>
-              <w:t xml:space="preserve"> main(String[] </w:t>
-            </w:r>
+              <w:t xml:space="preserve"> </w:t>
+            </w:r>
+            <w:proofErr w:type="gramStart"/>
+            <w:r>
+              <w:rPr>
+                <w:rFonts w:eastAsiaTheme="minorHAnsi" w:cs="굴림" w:hint="eastAsia"/>
+                <w:color w:val="000000"/>
+                <w:kern w:val="0"/>
+                <w:szCs w:val="20"/>
+              </w:rPr>
+              <w:t>main(String[</w:t>
+            </w:r>
+            <w:proofErr w:type="gramEnd"/>
+            <w:r>
+              <w:rPr>
+                <w:rFonts w:eastAsiaTheme="minorHAnsi" w:cs="굴림" w:hint="eastAsia"/>
+                <w:color w:val="000000"/>
+                <w:kern w:val="0"/>
+                <w:szCs w:val="20"/>
+              </w:rPr>
+              <w:t xml:space="preserve">] </w:t>
+            </w:r>
+            <w:proofErr w:type="spellStart"/>
             <w:r>
               <w:rPr>
                 <w:rFonts w:eastAsiaTheme="minorHAnsi" w:cs="굴림" w:hint="eastAsia"/>
@@ -5115,6 +5915,7 @@
               </w:rPr>
               <w:t>args</w:t>
             </w:r>
+            <w:proofErr w:type="spellEnd"/>
             <w:r>
               <w:rPr>
                 <w:rFonts w:eastAsiaTheme="minorHAnsi" w:cs="굴림" w:hint="eastAsia"/>
@@ -5158,6 +5959,7 @@
               </w:rPr>
               <w:tab/>
             </w:r>
+            <w:proofErr w:type="gramStart"/>
             <w:r>
               <w:rPr>
                 <w:rFonts w:eastAsiaTheme="minorHAnsi" w:cs="굴림" w:hint="eastAsia"/>
@@ -5175,7 +5977,17 @@
                 <w:kern w:val="0"/>
                 <w:szCs w:val="20"/>
               </w:rPr>
-              <w:t xml:space="preserve">  { </w:t>
+              <w:t xml:space="preserve">  {</w:t>
+            </w:r>
+            <w:proofErr w:type="gramEnd"/>
+            <w:r>
+              <w:rPr>
+                <w:rFonts w:eastAsiaTheme="minorHAnsi" w:cs="굴림" w:hint="eastAsia"/>
+                <w:color w:val="000000"/>
+                <w:kern w:val="0"/>
+                <w:szCs w:val="20"/>
+              </w:rPr>
+              <w:t xml:space="preserve"> </w:t>
             </w:r>
           </w:p>
           <w:p>
@@ -5247,7 +6059,27 @@
                 <w:kern w:val="0"/>
                 <w:szCs w:val="20"/>
               </w:rPr>
-              <w:t xml:space="preserve"> = 0; </w:t>
+              <w:t xml:space="preserve"> = </w:t>
+            </w:r>
+            <w:proofErr w:type="gramStart"/>
+            <w:r>
+              <w:rPr>
+                <w:rFonts w:eastAsiaTheme="minorHAnsi" w:cs="굴림" w:hint="eastAsia"/>
+                <w:color w:val="000000"/>
+                <w:kern w:val="0"/>
+                <w:szCs w:val="20"/>
+              </w:rPr>
+              <w:t>0;</w:t>
+            </w:r>
+            <w:proofErr w:type="gramEnd"/>
+            <w:r>
+              <w:rPr>
+                <w:rFonts w:eastAsiaTheme="minorHAnsi" w:cs="굴림" w:hint="eastAsia"/>
+                <w:color w:val="000000"/>
+                <w:kern w:val="0"/>
+                <w:szCs w:val="20"/>
+              </w:rPr>
+              <w:t xml:space="preserve"> </w:t>
             </w:r>
           </w:p>
           <w:p>
@@ -5321,6 +6153,7 @@
               </w:rPr>
               <w:t xml:space="preserve"> = 5 / </w:t>
             </w:r>
+            <w:proofErr w:type="gramStart"/>
             <w:r>
               <w:rPr>
                 <w:rFonts w:eastAsiaTheme="minorHAnsi" w:cs="굴림" w:hint="eastAsia"/>
@@ -5337,7 +6170,17 @@
                 <w:kern w:val="0"/>
                 <w:szCs w:val="20"/>
               </w:rPr>
-              <w:t xml:space="preserve">; </w:t>
+              <w:t>;</w:t>
+            </w:r>
+            <w:proofErr w:type="gramEnd"/>
+            <w:r>
+              <w:rPr>
+                <w:rFonts w:eastAsiaTheme="minorHAnsi" w:cs="굴림" w:hint="eastAsia"/>
+                <w:color w:val="000000"/>
+                <w:kern w:val="0"/>
+                <w:szCs w:val="20"/>
+              </w:rPr>
+              <w:t xml:space="preserve"> </w:t>
             </w:r>
           </w:p>
           <w:p>
@@ -5427,6 +6270,7 @@
               </w:rPr>
               <w:t xml:space="preserve"> (Exception </w:t>
             </w:r>
+            <w:proofErr w:type="gramStart"/>
             <w:r>
               <w:rPr>
                 <w:rFonts w:eastAsiaTheme="minorHAnsi" w:cs="굴림" w:hint="eastAsia"/>
@@ -5445,6 +6289,7 @@
               </w:rPr>
               <w:t>)  {</w:t>
             </w:r>
+            <w:proofErr w:type="gramEnd"/>
           </w:p>
           <w:p>
             <w:pPr>
@@ -5478,7 +6323,17 @@
                 <w:szCs w:val="20"/>
               </w:rPr>
               <w:tab/>
-              <w:t xml:space="preserve">    System.</w:t>
+              <w:t xml:space="preserve">    </w:t>
+            </w:r>
+            <w:proofErr w:type="spellStart"/>
+            <w:r>
+              <w:rPr>
+                <w:rFonts w:eastAsiaTheme="minorHAnsi" w:cs="굴림" w:hint="eastAsia"/>
+                <w:color w:val="000000"/>
+                <w:kern w:val="0"/>
+                <w:szCs w:val="20"/>
+              </w:rPr>
+              <w:t>System.</w:t>
             </w:r>
             <w:r>
               <w:rPr>
@@ -5499,7 +6354,17 @@
                 <w:kern w:val="0"/>
                 <w:szCs w:val="20"/>
               </w:rPr>
-              <w:t>.println(</w:t>
+              <w:t>.println</w:t>
+            </w:r>
+            <w:proofErr w:type="spellEnd"/>
+            <w:r>
+              <w:rPr>
+                <w:rFonts w:eastAsiaTheme="minorHAnsi" w:cs="굴림" w:hint="eastAsia"/>
+                <w:color w:val="000000"/>
+                <w:kern w:val="0"/>
+                <w:szCs w:val="20"/>
+              </w:rPr>
+              <w:t>(</w:t>
             </w:r>
             <w:r>
               <w:rPr>
@@ -5510,6 +6375,7 @@
               </w:rPr>
               <w:t>"Exception"</w:t>
             </w:r>
+            <w:proofErr w:type="gramStart"/>
             <w:r>
               <w:rPr>
                 <w:rFonts w:eastAsiaTheme="minorHAnsi" w:cs="굴림" w:hint="eastAsia"/>
@@ -5517,7 +6383,17 @@
                 <w:kern w:val="0"/>
                 <w:szCs w:val="20"/>
               </w:rPr>
-              <w:t xml:space="preserve">); </w:t>
+              <w:t>);</w:t>
+            </w:r>
+            <w:proofErr w:type="gramEnd"/>
+            <w:r>
+              <w:rPr>
+                <w:rFonts w:eastAsiaTheme="minorHAnsi" w:cs="굴림" w:hint="eastAsia"/>
+                <w:color w:val="000000"/>
+                <w:kern w:val="0"/>
+                <w:szCs w:val="20"/>
+              </w:rPr>
+              <w:t xml:space="preserve"> </w:t>
             </w:r>
           </w:p>
           <w:p>
@@ -5607,6 +6483,7 @@
               </w:rPr>
               <w:t xml:space="preserve"> (</w:t>
             </w:r>
+            <w:proofErr w:type="spellStart"/>
             <w:r>
               <w:rPr>
                 <w:rFonts w:eastAsiaTheme="minorHAnsi" w:cs="굴림" w:hint="eastAsia"/>
@@ -5617,6 +6494,7 @@
               </w:rPr>
               <w:t>ArithmeticException</w:t>
             </w:r>
+            <w:proofErr w:type="spellEnd"/>
             <w:r>
               <w:rPr>
                 <w:rFonts w:eastAsiaTheme="minorHAnsi" w:cs="굴림" w:hint="eastAsia"/>
@@ -5626,6 +6504,7 @@
               </w:rPr>
               <w:t xml:space="preserve"> </w:t>
             </w:r>
+            <w:proofErr w:type="gramStart"/>
             <w:r>
               <w:rPr>
                 <w:rFonts w:eastAsiaTheme="minorHAnsi" w:cs="굴림" w:hint="eastAsia"/>
@@ -5644,6 +6523,7 @@
               </w:rPr>
               <w:t>)  {</w:t>
             </w:r>
+            <w:proofErr w:type="gramEnd"/>
           </w:p>
           <w:p>
             <w:pPr>
@@ -5677,7 +6557,17 @@
                 <w:szCs w:val="20"/>
               </w:rPr>
               <w:tab/>
-              <w:t xml:space="preserve">    System.</w:t>
+              <w:t xml:space="preserve">    </w:t>
+            </w:r>
+            <w:proofErr w:type="spellStart"/>
+            <w:r>
+              <w:rPr>
+                <w:rFonts w:eastAsiaTheme="minorHAnsi" w:cs="굴림" w:hint="eastAsia"/>
+                <w:color w:val="000000"/>
+                <w:kern w:val="0"/>
+                <w:szCs w:val="20"/>
+              </w:rPr>
+              <w:t>System.</w:t>
             </w:r>
             <w:r>
               <w:rPr>
@@ -5698,7 +6588,17 @@
                 <w:kern w:val="0"/>
                 <w:szCs w:val="20"/>
               </w:rPr>
-              <w:t>.println(</w:t>
+              <w:t>.println</w:t>
+            </w:r>
+            <w:proofErr w:type="spellEnd"/>
+            <w:r>
+              <w:rPr>
+                <w:rFonts w:eastAsiaTheme="minorHAnsi" w:cs="굴림" w:hint="eastAsia"/>
+                <w:color w:val="000000"/>
+                <w:kern w:val="0"/>
+                <w:szCs w:val="20"/>
+              </w:rPr>
+              <w:t>(</w:t>
             </w:r>
             <w:r>
               <w:rPr>
@@ -5709,6 +6609,7 @@
               </w:rPr>
               <w:t>" Arithmetic Exception"</w:t>
             </w:r>
+            <w:proofErr w:type="gramStart"/>
             <w:r>
               <w:rPr>
                 <w:rFonts w:eastAsiaTheme="minorHAnsi" w:cs="굴림" w:hint="eastAsia"/>
@@ -5716,7 +6617,17 @@
                 <w:kern w:val="0"/>
                 <w:szCs w:val="20"/>
               </w:rPr>
-              <w:t xml:space="preserve">); </w:t>
+              <w:t>);</w:t>
+            </w:r>
+            <w:proofErr w:type="gramEnd"/>
+            <w:r>
+              <w:rPr>
+                <w:rFonts w:eastAsiaTheme="minorHAnsi" w:cs="굴림" w:hint="eastAsia"/>
+                <w:color w:val="000000"/>
+                <w:kern w:val="0"/>
+                <w:szCs w:val="20"/>
+              </w:rPr>
+              <w:t xml:space="preserve"> </w:t>
             </w:r>
           </w:p>
           <w:p>
@@ -5786,6 +6697,15 @@
                 <w:szCs w:val="20"/>
               </w:rPr>
               <w:tab/>
+            </w:r>
+            <w:proofErr w:type="spellStart"/>
+            <w:r>
+              <w:rPr>
+                <w:rFonts w:eastAsiaTheme="minorHAnsi" w:cs="굴림" w:hint="eastAsia"/>
+                <w:color w:val="000000"/>
+                <w:kern w:val="0"/>
+                <w:szCs w:val="20"/>
+              </w:rPr>
               <w:t>System.</w:t>
             </w:r>
             <w:r>
@@ -5807,7 +6727,17 @@
                 <w:kern w:val="0"/>
                 <w:szCs w:val="20"/>
               </w:rPr>
-              <w:t>.println(</w:t>
+              <w:t>.println</w:t>
+            </w:r>
+            <w:proofErr w:type="spellEnd"/>
+            <w:r>
+              <w:rPr>
+                <w:rFonts w:eastAsiaTheme="minorHAnsi" w:cs="굴림" w:hint="eastAsia"/>
+                <w:color w:val="000000"/>
+                <w:kern w:val="0"/>
+                <w:szCs w:val="20"/>
+              </w:rPr>
+              <w:t>(</w:t>
             </w:r>
             <w:r>
               <w:rPr>
@@ -5818,6 +6748,7 @@
               </w:rPr>
               <w:t>"finished"</w:t>
             </w:r>
+            <w:proofErr w:type="gramStart"/>
             <w:r>
               <w:rPr>
                 <w:rFonts w:eastAsiaTheme="minorHAnsi" w:cs="굴림" w:hint="eastAsia"/>
@@ -5827,6 +6758,7 @@
               </w:rPr>
               <w:t>);</w:t>
             </w:r>
+            <w:proofErr w:type="gramEnd"/>
           </w:p>
           <w:p>
             <w:pPr>
@@ -6019,6 +6951,7 @@
               </w:rPr>
               <w:t>가 0이므로, 자바에서는 이때 </w:t>
             </w:r>
+            <w:proofErr w:type="spellStart"/>
             <w:r>
               <w:rPr>
                 <w:rStyle w:val="HTML0"/>
@@ -6029,6 +6962,7 @@
               </w:rPr>
               <w:t>ArithmeticException</w:t>
             </w:r>
+            <w:proofErr w:type="spellEnd"/>
             <w:r>
               <w:rPr>
                 <w:rFonts w:asciiTheme="minorHAnsi" w:eastAsiaTheme="minorHAnsi" w:hAnsiTheme="minorHAnsi" w:cs="Segoe UI"/>
@@ -6053,8 +6987,18 @@
                 <w:color w:val="000000" w:themeColor="text1"/>
                 <w:szCs w:val="20"/>
               </w:rPr>
-              <w:t>int x = 0;</w:t>
-            </w:r>
+              <w:t xml:space="preserve">int x = </w:t>
+            </w:r>
+            <w:proofErr w:type="gramStart"/>
+            <w:r>
+              <w:rPr>
+                <w:rFonts w:eastAsiaTheme="minorHAnsi"/>
+                <w:color w:val="000000" w:themeColor="text1"/>
+                <w:szCs w:val="20"/>
+              </w:rPr>
+              <w:t>0;</w:t>
+            </w:r>
+            <w:proofErr w:type="gramEnd"/>
           </w:p>
           <w:p>
             <w:pPr>
@@ -6071,7 +7015,25 @@
                 <w:color w:val="000000" w:themeColor="text1"/>
                 <w:szCs w:val="20"/>
               </w:rPr>
-              <w:t>int y = 5 / x; // 여기서 ArithmeticException 발생</w:t>
+              <w:t xml:space="preserve">int y = 5 / x; // 여기서 </w:t>
+            </w:r>
+            <w:proofErr w:type="spellStart"/>
+            <w:r>
+              <w:rPr>
+                <w:rFonts w:eastAsiaTheme="minorHAnsi"/>
+                <w:color w:val="000000" w:themeColor="text1"/>
+                <w:szCs w:val="20"/>
+              </w:rPr>
+              <w:t>ArithmeticException</w:t>
+            </w:r>
+            <w:proofErr w:type="spellEnd"/>
+            <w:r>
+              <w:rPr>
+                <w:rFonts w:eastAsiaTheme="minorHAnsi"/>
+                <w:color w:val="000000" w:themeColor="text1"/>
+                <w:szCs w:val="20"/>
+              </w:rPr>
+              <w:t xml:space="preserve"> 발생</w:t>
             </w:r>
           </w:p>
           <w:p>
@@ -6135,7 +7097,43 @@
                 <w:szCs w:val="20"/>
               </w:rPr>
               <w:br/>
-              <w:t>자바에서는 예외를 처리할 때, **더 구체적인 예외(자식 클래스)**를 먼저, **더 일반적인 예외(부모 클래스)**를 나중에 catch해야 합니다.</w:t>
+              <w:t>자바에서는 예외를 처리할 때, **더 구체적인 예외(자식 클래스)**</w:t>
+            </w:r>
+            <w:proofErr w:type="spellStart"/>
+            <w:r>
+              <w:rPr>
+                <w:rFonts w:asciiTheme="minorHAnsi" w:eastAsiaTheme="minorHAnsi" w:hAnsiTheme="minorHAnsi" w:cs="Segoe UI"/>
+                <w:sz w:val="20"/>
+                <w:szCs w:val="20"/>
+              </w:rPr>
+              <w:t>를</w:t>
+            </w:r>
+            <w:proofErr w:type="spellEnd"/>
+            <w:r>
+              <w:rPr>
+                <w:rFonts w:asciiTheme="minorHAnsi" w:eastAsiaTheme="minorHAnsi" w:hAnsiTheme="minorHAnsi" w:cs="Segoe UI"/>
+                <w:sz w:val="20"/>
+                <w:szCs w:val="20"/>
+              </w:rPr>
+              <w:t xml:space="preserve"> 먼저, **더 일반적인 예외(부모 클래스)**</w:t>
+            </w:r>
+            <w:proofErr w:type="spellStart"/>
+            <w:r>
+              <w:rPr>
+                <w:rFonts w:asciiTheme="minorHAnsi" w:eastAsiaTheme="minorHAnsi" w:hAnsiTheme="minorHAnsi" w:cs="Segoe UI"/>
+                <w:sz w:val="20"/>
+                <w:szCs w:val="20"/>
+              </w:rPr>
+              <w:t>를</w:t>
+            </w:r>
+            <w:proofErr w:type="spellEnd"/>
+            <w:r>
+              <w:rPr>
+                <w:rFonts w:asciiTheme="minorHAnsi" w:eastAsiaTheme="minorHAnsi" w:hAnsiTheme="minorHAnsi" w:cs="Segoe UI"/>
+                <w:sz w:val="20"/>
+                <w:szCs w:val="20"/>
+              </w:rPr>
+              <w:t xml:space="preserve"> 나중에 catch해야 합니다.</w:t>
             </w:r>
             <w:r>
               <w:rPr>
@@ -6164,6 +7162,7 @@
               </w:rPr>
               <w:t>(부모)을 먼저, </w:t>
             </w:r>
+            <w:proofErr w:type="spellStart"/>
             <w:r>
               <w:rPr>
                 <w:rStyle w:val="HTML0"/>
@@ -6174,6 +7173,7 @@
               </w:rPr>
               <w:t>ArithmeticException</w:t>
             </w:r>
+            <w:proofErr w:type="spellEnd"/>
             <w:r>
               <w:rPr>
                 <w:rFonts w:asciiTheme="minorHAnsi" w:eastAsiaTheme="minorHAnsi" w:hAnsiTheme="minorHAnsi" w:cs="Segoe UI"/>
@@ -6287,7 +7287,43 @@
                 <w:color w:val="000000" w:themeColor="text1"/>
                 <w:szCs w:val="20"/>
               </w:rPr>
-              <w:t>public static void main(String[] args) {</w:t>
+              <w:t xml:space="preserve">public static void </w:t>
+            </w:r>
+            <w:proofErr w:type="gramStart"/>
+            <w:r>
+              <w:rPr>
+                <w:rFonts w:eastAsiaTheme="minorHAnsi"/>
+                <w:color w:val="000000" w:themeColor="text1"/>
+                <w:szCs w:val="20"/>
+              </w:rPr>
+              <w:t>main(String[</w:t>
+            </w:r>
+            <w:proofErr w:type="gramEnd"/>
+            <w:r>
+              <w:rPr>
+                <w:rFonts w:eastAsiaTheme="minorHAnsi"/>
+                <w:color w:val="000000" w:themeColor="text1"/>
+                <w:szCs w:val="20"/>
+              </w:rPr>
+              <w:t xml:space="preserve">] </w:t>
+            </w:r>
+            <w:proofErr w:type="spellStart"/>
+            <w:r>
+              <w:rPr>
+                <w:rFonts w:eastAsiaTheme="minorHAnsi"/>
+                <w:color w:val="000000" w:themeColor="text1"/>
+                <w:szCs w:val="20"/>
+              </w:rPr>
+              <w:t>args</w:t>
+            </w:r>
+            <w:proofErr w:type="spellEnd"/>
+            <w:r>
+              <w:rPr>
+                <w:rFonts w:eastAsiaTheme="minorHAnsi"/>
+                <w:color w:val="000000" w:themeColor="text1"/>
+                <w:szCs w:val="20"/>
+              </w:rPr>
+              <w:t>) {</w:t>
             </w:r>
           </w:p>
           <w:p>
@@ -6323,8 +7359,18 @@
                 <w:color w:val="000000" w:themeColor="text1"/>
                 <w:szCs w:val="20"/>
               </w:rPr>
-              <w:t xml:space="preserve">        int x = 0;</w:t>
-            </w:r>
+              <w:t xml:space="preserve">        int x = </w:t>
+            </w:r>
+            <w:proofErr w:type="gramStart"/>
+            <w:r>
+              <w:rPr>
+                <w:rFonts w:eastAsiaTheme="minorHAnsi"/>
+                <w:color w:val="000000" w:themeColor="text1"/>
+                <w:szCs w:val="20"/>
+              </w:rPr>
+              <w:t>0;</w:t>
+            </w:r>
+            <w:proofErr w:type="gramEnd"/>
           </w:p>
           <w:p>
             <w:pPr>
@@ -6341,8 +7387,18 @@
                 <w:color w:val="000000" w:themeColor="text1"/>
                 <w:szCs w:val="20"/>
               </w:rPr>
-              <w:t xml:space="preserve">        int y = 5 / x;</w:t>
-            </w:r>
+              <w:t xml:space="preserve">        int y = 5 / </w:t>
+            </w:r>
+            <w:proofErr w:type="gramStart"/>
+            <w:r>
+              <w:rPr>
+                <w:rFonts w:eastAsiaTheme="minorHAnsi"/>
+                <w:color w:val="000000" w:themeColor="text1"/>
+                <w:szCs w:val="20"/>
+              </w:rPr>
+              <w:t>x;</w:t>
+            </w:r>
+            <w:proofErr w:type="gramEnd"/>
           </w:p>
           <w:p>
             <w:pPr>
@@ -6377,7 +7433,25 @@
                 <w:color w:val="000000" w:themeColor="text1"/>
                 <w:szCs w:val="20"/>
               </w:rPr>
-              <w:t xml:space="preserve">    catch (ArithmeticException ae) {</w:t>
+              <w:t xml:space="preserve">    catch (</w:t>
+            </w:r>
+            <w:proofErr w:type="spellStart"/>
+            <w:r>
+              <w:rPr>
+                <w:rFonts w:eastAsiaTheme="minorHAnsi"/>
+                <w:color w:val="000000" w:themeColor="text1"/>
+                <w:szCs w:val="20"/>
+              </w:rPr>
+              <w:t>ArithmeticException</w:t>
+            </w:r>
+            <w:proofErr w:type="spellEnd"/>
+            <w:r>
+              <w:rPr>
+                <w:rFonts w:eastAsiaTheme="minorHAnsi"/>
+                <w:color w:val="000000" w:themeColor="text1"/>
+                <w:szCs w:val="20"/>
+              </w:rPr>
+              <w:t xml:space="preserve"> ae) {</w:t>
             </w:r>
           </w:p>
           <w:p>
@@ -6395,8 +7469,36 @@
                 <w:color w:val="000000" w:themeColor="text1"/>
                 <w:szCs w:val="20"/>
               </w:rPr>
-              <w:t xml:space="preserve">        System.out.println("Arithmetic Exception");</w:t>
-            </w:r>
+              <w:t xml:space="preserve">        </w:t>
+            </w:r>
+            <w:proofErr w:type="spellStart"/>
+            <w:r>
+              <w:rPr>
+                <w:rFonts w:eastAsiaTheme="minorHAnsi"/>
+                <w:color w:val="000000" w:themeColor="text1"/>
+                <w:szCs w:val="20"/>
+              </w:rPr>
+              <w:t>System.out.println</w:t>
+            </w:r>
+            <w:proofErr w:type="spellEnd"/>
+            <w:r>
+              <w:rPr>
+                <w:rFonts w:eastAsiaTheme="minorHAnsi"/>
+                <w:color w:val="000000" w:themeColor="text1"/>
+                <w:szCs w:val="20"/>
+              </w:rPr>
+              <w:t>("Arithmetic Exception"</w:t>
+            </w:r>
+            <w:proofErr w:type="gramStart"/>
+            <w:r>
+              <w:rPr>
+                <w:rFonts w:eastAsiaTheme="minorHAnsi"/>
+                <w:color w:val="000000" w:themeColor="text1"/>
+                <w:szCs w:val="20"/>
+              </w:rPr>
+              <w:t>);</w:t>
+            </w:r>
+            <w:proofErr w:type="gramEnd"/>
           </w:p>
           <w:p>
             <w:pPr>
@@ -6449,8 +7551,36 @@
                 <w:color w:val="000000" w:themeColor="text1"/>
                 <w:szCs w:val="20"/>
               </w:rPr>
-              <w:t xml:space="preserve">        System.out.println("Exception");</w:t>
-            </w:r>
+              <w:t xml:space="preserve">        </w:t>
+            </w:r>
+            <w:proofErr w:type="spellStart"/>
+            <w:r>
+              <w:rPr>
+                <w:rFonts w:eastAsiaTheme="minorHAnsi"/>
+                <w:color w:val="000000" w:themeColor="text1"/>
+                <w:szCs w:val="20"/>
+              </w:rPr>
+              <w:t>System.out.println</w:t>
+            </w:r>
+            <w:proofErr w:type="spellEnd"/>
+            <w:r>
+              <w:rPr>
+                <w:rFonts w:eastAsiaTheme="minorHAnsi"/>
+                <w:color w:val="000000" w:themeColor="text1"/>
+                <w:szCs w:val="20"/>
+              </w:rPr>
+              <w:t>("Exception"</w:t>
+            </w:r>
+            <w:proofErr w:type="gramStart"/>
+            <w:r>
+              <w:rPr>
+                <w:rFonts w:eastAsiaTheme="minorHAnsi"/>
+                <w:color w:val="000000" w:themeColor="text1"/>
+                <w:szCs w:val="20"/>
+              </w:rPr>
+              <w:t>);</w:t>
+            </w:r>
+            <w:proofErr w:type="gramEnd"/>
           </w:p>
           <w:p>
             <w:pPr>
@@ -6485,8 +7615,36 @@
                 <w:color w:val="000000" w:themeColor="text1"/>
                 <w:szCs w:val="20"/>
               </w:rPr>
-              <w:t xml:space="preserve">    System.out.println("finished");</w:t>
-            </w:r>
+              <w:t xml:space="preserve">    </w:t>
+            </w:r>
+            <w:proofErr w:type="spellStart"/>
+            <w:r>
+              <w:rPr>
+                <w:rFonts w:eastAsiaTheme="minorHAnsi"/>
+                <w:color w:val="000000" w:themeColor="text1"/>
+                <w:szCs w:val="20"/>
+              </w:rPr>
+              <w:t>System.out.println</w:t>
+            </w:r>
+            <w:proofErr w:type="spellEnd"/>
+            <w:r>
+              <w:rPr>
+                <w:rFonts w:eastAsiaTheme="minorHAnsi"/>
+                <w:color w:val="000000" w:themeColor="text1"/>
+                <w:szCs w:val="20"/>
+              </w:rPr>
+              <w:t>("finished"</w:t>
+            </w:r>
+            <w:proofErr w:type="gramStart"/>
+            <w:r>
+              <w:rPr>
+                <w:rFonts w:eastAsiaTheme="minorHAnsi"/>
+                <w:color w:val="000000" w:themeColor="text1"/>
+                <w:szCs w:val="20"/>
+              </w:rPr>
+              <w:t>);</w:t>
+            </w:r>
+            <w:proofErr w:type="gramEnd"/>
           </w:p>
           <w:p>
             <w:pPr>
@@ -6591,6 +7749,7 @@
               </w:rPr>
               <w:t>)에서 </w:t>
             </w:r>
+            <w:proofErr w:type="spellStart"/>
             <w:r>
               <w:rPr>
                 <w:rStyle w:val="HTML0"/>
@@ -6601,6 +7760,7 @@
               </w:rPr>
               <w:t>ArithmeticException</w:t>
             </w:r>
+            <w:proofErr w:type="spellEnd"/>
             <w:r>
               <w:rPr>
                 <w:rFonts w:asciiTheme="minorHAnsi" w:eastAsiaTheme="minorHAnsi" w:hAnsiTheme="minorHAnsi" w:cs="Segoe UI"/>
@@ -6649,6 +7809,7 @@
               </w:rPr>
               <w:t> catch 문의 순서를 </w:t>
             </w:r>
+            <w:proofErr w:type="spellStart"/>
             <w:r>
               <w:rPr>
                 <w:rStyle w:val="HTML0"/>
@@ -6659,6 +7820,7 @@
               </w:rPr>
               <w:t>ArithmeticException</w:t>
             </w:r>
+            <w:proofErr w:type="spellEnd"/>
             <w:r>
               <w:rPr>
                 <w:rFonts w:asciiTheme="minorHAnsi" w:eastAsiaTheme="minorHAnsi" w:hAnsiTheme="minorHAnsi" w:cs="Segoe UI"/>
@@ -6727,7 +7889,25 @@
                 <w:sz w:val="20"/>
                 <w:szCs w:val="20"/>
               </w:rPr>
-              <w:t>이렇게 수정하면 프로그램은 "Arithmetic Exception"과 "finished"를 정상적으로 출력합니다.</w:t>
+              <w:t>이렇게 수정하면 프로그램은 "Arithmetic Exception"과 "finished"</w:t>
+            </w:r>
+            <w:proofErr w:type="spellStart"/>
+            <w:r>
+              <w:rPr>
+                <w:rFonts w:asciiTheme="minorHAnsi" w:eastAsiaTheme="minorHAnsi" w:hAnsiTheme="minorHAnsi" w:cs="Segoe UI"/>
+                <w:sz w:val="20"/>
+                <w:szCs w:val="20"/>
+              </w:rPr>
+              <w:t>를</w:t>
+            </w:r>
+            <w:proofErr w:type="spellEnd"/>
+            <w:r>
+              <w:rPr>
+                <w:rFonts w:asciiTheme="minorHAnsi" w:eastAsiaTheme="minorHAnsi" w:hAnsiTheme="minorHAnsi" w:cs="Segoe UI"/>
+                <w:sz w:val="20"/>
+                <w:szCs w:val="20"/>
+              </w:rPr>
+              <w:t xml:space="preserve"> 정상적으로 출력합니다.</w:t>
             </w:r>
           </w:p>
           <w:p>
@@ -6809,7 +7989,27 @@
           <w:kern w:val="0"/>
           <w:szCs w:val="20"/>
         </w:rPr>
-        <w:t xml:space="preserve">. checkNegative() </w:t>
+        <w:t xml:space="preserve">. </w:t>
+      </w:r>
+      <w:proofErr w:type="spellStart"/>
+      <w:r>
+        <w:rPr>
+          <w:rFonts w:asciiTheme="minorEastAsia" w:hAnsiTheme="minorEastAsia" w:cs="굴림"/>
+          <w:color w:val="000000"/>
+          <w:kern w:val="0"/>
+          <w:szCs w:val="20"/>
+        </w:rPr>
+        <w:t>checkNegative</w:t>
+      </w:r>
+      <w:proofErr w:type="spellEnd"/>
+      <w:r>
+        <w:rPr>
+          <w:rFonts w:asciiTheme="minorEastAsia" w:hAnsiTheme="minorEastAsia" w:cs="굴림"/>
+          <w:color w:val="000000"/>
+          <w:kern w:val="0"/>
+          <w:szCs w:val="20"/>
+        </w:rPr>
+        <w:t xml:space="preserve">() </w:t>
       </w:r>
       <w:r>
         <w:rPr>
@@ -6892,7 +8092,27 @@
           <w:kern w:val="0"/>
           <w:szCs w:val="20"/>
         </w:rPr>
-        <w:t>class MyException extends ____________ {</w:t>
+        <w:t xml:space="preserve">class </w:t>
+      </w:r>
+      <w:proofErr w:type="spellStart"/>
+      <w:r>
+        <w:rPr>
+          <w:rFonts w:asciiTheme="minorEastAsia" w:hAnsiTheme="minorEastAsia" w:cs="굴림"/>
+          <w:color w:val="000000"/>
+          <w:kern w:val="0"/>
+          <w:szCs w:val="20"/>
+        </w:rPr>
+        <w:t>MyException</w:t>
+      </w:r>
+      <w:proofErr w:type="spellEnd"/>
+      <w:r>
+        <w:rPr>
+          <w:rFonts w:asciiTheme="minorEastAsia" w:hAnsiTheme="minorEastAsia" w:cs="굴림"/>
+          <w:color w:val="000000"/>
+          <w:kern w:val="0"/>
+          <w:szCs w:val="20"/>
+        </w:rPr>
+        <w:t xml:space="preserve"> extends ____________ {</w:t>
       </w:r>
     </w:p>
     <w:p>
@@ -6921,7 +8141,58 @@
           <w:szCs w:val="20"/>
         </w:rPr>
         <w:tab/>
-        <w:t>public MyException(String message) { super(message);</w:t>
+        <w:t xml:space="preserve">public </w:t>
+      </w:r>
+      <w:proofErr w:type="spellStart"/>
+      <w:proofErr w:type="gramStart"/>
+      <w:r>
+        <w:rPr>
+          <w:rFonts w:asciiTheme="minorEastAsia" w:hAnsiTheme="minorEastAsia" w:cs="굴림"/>
+          <w:color w:val="000000"/>
+          <w:kern w:val="0"/>
+          <w:szCs w:val="20"/>
+        </w:rPr>
+        <w:t>MyException</w:t>
+      </w:r>
+      <w:proofErr w:type="spellEnd"/>
+      <w:r>
+        <w:rPr>
+          <w:rFonts w:asciiTheme="minorEastAsia" w:hAnsiTheme="minorEastAsia" w:cs="굴림"/>
+          <w:color w:val="000000"/>
+          <w:kern w:val="0"/>
+          <w:szCs w:val="20"/>
+        </w:rPr>
+        <w:t>(</w:t>
+      </w:r>
+      <w:proofErr w:type="gramEnd"/>
+      <w:r>
+        <w:rPr>
+          <w:rFonts w:asciiTheme="minorEastAsia" w:hAnsiTheme="minorEastAsia" w:cs="굴림"/>
+          <w:color w:val="000000"/>
+          <w:kern w:val="0"/>
+          <w:szCs w:val="20"/>
+        </w:rPr>
+        <w:t xml:space="preserve">String message) </w:t>
+      </w:r>
+      <w:proofErr w:type="gramStart"/>
+      <w:r>
+        <w:rPr>
+          <w:rFonts w:asciiTheme="minorEastAsia" w:hAnsiTheme="minorEastAsia" w:cs="굴림"/>
+          <w:color w:val="000000"/>
+          <w:kern w:val="0"/>
+          <w:szCs w:val="20"/>
+        </w:rPr>
+        <w:t>{ super</w:t>
+      </w:r>
+      <w:proofErr w:type="gramEnd"/>
+      <w:r>
+        <w:rPr>
+          <w:rFonts w:asciiTheme="minorEastAsia" w:hAnsiTheme="minorEastAsia" w:cs="굴림"/>
+          <w:color w:val="000000"/>
+          <w:kern w:val="0"/>
+          <w:szCs w:val="20"/>
+        </w:rPr>
+        <w:t>(message);</w:t>
       </w:r>
       <w:r>
         <w:rPr>
@@ -6987,7 +8258,27 @@
           <w:kern w:val="0"/>
           <w:szCs w:val="20"/>
         </w:rPr>
-        <w:t>public class MyExceptionTest {</w:t>
+        <w:t xml:space="preserve">public class </w:t>
+      </w:r>
+      <w:proofErr w:type="spellStart"/>
+      <w:r>
+        <w:rPr>
+          <w:rFonts w:asciiTheme="minorEastAsia" w:hAnsiTheme="minorEastAsia" w:cs="굴림"/>
+          <w:color w:val="000000"/>
+          <w:kern w:val="0"/>
+          <w:szCs w:val="20"/>
+        </w:rPr>
+        <w:t>MyExceptionTest</w:t>
+      </w:r>
+      <w:proofErr w:type="spellEnd"/>
+      <w:r>
+        <w:rPr>
+          <w:rFonts w:asciiTheme="minorEastAsia" w:hAnsiTheme="minorEastAsia" w:cs="굴림"/>
+          <w:color w:val="000000"/>
+          <w:kern w:val="0"/>
+          <w:szCs w:val="20"/>
+        </w:rPr>
+        <w:t xml:space="preserve"> {</w:t>
       </w:r>
     </w:p>
     <w:p>
@@ -7016,7 +8307,58 @@
           <w:szCs w:val="20"/>
         </w:rPr>
         <w:tab/>
-        <w:t>public static void checkNegative(int number) throws MyException {</w:t>
+        <w:t xml:space="preserve">public static void </w:t>
+      </w:r>
+      <w:proofErr w:type="spellStart"/>
+      <w:proofErr w:type="gramStart"/>
+      <w:r>
+        <w:rPr>
+          <w:rFonts w:asciiTheme="minorEastAsia" w:hAnsiTheme="minorEastAsia" w:cs="굴림"/>
+          <w:color w:val="000000"/>
+          <w:kern w:val="0"/>
+          <w:szCs w:val="20"/>
+        </w:rPr>
+        <w:t>checkNegative</w:t>
+      </w:r>
+      <w:proofErr w:type="spellEnd"/>
+      <w:r>
+        <w:rPr>
+          <w:rFonts w:asciiTheme="minorEastAsia" w:hAnsiTheme="minorEastAsia" w:cs="굴림"/>
+          <w:color w:val="000000"/>
+          <w:kern w:val="0"/>
+          <w:szCs w:val="20"/>
+        </w:rPr>
+        <w:t>(</w:t>
+      </w:r>
+      <w:proofErr w:type="gramEnd"/>
+      <w:r>
+        <w:rPr>
+          <w:rFonts w:asciiTheme="minorEastAsia" w:hAnsiTheme="minorEastAsia" w:cs="굴림"/>
+          <w:color w:val="000000"/>
+          <w:kern w:val="0"/>
+          <w:szCs w:val="20"/>
+        </w:rPr>
+        <w:t xml:space="preserve">int number) throws </w:t>
+      </w:r>
+      <w:proofErr w:type="spellStart"/>
+      <w:r>
+        <w:rPr>
+          <w:rFonts w:asciiTheme="minorEastAsia" w:hAnsiTheme="minorEastAsia" w:cs="굴림"/>
+          <w:color w:val="000000"/>
+          <w:kern w:val="0"/>
+          <w:szCs w:val="20"/>
+        </w:rPr>
+        <w:t>MyException</w:t>
+      </w:r>
+      <w:proofErr w:type="spellEnd"/>
+      <w:r>
+        <w:rPr>
+          <w:rFonts w:asciiTheme="minorEastAsia" w:hAnsiTheme="minorEastAsia" w:cs="굴림"/>
+          <w:color w:val="000000"/>
+          <w:kern w:val="0"/>
+          <w:szCs w:val="20"/>
+        </w:rPr>
+        <w:t xml:space="preserve"> {</w:t>
       </w:r>
     </w:p>
     <w:p>
@@ -7101,7 +8443,27 @@
           <w:szCs w:val="20"/>
         </w:rPr>
         <w:tab/>
-        <w:t>____________(new MyException("</w:t>
+        <w:t xml:space="preserve">____________(new </w:t>
+      </w:r>
+      <w:proofErr w:type="spellStart"/>
+      <w:r>
+        <w:rPr>
+          <w:rFonts w:asciiTheme="minorEastAsia" w:hAnsiTheme="minorEastAsia" w:cs="굴림"/>
+          <w:color w:val="000000"/>
+          <w:kern w:val="0"/>
+          <w:szCs w:val="20"/>
+        </w:rPr>
+        <w:t>MyException</w:t>
+      </w:r>
+      <w:proofErr w:type="spellEnd"/>
+      <w:r>
+        <w:rPr>
+          <w:rFonts w:asciiTheme="minorEastAsia" w:hAnsiTheme="minorEastAsia" w:cs="굴림"/>
+          <w:color w:val="000000"/>
+          <w:kern w:val="0"/>
+          <w:szCs w:val="20"/>
+        </w:rPr>
+        <w:t>("</w:t>
       </w:r>
       <w:r>
         <w:rPr>
@@ -7195,7 +8557,26 @@
           <w:szCs w:val="20"/>
         </w:rPr>
         <w:tab/>
-        <w:t>System.out.println("</w:t>
+      </w:r>
+      <w:proofErr w:type="spellStart"/>
+      <w:r>
+        <w:rPr>
+          <w:rFonts w:asciiTheme="minorEastAsia" w:hAnsiTheme="minorEastAsia" w:cs="굴림"/>
+          <w:color w:val="000000"/>
+          <w:kern w:val="0"/>
+          <w:szCs w:val="20"/>
+        </w:rPr>
+        <w:t>System.out.println</w:t>
+      </w:r>
+      <w:proofErr w:type="spellEnd"/>
+      <w:r>
+        <w:rPr>
+          <w:rFonts w:asciiTheme="minorEastAsia" w:hAnsiTheme="minorEastAsia" w:cs="굴림"/>
+          <w:color w:val="000000"/>
+          <w:kern w:val="0"/>
+          <w:szCs w:val="20"/>
+        </w:rPr>
+        <w:t>("</w:t>
       </w:r>
       <w:r>
         <w:rPr>
@@ -7271,7 +8652,47 @@
           <w:szCs w:val="20"/>
         </w:rPr>
         <w:tab/>
-        <w:t>public static void main(String[] args) {</w:t>
+        <w:t xml:space="preserve">public static void </w:t>
+      </w:r>
+      <w:proofErr w:type="gramStart"/>
+      <w:r>
+        <w:rPr>
+          <w:rFonts w:asciiTheme="minorEastAsia" w:hAnsiTheme="minorEastAsia" w:cs="굴림"/>
+          <w:color w:val="000000"/>
+          <w:kern w:val="0"/>
+          <w:szCs w:val="20"/>
+        </w:rPr>
+        <w:t>main(String[</w:t>
+      </w:r>
+      <w:proofErr w:type="gramEnd"/>
+      <w:r>
+        <w:rPr>
+          <w:rFonts w:asciiTheme="minorEastAsia" w:hAnsiTheme="minorEastAsia" w:cs="굴림"/>
+          <w:color w:val="000000"/>
+          <w:kern w:val="0"/>
+          <w:szCs w:val="20"/>
+        </w:rPr>
+        <w:t xml:space="preserve">] </w:t>
+      </w:r>
+      <w:proofErr w:type="spellStart"/>
+      <w:r>
+        <w:rPr>
+          <w:rFonts w:asciiTheme="minorEastAsia" w:hAnsiTheme="minorEastAsia" w:cs="굴림"/>
+          <w:color w:val="000000"/>
+          <w:kern w:val="0"/>
+          <w:szCs w:val="20"/>
+        </w:rPr>
+        <w:t>args</w:t>
+      </w:r>
+      <w:proofErr w:type="spellEnd"/>
+      <w:r>
+        <w:rPr>
+          <w:rFonts w:asciiTheme="minorEastAsia" w:hAnsiTheme="minorEastAsia" w:cs="굴림"/>
+          <w:color w:val="000000"/>
+          <w:kern w:val="0"/>
+          <w:szCs w:val="20"/>
+        </w:rPr>
+        <w:t>) {</w:t>
       </w:r>
     </w:p>
     <w:p>
@@ -7356,8 +8777,49 @@
           <w:szCs w:val="20"/>
         </w:rPr>
         <w:tab/>
-        <w:t>checkNegative(1);</w:t>
-      </w:r>
+      </w:r>
+      <w:proofErr w:type="spellStart"/>
+      <w:proofErr w:type="gramStart"/>
+      <w:r>
+        <w:rPr>
+          <w:rFonts w:asciiTheme="minorEastAsia" w:hAnsiTheme="minorEastAsia" w:cs="굴림"/>
+          <w:color w:val="000000"/>
+          <w:kern w:val="0"/>
+          <w:szCs w:val="20"/>
+        </w:rPr>
+        <w:t>checkNegative</w:t>
+      </w:r>
+      <w:proofErr w:type="spellEnd"/>
+      <w:r>
+        <w:rPr>
+          <w:rFonts w:asciiTheme="minorEastAsia" w:hAnsiTheme="minorEastAsia" w:cs="굴림"/>
+          <w:color w:val="000000"/>
+          <w:kern w:val="0"/>
+          <w:szCs w:val="20"/>
+        </w:rPr>
+        <w:t>(</w:t>
+      </w:r>
+      <w:proofErr w:type="gramEnd"/>
+      <w:r>
+        <w:rPr>
+          <w:rFonts w:asciiTheme="minorEastAsia" w:hAnsiTheme="minorEastAsia" w:cs="굴림"/>
+          <w:color w:val="000000"/>
+          <w:kern w:val="0"/>
+          <w:szCs w:val="20"/>
+        </w:rPr>
+        <w:t>1</w:t>
+      </w:r>
+      <w:proofErr w:type="gramStart"/>
+      <w:r>
+        <w:rPr>
+          <w:rFonts w:asciiTheme="minorEastAsia" w:hAnsiTheme="minorEastAsia" w:cs="굴림"/>
+          <w:color w:val="000000"/>
+          <w:kern w:val="0"/>
+          <w:szCs w:val="20"/>
+        </w:rPr>
+        <w:t>);</w:t>
+      </w:r>
+      <w:proofErr w:type="gramEnd"/>
     </w:p>
     <w:p>
       <w:pPr>
@@ -7403,8 +8865,49 @@
           <w:szCs w:val="20"/>
         </w:rPr>
         <w:tab/>
-        <w:t>checkNegative(-1);</w:t>
-      </w:r>
+      </w:r>
+      <w:proofErr w:type="spellStart"/>
+      <w:proofErr w:type="gramStart"/>
+      <w:r>
+        <w:rPr>
+          <w:rFonts w:asciiTheme="minorEastAsia" w:hAnsiTheme="minorEastAsia" w:cs="굴림"/>
+          <w:color w:val="000000"/>
+          <w:kern w:val="0"/>
+          <w:szCs w:val="20"/>
+        </w:rPr>
+        <w:t>checkNegative</w:t>
+      </w:r>
+      <w:proofErr w:type="spellEnd"/>
+      <w:r>
+        <w:rPr>
+          <w:rFonts w:asciiTheme="minorEastAsia" w:hAnsiTheme="minorEastAsia" w:cs="굴림"/>
+          <w:color w:val="000000"/>
+          <w:kern w:val="0"/>
+          <w:szCs w:val="20"/>
+        </w:rPr>
+        <w:t>(</w:t>
+      </w:r>
+      <w:proofErr w:type="gramEnd"/>
+      <w:r>
+        <w:rPr>
+          <w:rFonts w:asciiTheme="minorEastAsia" w:hAnsiTheme="minorEastAsia" w:cs="굴림"/>
+          <w:color w:val="000000"/>
+          <w:kern w:val="0"/>
+          <w:szCs w:val="20"/>
+        </w:rPr>
+        <w:t>-1</w:t>
+      </w:r>
+      <w:proofErr w:type="gramStart"/>
+      <w:r>
+        <w:rPr>
+          <w:rFonts w:asciiTheme="minorEastAsia" w:hAnsiTheme="minorEastAsia" w:cs="굴림"/>
+          <w:color w:val="000000"/>
+          <w:kern w:val="0"/>
+          <w:szCs w:val="20"/>
+        </w:rPr>
+        <w:t>);</w:t>
+      </w:r>
+      <w:proofErr w:type="gramEnd"/>
     </w:p>
     <w:p>
       <w:pPr>
@@ -7441,8 +8944,9 @@
           <w:szCs w:val="20"/>
         </w:rPr>
         <w:tab/>
-        <w:t>} catch (MyException ex) {</w:t>
-      </w:r>
+        <w:t>} catch (</w:t>
+      </w:r>
+      <w:proofErr w:type="spellStart"/>
       <w:r>
         <w:rPr>
           <w:rFonts w:asciiTheme="minorEastAsia" w:hAnsiTheme="minorEastAsia" w:cs="굴림"/>
@@ -7450,8 +8954,48 @@
           <w:kern w:val="0"/>
           <w:szCs w:val="20"/>
         </w:rPr>
+        <w:t>MyException</w:t>
+      </w:r>
+      <w:proofErr w:type="spellEnd"/>
+      <w:r>
+        <w:rPr>
+          <w:rFonts w:asciiTheme="minorEastAsia" w:hAnsiTheme="minorEastAsia" w:cs="굴림"/>
+          <w:color w:val="000000"/>
+          <w:kern w:val="0"/>
+          <w:szCs w:val="20"/>
+        </w:rPr>
+        <w:t xml:space="preserve"> ex) {</w:t>
+      </w:r>
+      <w:r>
+        <w:rPr>
+          <w:rFonts w:asciiTheme="minorEastAsia" w:hAnsiTheme="minorEastAsia" w:cs="굴림"/>
+          <w:color w:val="000000"/>
+          <w:kern w:val="0"/>
+          <w:szCs w:val="20"/>
+        </w:rPr>
         <w:tab/>
-        <w:t>ex.printStackTrace();</w:t>
+      </w:r>
+      <w:proofErr w:type="spellStart"/>
+      <w:proofErr w:type="gramStart"/>
+      <w:r>
+        <w:rPr>
+          <w:rFonts w:asciiTheme="minorEastAsia" w:hAnsiTheme="minorEastAsia" w:cs="굴림"/>
+          <w:color w:val="000000"/>
+          <w:kern w:val="0"/>
+          <w:szCs w:val="20"/>
+        </w:rPr>
+        <w:t>ex.printStackTrace</w:t>
+      </w:r>
+      <w:proofErr w:type="spellEnd"/>
+      <w:proofErr w:type="gramEnd"/>
+      <w:r>
+        <w:rPr>
+          <w:rFonts w:asciiTheme="minorEastAsia" w:hAnsiTheme="minorEastAsia" w:cs="굴림"/>
+          <w:color w:val="000000"/>
+          <w:kern w:val="0"/>
+          <w:szCs w:val="20"/>
+        </w:rPr>
+        <w:t>();</w:t>
       </w:r>
       <w:r>
         <w:rPr>
@@ -7676,14 +9220,25 @@
               </w:rPr>
               <w:t xml:space="preserve">class </w:t>
             </w:r>
-            <w:r>
-              <w:rPr>
-                <w:rFonts w:ascii="Courier New" w:hAnsi="Courier New" w:cs="Courier New"/>
-                <w:color w:val="BCBEC4"/>
-                <w:sz w:val="20"/>
-                <w:szCs w:val="20"/>
-              </w:rPr>
-              <w:t xml:space="preserve">MyException </w:t>
+            <w:proofErr w:type="spellStart"/>
+            <w:r>
+              <w:rPr>
+                <w:rFonts w:ascii="Courier New" w:hAnsi="Courier New" w:cs="Courier New"/>
+                <w:color w:val="BCBEC4"/>
+                <w:sz w:val="20"/>
+                <w:szCs w:val="20"/>
+              </w:rPr>
+              <w:t>MyException</w:t>
+            </w:r>
+            <w:proofErr w:type="spellEnd"/>
+            <w:r>
+              <w:rPr>
+                <w:rFonts w:ascii="Courier New" w:hAnsi="Courier New" w:cs="Courier New"/>
+                <w:color w:val="BCBEC4"/>
+                <w:sz w:val="20"/>
+                <w:szCs w:val="20"/>
+              </w:rPr>
+              <w:t xml:space="preserve"> </w:t>
             </w:r>
             <w:r>
               <w:rPr>
@@ -7722,6 +9277,8 @@
               </w:rPr>
               <w:t xml:space="preserve">public </w:t>
             </w:r>
+            <w:proofErr w:type="spellStart"/>
+            <w:proofErr w:type="gramStart"/>
             <w:r>
               <w:rPr>
                 <w:rFonts w:ascii="Courier New" w:hAnsi="Courier New" w:cs="Courier New"/>
@@ -7731,14 +9288,35 @@
               </w:rPr>
               <w:t>MyException</w:t>
             </w:r>
-            <w:r>
-              <w:rPr>
-                <w:rFonts w:ascii="Courier New" w:hAnsi="Courier New" w:cs="Courier New"/>
-                <w:color w:val="BCBEC4"/>
-                <w:sz w:val="20"/>
-                <w:szCs w:val="20"/>
-              </w:rPr>
-              <w:t xml:space="preserve">(String message) { </w:t>
+            <w:proofErr w:type="spellEnd"/>
+            <w:r>
+              <w:rPr>
+                <w:rFonts w:ascii="Courier New" w:hAnsi="Courier New" w:cs="Courier New"/>
+                <w:color w:val="BCBEC4"/>
+                <w:sz w:val="20"/>
+                <w:szCs w:val="20"/>
+              </w:rPr>
+              <w:t>(</w:t>
+            </w:r>
+            <w:proofErr w:type="gramEnd"/>
+            <w:r>
+              <w:rPr>
+                <w:rFonts w:ascii="Courier New" w:hAnsi="Courier New" w:cs="Courier New"/>
+                <w:color w:val="BCBEC4"/>
+                <w:sz w:val="20"/>
+                <w:szCs w:val="20"/>
+              </w:rPr>
+              <w:t xml:space="preserve">String message) </w:t>
+            </w:r>
+            <w:proofErr w:type="gramStart"/>
+            <w:r>
+              <w:rPr>
+                <w:rFonts w:ascii="Courier New" w:hAnsi="Courier New" w:cs="Courier New"/>
+                <w:color w:val="BCBEC4"/>
+                <w:sz w:val="20"/>
+                <w:szCs w:val="20"/>
+              </w:rPr>
+              <w:t xml:space="preserve">{ </w:t>
             </w:r>
             <w:r>
               <w:rPr>
@@ -7749,14 +9327,35 @@
               </w:rPr>
               <w:t>super</w:t>
             </w:r>
-            <w:r>
-              <w:rPr>
-                <w:rFonts w:ascii="Courier New" w:hAnsi="Courier New" w:cs="Courier New"/>
-                <w:color w:val="BCBEC4"/>
-                <w:sz w:val="20"/>
-                <w:szCs w:val="20"/>
-              </w:rPr>
-              <w:t>(message);    }</w:t>
+            <w:proofErr w:type="gramEnd"/>
+            <w:r>
+              <w:rPr>
+                <w:rFonts w:ascii="Courier New" w:hAnsi="Courier New" w:cs="Courier New"/>
+                <w:color w:val="BCBEC4"/>
+                <w:sz w:val="20"/>
+                <w:szCs w:val="20"/>
+              </w:rPr>
+              <w:t>(message</w:t>
+            </w:r>
+            <w:proofErr w:type="gramStart"/>
+            <w:r>
+              <w:rPr>
+                <w:rFonts w:ascii="Courier New" w:hAnsi="Courier New" w:cs="Courier New"/>
+                <w:color w:val="BCBEC4"/>
+                <w:sz w:val="20"/>
+                <w:szCs w:val="20"/>
+              </w:rPr>
+              <w:t xml:space="preserve">);   </w:t>
+            </w:r>
+            <w:proofErr w:type="gramEnd"/>
+            <w:r>
+              <w:rPr>
+                <w:rFonts w:ascii="Courier New" w:hAnsi="Courier New" w:cs="Courier New"/>
+                <w:color w:val="BCBEC4"/>
+                <w:sz w:val="20"/>
+                <w:szCs w:val="20"/>
+              </w:rPr>
+              <w:t xml:space="preserve"> }</w:t>
             </w:r>
             <w:r>
               <w:rPr>
@@ -7856,14 +9455,25 @@
               </w:rPr>
               <w:t xml:space="preserve">public class </w:t>
             </w:r>
-            <w:r>
-              <w:rPr>
-                <w:rFonts w:ascii="Courier New" w:hAnsi="Courier New" w:cs="Courier New"/>
-                <w:color w:val="BCBEC4"/>
-                <w:sz w:val="20"/>
-                <w:szCs w:val="20"/>
-              </w:rPr>
-              <w:t>MyExceptionTest {</w:t>
+            <w:proofErr w:type="spellStart"/>
+            <w:r>
+              <w:rPr>
+                <w:rFonts w:ascii="Courier New" w:hAnsi="Courier New" w:cs="Courier New"/>
+                <w:color w:val="BCBEC4"/>
+                <w:sz w:val="20"/>
+                <w:szCs w:val="20"/>
+              </w:rPr>
+              <w:t>MyExceptionTest</w:t>
+            </w:r>
+            <w:proofErr w:type="spellEnd"/>
+            <w:r>
+              <w:rPr>
+                <w:rFonts w:ascii="Courier New" w:hAnsi="Courier New" w:cs="Courier New"/>
+                <w:color w:val="BCBEC4"/>
+                <w:sz w:val="20"/>
+                <w:szCs w:val="20"/>
+              </w:rPr>
+              <w:t xml:space="preserve"> {</w:t>
             </w:r>
             <w:r>
               <w:rPr>
@@ -7884,6 +9494,7 @@
               </w:rPr>
               <w:t xml:space="preserve">public static void </w:t>
             </w:r>
+            <w:proofErr w:type="spellStart"/>
             <w:r>
               <w:rPr>
                 <w:rFonts w:ascii="Courier New" w:hAnsi="Courier New" w:cs="Courier New"/>
@@ -7893,6 +9504,7 @@
               </w:rPr>
               <w:t>checkNegative</w:t>
             </w:r>
+            <w:proofErr w:type="spellEnd"/>
             <w:r>
               <w:rPr>
                 <w:rFonts w:ascii="Courier New" w:hAnsi="Courier New" w:cs="Courier New"/>
@@ -7929,14 +9541,25 @@
               </w:rPr>
               <w:t xml:space="preserve">throws </w:t>
             </w:r>
-            <w:r>
-              <w:rPr>
-                <w:rFonts w:ascii="Courier New" w:hAnsi="Courier New" w:cs="Courier New"/>
-                <w:color w:val="BCBEC4"/>
-                <w:sz w:val="20"/>
-                <w:szCs w:val="20"/>
-              </w:rPr>
-              <w:t>MyException {</w:t>
+            <w:proofErr w:type="spellStart"/>
+            <w:r>
+              <w:rPr>
+                <w:rFonts w:ascii="Courier New" w:hAnsi="Courier New" w:cs="Courier New"/>
+                <w:color w:val="BCBEC4"/>
+                <w:sz w:val="20"/>
+                <w:szCs w:val="20"/>
+              </w:rPr>
+              <w:t>MyException</w:t>
+            </w:r>
+            <w:proofErr w:type="spellEnd"/>
+            <w:r>
+              <w:rPr>
+                <w:rFonts w:ascii="Courier New" w:hAnsi="Courier New" w:cs="Courier New"/>
+                <w:color w:val="BCBEC4"/>
+                <w:sz w:val="20"/>
+                <w:szCs w:val="20"/>
+              </w:rPr>
+              <w:t xml:space="preserve"> {</w:t>
             </w:r>
             <w:r>
               <w:rPr>
@@ -8003,14 +9626,25 @@
               </w:rPr>
               <w:t xml:space="preserve">throw new </w:t>
             </w:r>
-            <w:r>
-              <w:rPr>
-                <w:rFonts w:ascii="Courier New" w:hAnsi="Courier New" w:cs="Courier New"/>
-                <w:color w:val="BCBEC4"/>
-                <w:sz w:val="20"/>
-                <w:szCs w:val="20"/>
-              </w:rPr>
-              <w:t>MyException(</w:t>
+            <w:proofErr w:type="spellStart"/>
+            <w:r>
+              <w:rPr>
+                <w:rFonts w:ascii="Courier New" w:hAnsi="Courier New" w:cs="Courier New"/>
+                <w:color w:val="BCBEC4"/>
+                <w:sz w:val="20"/>
+                <w:szCs w:val="20"/>
+              </w:rPr>
+              <w:t>MyException</w:t>
+            </w:r>
+            <w:proofErr w:type="spellEnd"/>
+            <w:r>
+              <w:rPr>
+                <w:rFonts w:ascii="Courier New" w:hAnsi="Courier New" w:cs="Courier New"/>
+                <w:color w:val="BCBEC4"/>
+                <w:sz w:val="20"/>
+                <w:szCs w:val="20"/>
+              </w:rPr>
+              <w:t>(</w:t>
             </w:r>
             <w:r>
               <w:rPr>
@@ -8084,7 +9718,17 @@
                 <w:szCs w:val="20"/>
               </w:rPr>
               <w:br/>
-              <w:t xml:space="preserve">        System.</w:t>
+              <w:t xml:space="preserve">        </w:t>
+            </w:r>
+            <w:proofErr w:type="spellStart"/>
+            <w:r>
+              <w:rPr>
+                <w:rFonts w:ascii="Courier New" w:hAnsi="Courier New" w:cs="Courier New"/>
+                <w:color w:val="BCBEC4"/>
+                <w:sz w:val="20"/>
+                <w:szCs w:val="20"/>
+              </w:rPr>
+              <w:t>System.</w:t>
             </w:r>
             <w:r>
               <w:rPr>
@@ -8104,7 +9748,17 @@
                 <w:sz w:val="20"/>
                 <w:szCs w:val="20"/>
               </w:rPr>
-              <w:t>.println(</w:t>
+              <w:t>.println</w:t>
+            </w:r>
+            <w:proofErr w:type="spellEnd"/>
+            <w:r>
+              <w:rPr>
+                <w:rFonts w:ascii="Courier New" w:hAnsi="Courier New" w:cs="Courier New"/>
+                <w:color w:val="BCBEC4"/>
+                <w:sz w:val="20"/>
+                <w:szCs w:val="20"/>
+              </w:rPr>
+              <w:t>(</w:t>
             </w:r>
             <w:r>
               <w:rPr>
@@ -8223,7 +9877,27 @@
                 <w:sz w:val="20"/>
                 <w:szCs w:val="20"/>
               </w:rPr>
-              <w:t>(String[] args) {</w:t>
+              <w:t xml:space="preserve">(String[] </w:t>
+            </w:r>
+            <w:proofErr w:type="spellStart"/>
+            <w:r>
+              <w:rPr>
+                <w:rFonts w:ascii="Courier New" w:hAnsi="Courier New" w:cs="Courier New"/>
+                <w:color w:val="BCBEC4"/>
+                <w:sz w:val="20"/>
+                <w:szCs w:val="20"/>
+              </w:rPr>
+              <w:t>args</w:t>
+            </w:r>
+            <w:proofErr w:type="spellEnd"/>
+            <w:r>
+              <w:rPr>
+                <w:rFonts w:ascii="Courier New" w:hAnsi="Courier New" w:cs="Courier New"/>
+                <w:color w:val="BCBEC4"/>
+                <w:sz w:val="20"/>
+                <w:szCs w:val="20"/>
+              </w:rPr>
+              <w:t>) {</w:t>
             </w:r>
             <w:r>
               <w:rPr>
@@ -8263,6 +9937,7 @@
               <w:br/>
               <w:t xml:space="preserve">            </w:t>
             </w:r>
+            <w:proofErr w:type="spellStart"/>
             <w:r>
               <w:rPr>
                 <w:rFonts w:ascii="Courier New" w:hAnsi="Courier New" w:cs="Courier New"/>
@@ -8274,6 +9949,7 @@
               </w:rPr>
               <w:t>checkNegative</w:t>
             </w:r>
+            <w:proofErr w:type="spellEnd"/>
             <w:r>
               <w:rPr>
                 <w:rFonts w:ascii="Courier New" w:hAnsi="Courier New" w:cs="Courier New"/>
@@ -8311,6 +9987,7 @@
               <w:br/>
               <w:t xml:space="preserve">            </w:t>
             </w:r>
+            <w:proofErr w:type="spellStart"/>
             <w:r>
               <w:rPr>
                 <w:rFonts w:ascii="Courier New" w:hAnsi="Courier New" w:cs="Courier New"/>
@@ -8322,6 +9999,7 @@
               </w:rPr>
               <w:t>checkNegative</w:t>
             </w:r>
+            <w:proofErr w:type="spellEnd"/>
             <w:r>
               <w:rPr>
                 <w:rFonts w:ascii="Courier New" w:hAnsi="Courier New" w:cs="Courier New"/>
@@ -8375,7 +10053,47 @@
                 <w:sz w:val="20"/>
                 <w:szCs w:val="20"/>
               </w:rPr>
-              <w:t>(MyException ex) {  ex.printStackTrace();  }</w:t>
+              <w:t>(</w:t>
+            </w:r>
+            <w:proofErr w:type="spellStart"/>
+            <w:r>
+              <w:rPr>
+                <w:rFonts w:ascii="Courier New" w:hAnsi="Courier New" w:cs="Courier New"/>
+                <w:color w:val="BCBEC4"/>
+                <w:sz w:val="20"/>
+                <w:szCs w:val="20"/>
+              </w:rPr>
+              <w:t>MyException</w:t>
+            </w:r>
+            <w:proofErr w:type="spellEnd"/>
+            <w:r>
+              <w:rPr>
+                <w:rFonts w:ascii="Courier New" w:hAnsi="Courier New" w:cs="Courier New"/>
+                <w:color w:val="BCBEC4"/>
+                <w:sz w:val="20"/>
+                <w:szCs w:val="20"/>
+              </w:rPr>
+              <w:t xml:space="preserve"> ex) {  </w:t>
+            </w:r>
+            <w:proofErr w:type="spellStart"/>
+            <w:r>
+              <w:rPr>
+                <w:rFonts w:ascii="Courier New" w:hAnsi="Courier New" w:cs="Courier New"/>
+                <w:color w:val="BCBEC4"/>
+                <w:sz w:val="20"/>
+                <w:szCs w:val="20"/>
+              </w:rPr>
+              <w:t>ex.printStackTrace</w:t>
+            </w:r>
+            <w:proofErr w:type="spellEnd"/>
+            <w:r>
+              <w:rPr>
+                <w:rFonts w:ascii="Courier New" w:hAnsi="Courier New" w:cs="Courier New"/>
+                <w:color w:val="BCBEC4"/>
+                <w:sz w:val="20"/>
+                <w:szCs w:val="20"/>
+              </w:rPr>
+              <w:t>();  }</w:t>
             </w:r>
             <w:r>
               <w:rPr>
@@ -8547,6 +10265,7 @@
         </w:rPr>
         <w:t xml:space="preserve">로그인 기능을 </w:t>
       </w:r>
+      <w:proofErr w:type="spellStart"/>
       <w:r>
         <w:rPr>
           <w:rFonts w:asciiTheme="minorEastAsia" w:hAnsiTheme="minorEastAsia" w:cs="굴림"/>
@@ -8554,7 +10273,17 @@
           <w:kern w:val="0"/>
           <w:szCs w:val="20"/>
         </w:rPr>
-        <w:t xml:space="preserve">LoginExample </w:t>
+        <w:t>LoginExample</w:t>
+      </w:r>
+      <w:proofErr w:type="spellEnd"/>
+      <w:r>
+        <w:rPr>
+          <w:rFonts w:asciiTheme="minorEastAsia" w:hAnsiTheme="minorEastAsia" w:cs="굴림"/>
+          <w:color w:val="000000"/>
+          <w:kern w:val="0"/>
+          <w:szCs w:val="20"/>
+        </w:rPr>
+        <w:t xml:space="preserve"> </w:t>
       </w:r>
       <w:r>
         <w:rPr>
@@ -8610,6 +10339,7 @@
         </w:rPr>
         <w:t>ID</w:t>
       </w:r>
+      <w:proofErr w:type="spellStart"/>
       <w:r>
         <w:rPr>
           <w:rFonts w:asciiTheme="minorEastAsia" w:hAnsiTheme="minorEastAsia" w:cs="굴림" w:hint="eastAsia"/>
@@ -8617,8 +10347,19 @@
           <w:kern w:val="0"/>
           <w:szCs w:val="20"/>
         </w:rPr>
-        <w:t xml:space="preserve">를 입력했을 경우 </w:t>
-      </w:r>
+        <w:t>를</w:t>
+      </w:r>
+      <w:proofErr w:type="spellEnd"/>
+      <w:r>
+        <w:rPr>
+          <w:rFonts w:asciiTheme="minorEastAsia" w:hAnsiTheme="minorEastAsia" w:cs="굴림" w:hint="eastAsia"/>
+          <w:color w:val="000000"/>
+          <w:kern w:val="0"/>
+          <w:szCs w:val="20"/>
+        </w:rPr>
+        <w:t xml:space="preserve"> 입력했을 경우 </w:t>
+      </w:r>
+      <w:proofErr w:type="spellStart"/>
       <w:r>
         <w:rPr>
           <w:rFonts w:asciiTheme="minorEastAsia" w:hAnsiTheme="minorEastAsia" w:cs="굴림"/>
@@ -8628,6 +10369,7 @@
         </w:rPr>
         <w:t>NotExistIDException</w:t>
       </w:r>
+      <w:proofErr w:type="spellEnd"/>
       <w:r>
         <w:rPr>
           <w:rFonts w:asciiTheme="minorEastAsia" w:hAnsiTheme="minorEastAsia" w:cs="굴림" w:hint="eastAsia"/>
@@ -8655,6 +10397,7 @@
         </w:rPr>
         <w:t xml:space="preserve">잘못된 패스워드를 입력했을 경우 </w:t>
       </w:r>
+      <w:proofErr w:type="spellStart"/>
       <w:r>
         <w:rPr>
           <w:rFonts w:asciiTheme="minorEastAsia" w:hAnsiTheme="minorEastAsia" w:cs="굴림"/>
@@ -8664,6 +10407,7 @@
         </w:rPr>
         <w:t>WrongPasswordException</w:t>
       </w:r>
+      <w:proofErr w:type="spellEnd"/>
       <w:r>
         <w:rPr>
           <w:rFonts w:asciiTheme="minorEastAsia" w:hAnsiTheme="minorEastAsia" w:cs="굴림" w:hint="eastAsia"/>
@@ -8738,7 +10482,27 @@
           <w:kern w:val="0"/>
           <w:szCs w:val="20"/>
         </w:rPr>
-        <w:t>public class NotExistIDException {</w:t>
+        <w:t xml:space="preserve">public class </w:t>
+      </w:r>
+      <w:proofErr w:type="spellStart"/>
+      <w:r>
+        <w:rPr>
+          <w:rFonts w:asciiTheme="minorEastAsia" w:hAnsiTheme="minorEastAsia" w:cs="Tahoma"/>
+          <w:color w:val="000000"/>
+          <w:kern w:val="0"/>
+          <w:szCs w:val="20"/>
+        </w:rPr>
+        <w:t>NotExistIDException</w:t>
+      </w:r>
+      <w:proofErr w:type="spellEnd"/>
+      <w:r>
+        <w:rPr>
+          <w:rFonts w:asciiTheme="minorEastAsia" w:hAnsiTheme="minorEastAsia" w:cs="Tahoma"/>
+          <w:color w:val="000000"/>
+          <w:kern w:val="0"/>
+          <w:szCs w:val="20"/>
+        </w:rPr>
+        <w:t xml:space="preserve"> {</w:t>
       </w:r>
     </w:p>
     <w:p>
@@ -8831,7 +10595,27 @@
           <w:kern w:val="0"/>
           <w:szCs w:val="20"/>
         </w:rPr>
-        <w:t>public class WrongPasswordException {</w:t>
+        <w:t xml:space="preserve">public class </w:t>
+      </w:r>
+      <w:proofErr w:type="spellStart"/>
+      <w:r>
+        <w:rPr>
+          <w:rFonts w:asciiTheme="minorEastAsia" w:hAnsiTheme="minorEastAsia" w:cs="Tahoma"/>
+          <w:color w:val="000000"/>
+          <w:kern w:val="0"/>
+          <w:szCs w:val="20"/>
+        </w:rPr>
+        <w:t>WrongPasswordException</w:t>
+      </w:r>
+      <w:proofErr w:type="spellEnd"/>
+      <w:r>
+        <w:rPr>
+          <w:rFonts w:asciiTheme="minorEastAsia" w:hAnsiTheme="minorEastAsia" w:cs="Tahoma"/>
+          <w:color w:val="000000"/>
+          <w:kern w:val="0"/>
+          <w:szCs w:val="20"/>
+        </w:rPr>
+        <w:t xml:space="preserve"> {</w:t>
       </w:r>
     </w:p>
     <w:p>
@@ -8943,7 +10727,27 @@
           <w:kern w:val="0"/>
           <w:szCs w:val="20"/>
         </w:rPr>
-        <w:t>public class LoginExample {</w:t>
+        <w:t xml:space="preserve">public class </w:t>
+      </w:r>
+      <w:proofErr w:type="spellStart"/>
+      <w:r>
+        <w:rPr>
+          <w:rFonts w:asciiTheme="minorEastAsia" w:hAnsiTheme="minorEastAsia" w:cs="Tahoma"/>
+          <w:color w:val="000000"/>
+          <w:kern w:val="0"/>
+          <w:szCs w:val="20"/>
+        </w:rPr>
+        <w:t>LoginExample</w:t>
+      </w:r>
+      <w:proofErr w:type="spellEnd"/>
+      <w:r>
+        <w:rPr>
+          <w:rFonts w:asciiTheme="minorEastAsia" w:hAnsiTheme="minorEastAsia" w:cs="Tahoma"/>
+          <w:color w:val="000000"/>
+          <w:kern w:val="0"/>
+          <w:szCs w:val="20"/>
+        </w:rPr>
+        <w:t xml:space="preserve"> {</w:t>
       </w:r>
     </w:p>
     <w:p>
@@ -8980,7 +10784,47 @@
           <w:kern w:val="0"/>
           <w:szCs w:val="20"/>
         </w:rPr>
-        <w:t>public static void main(String[] args) {</w:t>
+        <w:t xml:space="preserve">public static void </w:t>
+      </w:r>
+      <w:proofErr w:type="gramStart"/>
+      <w:r>
+        <w:rPr>
+          <w:rFonts w:asciiTheme="minorEastAsia" w:hAnsiTheme="minorEastAsia" w:cs="Tahoma"/>
+          <w:color w:val="000000"/>
+          <w:kern w:val="0"/>
+          <w:szCs w:val="20"/>
+        </w:rPr>
+        <w:t>main(String[</w:t>
+      </w:r>
+      <w:proofErr w:type="gramEnd"/>
+      <w:r>
+        <w:rPr>
+          <w:rFonts w:asciiTheme="minorEastAsia" w:hAnsiTheme="minorEastAsia" w:cs="Tahoma"/>
+          <w:color w:val="000000"/>
+          <w:kern w:val="0"/>
+          <w:szCs w:val="20"/>
+        </w:rPr>
+        <w:t xml:space="preserve">] </w:t>
+      </w:r>
+      <w:proofErr w:type="spellStart"/>
+      <w:r>
+        <w:rPr>
+          <w:rFonts w:asciiTheme="minorEastAsia" w:hAnsiTheme="minorEastAsia" w:cs="Tahoma"/>
+          <w:color w:val="000000"/>
+          <w:kern w:val="0"/>
+          <w:szCs w:val="20"/>
+        </w:rPr>
+        <w:t>args</w:t>
+      </w:r>
+      <w:proofErr w:type="spellEnd"/>
+      <w:r>
+        <w:rPr>
+          <w:rFonts w:asciiTheme="minorEastAsia" w:hAnsiTheme="minorEastAsia" w:cs="Tahoma"/>
+          <w:color w:val="000000"/>
+          <w:kern w:val="0"/>
+          <w:szCs w:val="20"/>
+        </w:rPr>
+        <w:t>) {</w:t>
       </w:r>
     </w:p>
     <w:p>
@@ -9074,6 +10918,7 @@
         </w:rPr>
         <w:tab/>
       </w:r>
+      <w:proofErr w:type="gramStart"/>
       <w:r>
         <w:rPr>
           <w:rFonts w:asciiTheme="minorEastAsia" w:hAnsiTheme="minorEastAsia" w:cs="Tahoma"/>
@@ -9081,8 +10926,29 @@
           <w:kern w:val="0"/>
           <w:szCs w:val="20"/>
         </w:rPr>
-        <w:t>login("white", 12345);</w:t>
-      </w:r>
+        <w:t>login(</w:t>
+      </w:r>
+      <w:proofErr w:type="gramEnd"/>
+      <w:r>
+        <w:rPr>
+          <w:rFonts w:asciiTheme="minorEastAsia" w:hAnsiTheme="minorEastAsia" w:cs="Tahoma"/>
+          <w:color w:val="000000"/>
+          <w:kern w:val="0"/>
+          <w:szCs w:val="20"/>
+        </w:rPr>
+        <w:t>"white", 12345</w:t>
+      </w:r>
+      <w:proofErr w:type="gramStart"/>
+      <w:r>
+        <w:rPr>
+          <w:rFonts w:asciiTheme="minorEastAsia" w:hAnsiTheme="minorEastAsia" w:cs="Tahoma"/>
+          <w:color w:val="000000"/>
+          <w:kern w:val="0"/>
+          <w:szCs w:val="20"/>
+        </w:rPr>
+        <w:t>);</w:t>
+      </w:r>
+      <w:proofErr w:type="gramEnd"/>
     </w:p>
     <w:p>
       <w:pPr>
@@ -9127,7 +10993,27 @@
           <w:kern w:val="0"/>
           <w:szCs w:val="20"/>
         </w:rPr>
-        <w:t>} catch(Exception e) {</w:t>
+        <w:t xml:space="preserve">} </w:t>
+      </w:r>
+      <w:proofErr w:type="gramStart"/>
+      <w:r>
+        <w:rPr>
+          <w:rFonts w:asciiTheme="minorEastAsia" w:hAnsiTheme="minorEastAsia" w:cs="Tahoma"/>
+          <w:color w:val="000000"/>
+          <w:kern w:val="0"/>
+          <w:szCs w:val="20"/>
+        </w:rPr>
+        <w:t>catch(</w:t>
+      </w:r>
+      <w:proofErr w:type="gramEnd"/>
+      <w:r>
+        <w:rPr>
+          <w:rFonts w:asciiTheme="minorEastAsia" w:hAnsiTheme="minorEastAsia" w:cs="Tahoma"/>
+          <w:color w:val="000000"/>
+          <w:kern w:val="0"/>
+          <w:szCs w:val="20"/>
+        </w:rPr>
+        <w:t>Exception e) {</w:t>
       </w:r>
     </w:p>
     <w:p>
@@ -9175,6 +11061,7 @@
         </w:rPr>
         <w:tab/>
       </w:r>
+      <w:proofErr w:type="spellStart"/>
       <w:r>
         <w:rPr>
           <w:rFonts w:asciiTheme="minorEastAsia" w:hAnsiTheme="minorEastAsia" w:cs="Tahoma"/>
@@ -9182,8 +11069,51 @@
           <w:kern w:val="0"/>
           <w:szCs w:val="20"/>
         </w:rPr>
-        <w:t>System.out.println(e.getMessage());</w:t>
-      </w:r>
+        <w:t>System.out.println</w:t>
+      </w:r>
+      <w:proofErr w:type="spellEnd"/>
+      <w:r>
+        <w:rPr>
+          <w:rFonts w:asciiTheme="minorEastAsia" w:hAnsiTheme="minorEastAsia" w:cs="Tahoma"/>
+          <w:color w:val="000000"/>
+          <w:kern w:val="0"/>
+          <w:szCs w:val="20"/>
+        </w:rPr>
+        <w:t>(</w:t>
+      </w:r>
+      <w:proofErr w:type="spellStart"/>
+      <w:proofErr w:type="gramStart"/>
+      <w:r>
+        <w:rPr>
+          <w:rFonts w:asciiTheme="minorEastAsia" w:hAnsiTheme="minorEastAsia" w:cs="Tahoma"/>
+          <w:color w:val="000000"/>
+          <w:kern w:val="0"/>
+          <w:szCs w:val="20"/>
+        </w:rPr>
+        <w:t>e.getMessage</w:t>
+      </w:r>
+      <w:proofErr w:type="spellEnd"/>
+      <w:proofErr w:type="gramEnd"/>
+      <w:r>
+        <w:rPr>
+          <w:rFonts w:asciiTheme="minorEastAsia" w:hAnsiTheme="minorEastAsia" w:cs="Tahoma"/>
+          <w:color w:val="000000"/>
+          <w:kern w:val="0"/>
+          <w:szCs w:val="20"/>
+        </w:rPr>
+        <w:t>()</w:t>
+      </w:r>
+      <w:proofErr w:type="gramStart"/>
+      <w:r>
+        <w:rPr>
+          <w:rFonts w:asciiTheme="minorEastAsia" w:hAnsiTheme="minorEastAsia" w:cs="Tahoma"/>
+          <w:color w:val="000000"/>
+          <w:kern w:val="0"/>
+          <w:szCs w:val="20"/>
+        </w:rPr>
+        <w:t>);</w:t>
+      </w:r>
+      <w:proofErr w:type="gramEnd"/>
     </w:p>
     <w:p>
       <w:pPr>
@@ -9359,6 +11289,7 @@
         </w:rPr>
         <w:tab/>
       </w:r>
+      <w:proofErr w:type="gramStart"/>
       <w:r>
         <w:rPr>
           <w:rFonts w:asciiTheme="minorEastAsia" w:hAnsiTheme="minorEastAsia" w:cs="Tahoma"/>
@@ -9366,8 +11297,29 @@
           <w:kern w:val="0"/>
           <w:szCs w:val="20"/>
         </w:rPr>
-        <w:t>login("blue", 54321);</w:t>
-      </w:r>
+        <w:t>login(</w:t>
+      </w:r>
+      <w:proofErr w:type="gramEnd"/>
+      <w:r>
+        <w:rPr>
+          <w:rFonts w:asciiTheme="minorEastAsia" w:hAnsiTheme="minorEastAsia" w:cs="Tahoma"/>
+          <w:color w:val="000000"/>
+          <w:kern w:val="0"/>
+          <w:szCs w:val="20"/>
+        </w:rPr>
+        <w:t>"blue", 54321</w:t>
+      </w:r>
+      <w:proofErr w:type="gramStart"/>
+      <w:r>
+        <w:rPr>
+          <w:rFonts w:asciiTheme="minorEastAsia" w:hAnsiTheme="minorEastAsia" w:cs="Tahoma"/>
+          <w:color w:val="000000"/>
+          <w:kern w:val="0"/>
+          <w:szCs w:val="20"/>
+        </w:rPr>
+        <w:t>);</w:t>
+      </w:r>
+      <w:proofErr w:type="gramEnd"/>
     </w:p>
     <w:p>
       <w:pPr>
@@ -9412,7 +11364,27 @@
           <w:kern w:val="0"/>
           <w:szCs w:val="20"/>
         </w:rPr>
-        <w:t>} catch(Exception e) {</w:t>
+        <w:t xml:space="preserve">} </w:t>
+      </w:r>
+      <w:proofErr w:type="gramStart"/>
+      <w:r>
+        <w:rPr>
+          <w:rFonts w:asciiTheme="minorEastAsia" w:hAnsiTheme="minorEastAsia" w:cs="Tahoma"/>
+          <w:color w:val="000000"/>
+          <w:kern w:val="0"/>
+          <w:szCs w:val="20"/>
+        </w:rPr>
+        <w:t>catch(</w:t>
+      </w:r>
+      <w:proofErr w:type="gramEnd"/>
+      <w:r>
+        <w:rPr>
+          <w:rFonts w:asciiTheme="minorEastAsia" w:hAnsiTheme="minorEastAsia" w:cs="Tahoma"/>
+          <w:color w:val="000000"/>
+          <w:kern w:val="0"/>
+          <w:szCs w:val="20"/>
+        </w:rPr>
+        <w:t>Exception e) {</w:t>
       </w:r>
     </w:p>
     <w:p>
@@ -9460,6 +11432,7 @@
         </w:rPr>
         <w:tab/>
       </w:r>
+      <w:proofErr w:type="spellStart"/>
       <w:r>
         <w:rPr>
           <w:rFonts w:asciiTheme="minorEastAsia" w:hAnsiTheme="minorEastAsia" w:cs="Tahoma"/>
@@ -9467,8 +11440,51 @@
           <w:kern w:val="0"/>
           <w:szCs w:val="20"/>
         </w:rPr>
-        <w:t>System.out.println(e.getMessage());</w:t>
-      </w:r>
+        <w:t>System.out.println</w:t>
+      </w:r>
+      <w:proofErr w:type="spellEnd"/>
+      <w:r>
+        <w:rPr>
+          <w:rFonts w:asciiTheme="minorEastAsia" w:hAnsiTheme="minorEastAsia" w:cs="Tahoma"/>
+          <w:color w:val="000000"/>
+          <w:kern w:val="0"/>
+          <w:szCs w:val="20"/>
+        </w:rPr>
+        <w:t>(</w:t>
+      </w:r>
+      <w:proofErr w:type="spellStart"/>
+      <w:proofErr w:type="gramStart"/>
+      <w:r>
+        <w:rPr>
+          <w:rFonts w:asciiTheme="minorEastAsia" w:hAnsiTheme="minorEastAsia" w:cs="Tahoma"/>
+          <w:color w:val="000000"/>
+          <w:kern w:val="0"/>
+          <w:szCs w:val="20"/>
+        </w:rPr>
+        <w:t>e.getMessage</w:t>
+      </w:r>
+      <w:proofErr w:type="spellEnd"/>
+      <w:proofErr w:type="gramEnd"/>
+      <w:r>
+        <w:rPr>
+          <w:rFonts w:asciiTheme="minorEastAsia" w:hAnsiTheme="minorEastAsia" w:cs="Tahoma"/>
+          <w:color w:val="000000"/>
+          <w:kern w:val="0"/>
+          <w:szCs w:val="20"/>
+        </w:rPr>
+        <w:t>()</w:t>
+      </w:r>
+      <w:proofErr w:type="gramStart"/>
+      <w:r>
+        <w:rPr>
+          <w:rFonts w:asciiTheme="minorEastAsia" w:hAnsiTheme="minorEastAsia" w:cs="Tahoma"/>
+          <w:color w:val="000000"/>
+          <w:kern w:val="0"/>
+          <w:szCs w:val="20"/>
+        </w:rPr>
+        <w:t>);</w:t>
+      </w:r>
+      <w:proofErr w:type="gramEnd"/>
     </w:p>
     <w:p>
       <w:pPr>
@@ -9587,7 +11603,27 @@
           <w:kern w:val="0"/>
           <w:szCs w:val="20"/>
         </w:rPr>
-        <w:t>public static void login(String id, int password) {</w:t>
+        <w:t xml:space="preserve">public static void </w:t>
+      </w:r>
+      <w:proofErr w:type="gramStart"/>
+      <w:r>
+        <w:rPr>
+          <w:rFonts w:asciiTheme="minorEastAsia" w:hAnsiTheme="minorEastAsia" w:cs="Tahoma"/>
+          <w:color w:val="000000"/>
+          <w:kern w:val="0"/>
+          <w:szCs w:val="20"/>
+        </w:rPr>
+        <w:t>login(</w:t>
+      </w:r>
+      <w:proofErr w:type="gramEnd"/>
+      <w:r>
+        <w:rPr>
+          <w:rFonts w:asciiTheme="minorEastAsia" w:hAnsiTheme="minorEastAsia" w:cs="Tahoma"/>
+          <w:color w:val="000000"/>
+          <w:kern w:val="0"/>
+          <w:szCs w:val="20"/>
+        </w:rPr>
+        <w:t>String id, int password) {</w:t>
       </w:r>
     </w:p>
     <w:p>
@@ -9662,6 +11698,7 @@
         </w:rPr>
         <w:t xml:space="preserve">가 아니라면 </w:t>
       </w:r>
+      <w:proofErr w:type="spellStart"/>
       <w:r>
         <w:rPr>
           <w:rFonts w:asciiTheme="minorEastAsia" w:hAnsiTheme="minorEastAsia" w:cs="Tahoma"/>
@@ -9669,7 +11706,17 @@
           <w:kern w:val="0"/>
           <w:szCs w:val="20"/>
         </w:rPr>
-        <w:t xml:space="preserve">NotExistIDException </w:t>
+        <w:t>NotExistIDException</w:t>
+      </w:r>
+      <w:proofErr w:type="spellEnd"/>
+      <w:r>
+        <w:rPr>
+          <w:rFonts w:asciiTheme="minorEastAsia" w:hAnsiTheme="minorEastAsia" w:cs="Tahoma"/>
+          <w:color w:val="000000"/>
+          <w:kern w:val="0"/>
+          <w:szCs w:val="20"/>
+        </w:rPr>
+        <w:t xml:space="preserve"> </w:t>
       </w:r>
       <w:r>
         <w:rPr>
@@ -9836,6 +11883,7 @@
         </w:rPr>
         <w:t xml:space="preserve">가 아니라면 </w:t>
       </w:r>
+      <w:proofErr w:type="spellStart"/>
       <w:r>
         <w:rPr>
           <w:rFonts w:asciiTheme="minorEastAsia" w:hAnsiTheme="minorEastAsia" w:cs="Tahoma"/>
@@ -9843,7 +11891,17 @@
           <w:kern w:val="0"/>
           <w:szCs w:val="20"/>
         </w:rPr>
-        <w:t xml:space="preserve">WrongPasswordException </w:t>
+        <w:t>WrongPasswordException</w:t>
+      </w:r>
+      <w:proofErr w:type="spellEnd"/>
+      <w:r>
+        <w:rPr>
+          <w:rFonts w:asciiTheme="minorEastAsia" w:hAnsiTheme="minorEastAsia" w:cs="Tahoma"/>
+          <w:color w:val="000000"/>
+          <w:kern w:val="0"/>
+          <w:szCs w:val="20"/>
+        </w:rPr>
+        <w:t xml:space="preserve"> </w:t>
       </w:r>
       <w:r>
         <w:rPr>
@@ -10096,14 +12154,25 @@
               </w:rPr>
               <w:t xml:space="preserve">public class </w:t>
             </w:r>
-            <w:r>
-              <w:rPr>
-                <w:rFonts w:ascii="Courier New" w:hAnsi="Courier New" w:cs="Courier New"/>
-                <w:color w:val="BCBEC4"/>
-                <w:sz w:val="20"/>
-                <w:szCs w:val="20"/>
-              </w:rPr>
-              <w:t xml:space="preserve">NotExistIDException </w:t>
+            <w:proofErr w:type="spellStart"/>
+            <w:r>
+              <w:rPr>
+                <w:rFonts w:ascii="Courier New" w:hAnsi="Courier New" w:cs="Courier New"/>
+                <w:color w:val="BCBEC4"/>
+                <w:sz w:val="20"/>
+                <w:szCs w:val="20"/>
+              </w:rPr>
+              <w:t>NotExistIDException</w:t>
+            </w:r>
+            <w:proofErr w:type="spellEnd"/>
+            <w:r>
+              <w:rPr>
+                <w:rFonts w:ascii="Courier New" w:hAnsi="Courier New" w:cs="Courier New"/>
+                <w:color w:val="BCBEC4"/>
+                <w:sz w:val="20"/>
+                <w:szCs w:val="20"/>
+              </w:rPr>
+              <w:t xml:space="preserve"> </w:t>
             </w:r>
             <w:r>
               <w:rPr>
@@ -10142,6 +12211,8 @@
               </w:rPr>
               <w:t xml:space="preserve">public </w:t>
             </w:r>
+            <w:proofErr w:type="spellStart"/>
+            <w:proofErr w:type="gramStart"/>
             <w:r>
               <w:rPr>
                 <w:rFonts w:ascii="Courier New" w:hAnsi="Courier New" w:cs="Courier New"/>
@@ -10151,14 +12222,25 @@
               </w:rPr>
               <w:t>NotExistIDException</w:t>
             </w:r>
-            <w:r>
-              <w:rPr>
-                <w:rFonts w:ascii="Courier New" w:hAnsi="Courier New" w:cs="Courier New"/>
-                <w:color w:val="BCBEC4"/>
-                <w:sz w:val="20"/>
-                <w:szCs w:val="20"/>
-              </w:rPr>
-              <w:t>() {}</w:t>
+            <w:proofErr w:type="spellEnd"/>
+            <w:r>
+              <w:rPr>
+                <w:rFonts w:ascii="Courier New" w:hAnsi="Courier New" w:cs="Courier New"/>
+                <w:color w:val="BCBEC4"/>
+                <w:sz w:val="20"/>
+                <w:szCs w:val="20"/>
+              </w:rPr>
+              <w:t>(</w:t>
+            </w:r>
+            <w:proofErr w:type="gramEnd"/>
+            <w:r>
+              <w:rPr>
+                <w:rFonts w:ascii="Courier New" w:hAnsi="Courier New" w:cs="Courier New"/>
+                <w:color w:val="BCBEC4"/>
+                <w:sz w:val="20"/>
+                <w:szCs w:val="20"/>
+              </w:rPr>
+              <w:t>) {}</w:t>
             </w:r>
             <w:r>
               <w:rPr>
@@ -10179,6 +12261,8 @@
               </w:rPr>
               <w:t xml:space="preserve">public </w:t>
             </w:r>
+            <w:proofErr w:type="spellStart"/>
+            <w:proofErr w:type="gramStart"/>
             <w:r>
               <w:rPr>
                 <w:rFonts w:ascii="Courier New" w:hAnsi="Courier New" w:cs="Courier New"/>
@@ -10188,14 +12272,25 @@
               </w:rPr>
               <w:t>NotExistIDException</w:t>
             </w:r>
-            <w:r>
-              <w:rPr>
-                <w:rFonts w:ascii="Courier New" w:hAnsi="Courier New" w:cs="Courier New"/>
-                <w:color w:val="BCBEC4"/>
-                <w:sz w:val="20"/>
-                <w:szCs w:val="20"/>
-              </w:rPr>
-              <w:t>(String message) {</w:t>
+            <w:proofErr w:type="spellEnd"/>
+            <w:r>
+              <w:rPr>
+                <w:rFonts w:ascii="Courier New" w:hAnsi="Courier New" w:cs="Courier New"/>
+                <w:color w:val="BCBEC4"/>
+                <w:sz w:val="20"/>
+                <w:szCs w:val="20"/>
+              </w:rPr>
+              <w:t>(</w:t>
+            </w:r>
+            <w:proofErr w:type="gramEnd"/>
+            <w:r>
+              <w:rPr>
+                <w:rFonts w:ascii="Courier New" w:hAnsi="Courier New" w:cs="Courier New"/>
+                <w:color w:val="BCBEC4"/>
+                <w:sz w:val="20"/>
+                <w:szCs w:val="20"/>
+              </w:rPr>
+              <w:t>String message) {</w:t>
             </w:r>
             <w:r>
               <w:rPr>
@@ -10233,8 +12328,19 @@
                 <w:szCs w:val="20"/>
               </w:rPr>
               <w:br/>
-              <w:t xml:space="preserve">    }</w:t>
-            </w:r>
+              <w:t xml:space="preserve">  </w:t>
+            </w:r>
+            <w:proofErr w:type="gramStart"/>
+            <w:r>
+              <w:rPr>
+                <w:rFonts w:ascii="Courier New" w:hAnsi="Courier New" w:cs="Courier New"/>
+                <w:color w:val="BCBEC4"/>
+                <w:sz w:val="20"/>
+                <w:szCs w:val="20"/>
+              </w:rPr>
+              <w:t xml:space="preserve">  }</w:t>
+            </w:r>
+            <w:proofErr w:type="gramEnd"/>
             <w:r>
               <w:rPr>
                 <w:rFonts w:ascii="Courier New" w:hAnsi="Courier New" w:cs="Courier New"/>
@@ -10333,14 +12439,25 @@
               </w:rPr>
               <w:t xml:space="preserve">public class </w:t>
             </w:r>
-            <w:r>
-              <w:rPr>
-                <w:rFonts w:ascii="Courier New" w:hAnsi="Courier New" w:cs="Courier New"/>
-                <w:color w:val="BCBEC4"/>
-                <w:sz w:val="20"/>
-                <w:szCs w:val="20"/>
-              </w:rPr>
-              <w:t xml:space="preserve">WrongPasswordException </w:t>
+            <w:proofErr w:type="spellStart"/>
+            <w:r>
+              <w:rPr>
+                <w:rFonts w:ascii="Courier New" w:hAnsi="Courier New" w:cs="Courier New"/>
+                <w:color w:val="BCBEC4"/>
+                <w:sz w:val="20"/>
+                <w:szCs w:val="20"/>
+              </w:rPr>
+              <w:t>WrongPasswordException</w:t>
+            </w:r>
+            <w:proofErr w:type="spellEnd"/>
+            <w:r>
+              <w:rPr>
+                <w:rFonts w:ascii="Courier New" w:hAnsi="Courier New" w:cs="Courier New"/>
+                <w:color w:val="BCBEC4"/>
+                <w:sz w:val="20"/>
+                <w:szCs w:val="20"/>
+              </w:rPr>
+              <w:t xml:space="preserve"> </w:t>
             </w:r>
             <w:r>
               <w:rPr>
@@ -10379,6 +12496,8 @@
               </w:rPr>
               <w:t xml:space="preserve">public </w:t>
             </w:r>
+            <w:proofErr w:type="spellStart"/>
+            <w:proofErr w:type="gramStart"/>
             <w:r>
               <w:rPr>
                 <w:rFonts w:ascii="Courier New" w:hAnsi="Courier New" w:cs="Courier New"/>
@@ -10388,14 +12507,25 @@
               </w:rPr>
               <w:t>WrongPasswordException</w:t>
             </w:r>
-            <w:r>
-              <w:rPr>
-                <w:rFonts w:ascii="Courier New" w:hAnsi="Courier New" w:cs="Courier New"/>
-                <w:color w:val="BCBEC4"/>
-                <w:sz w:val="20"/>
-                <w:szCs w:val="20"/>
-              </w:rPr>
-              <w:t>() {}</w:t>
+            <w:proofErr w:type="spellEnd"/>
+            <w:r>
+              <w:rPr>
+                <w:rFonts w:ascii="Courier New" w:hAnsi="Courier New" w:cs="Courier New"/>
+                <w:color w:val="BCBEC4"/>
+                <w:sz w:val="20"/>
+                <w:szCs w:val="20"/>
+              </w:rPr>
+              <w:t>(</w:t>
+            </w:r>
+            <w:proofErr w:type="gramEnd"/>
+            <w:r>
+              <w:rPr>
+                <w:rFonts w:ascii="Courier New" w:hAnsi="Courier New" w:cs="Courier New"/>
+                <w:color w:val="BCBEC4"/>
+                <w:sz w:val="20"/>
+                <w:szCs w:val="20"/>
+              </w:rPr>
+              <w:t>) {}</w:t>
             </w:r>
             <w:r>
               <w:rPr>
@@ -10416,6 +12546,8 @@
               </w:rPr>
               <w:t xml:space="preserve">public </w:t>
             </w:r>
+            <w:proofErr w:type="spellStart"/>
+            <w:proofErr w:type="gramStart"/>
             <w:r>
               <w:rPr>
                 <w:rFonts w:ascii="Courier New" w:hAnsi="Courier New" w:cs="Courier New"/>
@@ -10425,14 +12557,25 @@
               </w:rPr>
               <w:t>WrongPasswordException</w:t>
             </w:r>
-            <w:r>
-              <w:rPr>
-                <w:rFonts w:ascii="Courier New" w:hAnsi="Courier New" w:cs="Courier New"/>
-                <w:color w:val="BCBEC4"/>
-                <w:sz w:val="20"/>
-                <w:szCs w:val="20"/>
-              </w:rPr>
-              <w:t>(String message) {</w:t>
+            <w:proofErr w:type="spellEnd"/>
+            <w:r>
+              <w:rPr>
+                <w:rFonts w:ascii="Courier New" w:hAnsi="Courier New" w:cs="Courier New"/>
+                <w:color w:val="BCBEC4"/>
+                <w:sz w:val="20"/>
+                <w:szCs w:val="20"/>
+              </w:rPr>
+              <w:t>(</w:t>
+            </w:r>
+            <w:proofErr w:type="gramEnd"/>
+            <w:r>
+              <w:rPr>
+                <w:rFonts w:ascii="Courier New" w:hAnsi="Courier New" w:cs="Courier New"/>
+                <w:color w:val="BCBEC4"/>
+                <w:sz w:val="20"/>
+                <w:szCs w:val="20"/>
+              </w:rPr>
+              <w:t>String message) {</w:t>
             </w:r>
             <w:r>
               <w:rPr>
@@ -10470,8 +12613,19 @@
                 <w:szCs w:val="20"/>
               </w:rPr>
               <w:br/>
-              <w:t xml:space="preserve">    }</w:t>
-            </w:r>
+              <w:t xml:space="preserve">  </w:t>
+            </w:r>
+            <w:proofErr w:type="gramStart"/>
+            <w:r>
+              <w:rPr>
+                <w:rFonts w:ascii="Courier New" w:hAnsi="Courier New" w:cs="Courier New"/>
+                <w:color w:val="BCBEC4"/>
+                <w:sz w:val="20"/>
+                <w:szCs w:val="20"/>
+              </w:rPr>
+              <w:t xml:space="preserve">  }</w:t>
+            </w:r>
+            <w:proofErr w:type="gramEnd"/>
             <w:r>
               <w:rPr>
                 <w:rFonts w:ascii="Courier New" w:hAnsi="Courier New" w:cs="Courier New"/>
@@ -10570,14 +12724,25 @@
               </w:rPr>
               <w:t xml:space="preserve">public class </w:t>
             </w:r>
-            <w:r>
-              <w:rPr>
-                <w:rFonts w:ascii="Courier New" w:hAnsi="Courier New" w:cs="Courier New"/>
-                <w:color w:val="BCBEC4"/>
-                <w:sz w:val="20"/>
-                <w:szCs w:val="20"/>
-              </w:rPr>
-              <w:t>LoginExample {</w:t>
+            <w:proofErr w:type="spellStart"/>
+            <w:r>
+              <w:rPr>
+                <w:rFonts w:ascii="Courier New" w:hAnsi="Courier New" w:cs="Courier New"/>
+                <w:color w:val="BCBEC4"/>
+                <w:sz w:val="20"/>
+                <w:szCs w:val="20"/>
+              </w:rPr>
+              <w:t>LoginExample</w:t>
+            </w:r>
+            <w:proofErr w:type="spellEnd"/>
+            <w:r>
+              <w:rPr>
+                <w:rFonts w:ascii="Courier New" w:hAnsi="Courier New" w:cs="Courier New"/>
+                <w:color w:val="BCBEC4"/>
+                <w:sz w:val="20"/>
+                <w:szCs w:val="20"/>
+              </w:rPr>
+              <w:t xml:space="preserve"> {</w:t>
             </w:r>
             <w:r>
               <w:rPr>
@@ -10614,7 +12779,27 @@
                 <w:sz w:val="20"/>
                 <w:szCs w:val="20"/>
               </w:rPr>
-              <w:t>(String[] args) {</w:t>
+              <w:t xml:space="preserve">(String[] </w:t>
+            </w:r>
+            <w:proofErr w:type="spellStart"/>
+            <w:r>
+              <w:rPr>
+                <w:rFonts w:ascii="Courier New" w:hAnsi="Courier New" w:cs="Courier New"/>
+                <w:color w:val="BCBEC4"/>
+                <w:sz w:val="20"/>
+                <w:szCs w:val="20"/>
+              </w:rPr>
+              <w:t>args</w:t>
+            </w:r>
+            <w:proofErr w:type="spellEnd"/>
+            <w:r>
+              <w:rPr>
+                <w:rFonts w:ascii="Courier New" w:hAnsi="Courier New" w:cs="Courier New"/>
+                <w:color w:val="BCBEC4"/>
+                <w:sz w:val="20"/>
+                <w:szCs w:val="20"/>
+              </w:rPr>
+              <w:t>) {</w:t>
             </w:r>
             <w:r>
               <w:rPr>
@@ -10746,7 +12931,17 @@
                 <w:szCs w:val="20"/>
               </w:rPr>
               <w:br/>
-              <w:t xml:space="preserve">            System.</w:t>
+              <w:t xml:space="preserve">            </w:t>
+            </w:r>
+            <w:proofErr w:type="spellStart"/>
+            <w:r>
+              <w:rPr>
+                <w:rFonts w:ascii="Courier New" w:hAnsi="Courier New" w:cs="Courier New"/>
+                <w:color w:val="BCBEC4"/>
+                <w:sz w:val="20"/>
+                <w:szCs w:val="20"/>
+              </w:rPr>
+              <w:t>System.</w:t>
             </w:r>
             <w:r>
               <w:rPr>
@@ -10766,7 +12961,37 @@
                 <w:sz w:val="20"/>
                 <w:szCs w:val="20"/>
               </w:rPr>
-              <w:t xml:space="preserve">.println(e.getMessage()); </w:t>
+              <w:t>.println</w:t>
+            </w:r>
+            <w:proofErr w:type="spellEnd"/>
+            <w:r>
+              <w:rPr>
+                <w:rFonts w:ascii="Courier New" w:hAnsi="Courier New" w:cs="Courier New"/>
+                <w:color w:val="BCBEC4"/>
+                <w:sz w:val="20"/>
+                <w:szCs w:val="20"/>
+              </w:rPr>
+              <w:t>(</w:t>
+            </w:r>
+            <w:proofErr w:type="spellStart"/>
+            <w:r>
+              <w:rPr>
+                <w:rFonts w:ascii="Courier New" w:hAnsi="Courier New" w:cs="Courier New"/>
+                <w:color w:val="BCBEC4"/>
+                <w:sz w:val="20"/>
+                <w:szCs w:val="20"/>
+              </w:rPr>
+              <w:t>e.getMessage</w:t>
+            </w:r>
+            <w:proofErr w:type="spellEnd"/>
+            <w:r>
+              <w:rPr>
+                <w:rFonts w:ascii="Courier New" w:hAnsi="Courier New" w:cs="Courier New"/>
+                <w:color w:val="BCBEC4"/>
+                <w:sz w:val="20"/>
+                <w:szCs w:val="20"/>
+              </w:rPr>
+              <w:t xml:space="preserve">()); </w:t>
             </w:r>
             <w:r>
               <w:rPr>
@@ -10777,6 +13002,7 @@
               </w:rPr>
               <w:t>// message</w:t>
             </w:r>
+            <w:proofErr w:type="spellStart"/>
             <w:r>
               <w:rPr>
                 <w:rFonts w:ascii="Menlo-Regular" w:hAnsi="Menlo-Regular" w:cs="Menlo-Regular"/>
@@ -10786,6 +13012,7 @@
               </w:rPr>
               <w:t>를</w:t>
             </w:r>
+            <w:proofErr w:type="spellEnd"/>
             <w:r>
               <w:rPr>
                 <w:rFonts w:ascii="Menlo-Regular" w:hAnsi="Menlo-Regular" w:cs="Menlo-Regular"/>
@@ -10980,7 +13207,17 @@
                 <w:szCs w:val="20"/>
               </w:rPr>
               <w:br/>
-              <w:t xml:space="preserve">            System.</w:t>
+              <w:t xml:space="preserve">            </w:t>
+            </w:r>
+            <w:proofErr w:type="spellStart"/>
+            <w:r>
+              <w:rPr>
+                <w:rFonts w:ascii="Courier New" w:hAnsi="Courier New" w:cs="Courier New"/>
+                <w:color w:val="BCBEC4"/>
+                <w:sz w:val="20"/>
+                <w:szCs w:val="20"/>
+              </w:rPr>
+              <w:t>System.</w:t>
             </w:r>
             <w:r>
               <w:rPr>
@@ -11000,7 +13237,37 @@
                 <w:sz w:val="20"/>
                 <w:szCs w:val="20"/>
               </w:rPr>
-              <w:t>.println(e.getMessage());</w:t>
+              <w:t>.println</w:t>
+            </w:r>
+            <w:proofErr w:type="spellEnd"/>
+            <w:r>
+              <w:rPr>
+                <w:rFonts w:ascii="Courier New" w:hAnsi="Courier New" w:cs="Courier New"/>
+                <w:color w:val="BCBEC4"/>
+                <w:sz w:val="20"/>
+                <w:szCs w:val="20"/>
+              </w:rPr>
+              <w:t>(</w:t>
+            </w:r>
+            <w:proofErr w:type="spellStart"/>
+            <w:r>
+              <w:rPr>
+                <w:rFonts w:ascii="Courier New" w:hAnsi="Courier New" w:cs="Courier New"/>
+                <w:color w:val="BCBEC4"/>
+                <w:sz w:val="20"/>
+                <w:szCs w:val="20"/>
+              </w:rPr>
+              <w:t>e.getMessage</w:t>
+            </w:r>
+            <w:proofErr w:type="spellEnd"/>
+            <w:r>
+              <w:rPr>
+                <w:rFonts w:ascii="Courier New" w:hAnsi="Courier New" w:cs="Courier New"/>
+                <w:color w:val="BCBEC4"/>
+                <w:sz w:val="20"/>
+                <w:szCs w:val="20"/>
+              </w:rPr>
+              <w:t>());</w:t>
             </w:r>
             <w:r>
               <w:rPr>
@@ -11086,14 +13353,45 @@
               </w:rPr>
               <w:t xml:space="preserve">throws </w:t>
             </w:r>
-            <w:r>
-              <w:rPr>
-                <w:rFonts w:ascii="Courier New" w:hAnsi="Courier New" w:cs="Courier New"/>
-                <w:color w:val="BCBEC4"/>
-                <w:sz w:val="20"/>
-                <w:szCs w:val="20"/>
-              </w:rPr>
-              <w:t>NotExistIDException, WrongPasswordException {</w:t>
+            <w:proofErr w:type="spellStart"/>
+            <w:r>
+              <w:rPr>
+                <w:rFonts w:ascii="Courier New" w:hAnsi="Courier New" w:cs="Courier New"/>
+                <w:color w:val="BCBEC4"/>
+                <w:sz w:val="20"/>
+                <w:szCs w:val="20"/>
+              </w:rPr>
+              <w:t>NotExistIDException</w:t>
+            </w:r>
+            <w:proofErr w:type="spellEnd"/>
+            <w:r>
+              <w:rPr>
+                <w:rFonts w:ascii="Courier New" w:hAnsi="Courier New" w:cs="Courier New"/>
+                <w:color w:val="BCBEC4"/>
+                <w:sz w:val="20"/>
+                <w:szCs w:val="20"/>
+              </w:rPr>
+              <w:t xml:space="preserve">, </w:t>
+            </w:r>
+            <w:proofErr w:type="spellStart"/>
+            <w:r>
+              <w:rPr>
+                <w:rFonts w:ascii="Courier New" w:hAnsi="Courier New" w:cs="Courier New"/>
+                <w:color w:val="BCBEC4"/>
+                <w:sz w:val="20"/>
+                <w:szCs w:val="20"/>
+              </w:rPr>
+              <w:t>WrongPasswordException</w:t>
+            </w:r>
+            <w:proofErr w:type="spellEnd"/>
+            <w:r>
+              <w:rPr>
+                <w:rFonts w:ascii="Courier New" w:hAnsi="Courier New" w:cs="Courier New"/>
+                <w:color w:val="BCBEC4"/>
+                <w:sz w:val="20"/>
+                <w:szCs w:val="20"/>
+              </w:rPr>
+              <w:t xml:space="preserve"> {</w:t>
             </w:r>
             <w:r>
               <w:rPr>
@@ -11166,7 +13464,27 @@
                 <w:sz w:val="20"/>
                 <w:szCs w:val="20"/>
               </w:rPr>
-              <w:t xml:space="preserve"> NotExistIDException </w:t>
+              <w:t xml:space="preserve"> </w:t>
+            </w:r>
+            <w:proofErr w:type="spellStart"/>
+            <w:r>
+              <w:rPr>
+                <w:rFonts w:ascii="Courier New" w:hAnsi="Courier New" w:cs="Courier New"/>
+                <w:color w:val="7A7E85"/>
+                <w:sz w:val="20"/>
+                <w:szCs w:val="20"/>
+              </w:rPr>
+              <w:t>NotExistIDException</w:t>
+            </w:r>
+            <w:proofErr w:type="spellEnd"/>
+            <w:r>
+              <w:rPr>
+                <w:rFonts w:ascii="Courier New" w:hAnsi="Courier New" w:cs="Courier New"/>
+                <w:color w:val="7A7E85"/>
+                <w:sz w:val="20"/>
+                <w:szCs w:val="20"/>
+              </w:rPr>
+              <w:t xml:space="preserve"> </w:t>
             </w:r>
             <w:r>
               <w:rPr>
@@ -11203,7 +13521,27 @@
                 <w:sz w:val="20"/>
                 <w:szCs w:val="20"/>
               </w:rPr>
-              <w:t>(!id.equals(</w:t>
+              <w:t>(!</w:t>
+            </w:r>
+            <w:proofErr w:type="spellStart"/>
+            <w:r>
+              <w:rPr>
+                <w:rFonts w:ascii="Courier New" w:hAnsi="Courier New" w:cs="Courier New"/>
+                <w:color w:val="BCBEC4"/>
+                <w:sz w:val="20"/>
+                <w:szCs w:val="20"/>
+              </w:rPr>
+              <w:t>id.equals</w:t>
+            </w:r>
+            <w:proofErr w:type="spellEnd"/>
+            <w:r>
+              <w:rPr>
+                <w:rFonts w:ascii="Courier New" w:hAnsi="Courier New" w:cs="Courier New"/>
+                <w:color w:val="BCBEC4"/>
+                <w:sz w:val="20"/>
+                <w:szCs w:val="20"/>
+              </w:rPr>
+              <w:t>(</w:t>
             </w:r>
             <w:r>
               <w:rPr>
@@ -11242,14 +13580,25 @@
               </w:rPr>
               <w:t xml:space="preserve">throw new </w:t>
             </w:r>
-            <w:r>
-              <w:rPr>
-                <w:rFonts w:ascii="Courier New" w:hAnsi="Courier New" w:cs="Courier New"/>
-                <w:color w:val="BCBEC4"/>
-                <w:sz w:val="20"/>
-                <w:szCs w:val="20"/>
-              </w:rPr>
-              <w:t>NotExistIDException(</w:t>
+            <w:proofErr w:type="spellStart"/>
+            <w:r>
+              <w:rPr>
+                <w:rFonts w:ascii="Courier New" w:hAnsi="Courier New" w:cs="Courier New"/>
+                <w:color w:val="BCBEC4"/>
+                <w:sz w:val="20"/>
+                <w:szCs w:val="20"/>
+              </w:rPr>
+              <w:t>NotExistIDException</w:t>
+            </w:r>
+            <w:proofErr w:type="spellEnd"/>
+            <w:r>
+              <w:rPr>
+                <w:rFonts w:ascii="Courier New" w:hAnsi="Courier New" w:cs="Courier New"/>
+                <w:color w:val="BCBEC4"/>
+                <w:sz w:val="20"/>
+                <w:szCs w:val="20"/>
+              </w:rPr>
+              <w:t>(</w:t>
             </w:r>
             <w:r>
               <w:rPr>
@@ -11386,6 +13735,7 @@
               </w:rPr>
               <w:t xml:space="preserve"> </w:t>
             </w:r>
+            <w:proofErr w:type="spellStart"/>
             <w:r>
               <w:rPr>
                 <w:rFonts w:ascii="Menlo-Regular" w:hAnsi="Menlo-Regular" w:cs="Menlo-Regular"/>
@@ -11395,6 +13745,7 @@
               </w:rPr>
               <w:t>생성해야한다</w:t>
             </w:r>
+            <w:proofErr w:type="spellEnd"/>
             <w:r>
               <w:rPr>
                 <w:rFonts w:ascii="Courier New" w:hAnsi="Courier New" w:cs="Courier New"/>
@@ -11503,7 +13854,27 @@
                 <w:sz w:val="20"/>
                 <w:szCs w:val="20"/>
               </w:rPr>
-              <w:t xml:space="preserve"> WrongPasswordException </w:t>
+              <w:t xml:space="preserve"> </w:t>
+            </w:r>
+            <w:proofErr w:type="spellStart"/>
+            <w:r>
+              <w:rPr>
+                <w:rFonts w:ascii="Courier New" w:hAnsi="Courier New" w:cs="Courier New"/>
+                <w:color w:val="7A7E85"/>
+                <w:sz w:val="20"/>
+                <w:szCs w:val="20"/>
+              </w:rPr>
+              <w:t>WrongPasswordException</w:t>
+            </w:r>
+            <w:proofErr w:type="spellEnd"/>
+            <w:r>
+              <w:rPr>
+                <w:rFonts w:ascii="Courier New" w:hAnsi="Courier New" w:cs="Courier New"/>
+                <w:color w:val="7A7E85"/>
+                <w:sz w:val="20"/>
+                <w:szCs w:val="20"/>
+              </w:rPr>
+              <w:t xml:space="preserve"> </w:t>
             </w:r>
             <w:r>
               <w:rPr>
@@ -11579,14 +13950,25 @@
               </w:rPr>
               <w:t xml:space="preserve">throw new </w:t>
             </w:r>
-            <w:r>
-              <w:rPr>
-                <w:rFonts w:ascii="Courier New" w:hAnsi="Courier New" w:cs="Courier New"/>
-                <w:color w:val="BCBEC4"/>
-                <w:sz w:val="20"/>
-                <w:szCs w:val="20"/>
-              </w:rPr>
-              <w:t>WrongPasswordException(</w:t>
+            <w:proofErr w:type="spellStart"/>
+            <w:r>
+              <w:rPr>
+                <w:rFonts w:ascii="Courier New" w:hAnsi="Courier New" w:cs="Courier New"/>
+                <w:color w:val="BCBEC4"/>
+                <w:sz w:val="20"/>
+                <w:szCs w:val="20"/>
+              </w:rPr>
+              <w:t>WrongPasswordException</w:t>
+            </w:r>
+            <w:proofErr w:type="spellEnd"/>
+            <w:r>
+              <w:rPr>
+                <w:rFonts w:ascii="Courier New" w:hAnsi="Courier New" w:cs="Courier New"/>
+                <w:color w:val="BCBEC4"/>
+                <w:sz w:val="20"/>
+                <w:szCs w:val="20"/>
+              </w:rPr>
+              <w:t>(</w:t>
             </w:r>
             <w:r>
               <w:rPr>
@@ -11881,6 +14263,7 @@
         </w:rPr>
         <w:t xml:space="preserve">은행 예금을 나타내는 클래스 </w:t>
       </w:r>
+      <w:proofErr w:type="spellStart"/>
       <w:r>
         <w:rPr>
           <w:rFonts w:asciiTheme="minorEastAsia" w:hAnsiTheme="minorEastAsia"/>
@@ -11888,6 +14271,7 @@
         </w:rPr>
         <w:t>BankAccount</w:t>
       </w:r>
+      <w:proofErr w:type="spellEnd"/>
       <w:r>
         <w:rPr>
           <w:rFonts w:asciiTheme="minorEastAsia" w:hAnsiTheme="minorEastAsia" w:hint="eastAsia"/>
@@ -12117,12 +14501,21 @@
         </w:rPr>
         <w:t xml:space="preserve">보다 크면 </w:t>
       </w:r>
+      <w:proofErr w:type="spellStart"/>
       <w:r>
         <w:rPr>
           <w:rFonts w:asciiTheme="minorEastAsia" w:hAnsiTheme="minorEastAsia"/>
           <w:szCs w:val="20"/>
         </w:rPr>
-        <w:t>NegativeBalanceException("</w:t>
+        <w:t>NegativeBalanceException</w:t>
+      </w:r>
+      <w:proofErr w:type="spellEnd"/>
+      <w:r>
+        <w:rPr>
+          <w:rFonts w:asciiTheme="minorEastAsia" w:hAnsiTheme="minorEastAsia"/>
+          <w:szCs w:val="20"/>
+        </w:rPr>
+        <w:t>("</w:t>
       </w:r>
       <w:r>
         <w:rPr>
@@ -12150,8 +14543,17 @@
           <w:rFonts w:asciiTheme="minorEastAsia" w:hAnsiTheme="minorEastAsia"/>
           <w:szCs w:val="20"/>
         </w:rPr>
-        <w:t>. NegativeBalanceException</w:t>
-      </w:r>
+        <w:t xml:space="preserve">. </w:t>
+      </w:r>
+      <w:proofErr w:type="spellStart"/>
+      <w:r>
+        <w:rPr>
+          <w:rFonts w:asciiTheme="minorEastAsia" w:hAnsiTheme="minorEastAsia"/>
+          <w:szCs w:val="20"/>
+        </w:rPr>
+        <w:t>NegativeBalanceException</w:t>
+      </w:r>
+      <w:proofErr w:type="spellEnd"/>
       <w:r>
         <w:rPr>
           <w:rFonts w:asciiTheme="minorEastAsia" w:hAnsiTheme="minorEastAsia" w:hint="eastAsia"/>
@@ -12191,7 +14593,23 @@
           <w:rFonts w:asciiTheme="minorEastAsia" w:hAnsiTheme="minorEastAsia"/>
           <w:szCs w:val="20"/>
         </w:rPr>
-        <w:t xml:space="preserve">- BankAccountTest </w:t>
+        <w:t xml:space="preserve">- </w:t>
+      </w:r>
+      <w:proofErr w:type="spellStart"/>
+      <w:r>
+        <w:rPr>
+          <w:rFonts w:asciiTheme="minorEastAsia" w:hAnsiTheme="minorEastAsia"/>
+          <w:szCs w:val="20"/>
+        </w:rPr>
+        <w:t>BankAccountTest</w:t>
+      </w:r>
+      <w:proofErr w:type="spellEnd"/>
+      <w:r>
+        <w:rPr>
+          <w:rFonts w:asciiTheme="minorEastAsia" w:hAnsiTheme="minorEastAsia"/>
+          <w:szCs w:val="20"/>
+        </w:rPr>
+        <w:t xml:space="preserve"> </w:t>
       </w:r>
       <w:r>
         <w:rPr>
@@ -12200,12 +14618,21 @@
         </w:rPr>
         <w:t xml:space="preserve">클래스에서 </w:t>
       </w:r>
+      <w:proofErr w:type="spellStart"/>
       <w:r>
         <w:rPr>
           <w:rFonts w:asciiTheme="minorEastAsia" w:hAnsiTheme="minorEastAsia"/>
           <w:szCs w:val="20"/>
         </w:rPr>
-        <w:t xml:space="preserve">BankAccount </w:t>
+        <w:t>BankAccount</w:t>
+      </w:r>
+      <w:proofErr w:type="spellEnd"/>
+      <w:r>
+        <w:rPr>
+          <w:rFonts w:asciiTheme="minorEastAsia" w:hAnsiTheme="minorEastAsia"/>
+          <w:szCs w:val="20"/>
+        </w:rPr>
+        <w:t xml:space="preserve"> </w:t>
       </w:r>
       <w:r>
         <w:rPr>
@@ -12221,12 +14648,21 @@
         </w:rPr>
         <w:t>deposit(), withdraw()</w:t>
       </w:r>
+      <w:proofErr w:type="spellStart"/>
       <w:r>
         <w:rPr>
           <w:rFonts w:asciiTheme="minorEastAsia" w:hAnsiTheme="minorEastAsia" w:hint="eastAsia"/>
           <w:szCs w:val="20"/>
         </w:rPr>
-        <w:t>를 호출하여 다음 그림처럼 수행되도록 한다</w:t>
+        <w:t>를</w:t>
+      </w:r>
+      <w:proofErr w:type="spellEnd"/>
+      <w:r>
+        <w:rPr>
+          <w:rFonts w:asciiTheme="minorEastAsia" w:hAnsiTheme="minorEastAsia" w:hint="eastAsia"/>
+          <w:szCs w:val="20"/>
+        </w:rPr>
+        <w:t xml:space="preserve"> 호출하여 다음 그림처럼 수행되도록 한다</w:t>
       </w:r>
       <w:r>
         <w:rPr>
@@ -12423,14 +14859,25 @@
               </w:rPr>
               <w:t xml:space="preserve">public class </w:t>
             </w:r>
-            <w:r>
-              <w:rPr>
-                <w:rFonts w:ascii="Courier New" w:hAnsi="Courier New" w:cs="Courier New"/>
-                <w:color w:val="BCBEC4"/>
-                <w:sz w:val="20"/>
-                <w:szCs w:val="20"/>
-              </w:rPr>
-              <w:t xml:space="preserve">NegativeBalanceException </w:t>
+            <w:proofErr w:type="spellStart"/>
+            <w:r>
+              <w:rPr>
+                <w:rFonts w:ascii="Courier New" w:hAnsi="Courier New" w:cs="Courier New"/>
+                <w:color w:val="BCBEC4"/>
+                <w:sz w:val="20"/>
+                <w:szCs w:val="20"/>
+              </w:rPr>
+              <w:t>NegativeBalanceException</w:t>
+            </w:r>
+            <w:proofErr w:type="spellEnd"/>
+            <w:r>
+              <w:rPr>
+                <w:rFonts w:ascii="Courier New" w:hAnsi="Courier New" w:cs="Courier New"/>
+                <w:color w:val="BCBEC4"/>
+                <w:sz w:val="20"/>
+                <w:szCs w:val="20"/>
+              </w:rPr>
+              <w:t xml:space="preserve"> </w:t>
             </w:r>
             <w:r>
               <w:rPr>
@@ -12469,6 +14916,8 @@
               </w:rPr>
               <w:t xml:space="preserve">public </w:t>
             </w:r>
+            <w:proofErr w:type="spellStart"/>
+            <w:proofErr w:type="gramStart"/>
             <w:r>
               <w:rPr>
                 <w:rFonts w:ascii="Courier New" w:hAnsi="Courier New" w:cs="Courier New"/>
@@ -12478,14 +14927,25 @@
               </w:rPr>
               <w:t>NegativeBalanceException</w:t>
             </w:r>
-            <w:r>
-              <w:rPr>
-                <w:rFonts w:ascii="Courier New" w:hAnsi="Courier New" w:cs="Courier New"/>
-                <w:color w:val="BCBEC4"/>
-                <w:sz w:val="20"/>
-                <w:szCs w:val="20"/>
-              </w:rPr>
-              <w:t>() {}</w:t>
+            <w:proofErr w:type="spellEnd"/>
+            <w:r>
+              <w:rPr>
+                <w:rFonts w:ascii="Courier New" w:hAnsi="Courier New" w:cs="Courier New"/>
+                <w:color w:val="BCBEC4"/>
+                <w:sz w:val="20"/>
+                <w:szCs w:val="20"/>
+              </w:rPr>
+              <w:t>(</w:t>
+            </w:r>
+            <w:proofErr w:type="gramEnd"/>
+            <w:r>
+              <w:rPr>
+                <w:rFonts w:ascii="Courier New" w:hAnsi="Courier New" w:cs="Courier New"/>
+                <w:color w:val="BCBEC4"/>
+                <w:sz w:val="20"/>
+                <w:szCs w:val="20"/>
+              </w:rPr>
+              <w:t>) {}</w:t>
             </w:r>
             <w:r>
               <w:rPr>
@@ -12506,6 +14966,8 @@
               </w:rPr>
               <w:t xml:space="preserve">public </w:t>
             </w:r>
+            <w:proofErr w:type="spellStart"/>
+            <w:proofErr w:type="gramStart"/>
             <w:r>
               <w:rPr>
                 <w:rFonts w:ascii="Courier New" w:hAnsi="Courier New" w:cs="Courier New"/>
@@ -12515,14 +14977,25 @@
               </w:rPr>
               <w:t>NegativeBalanceException</w:t>
             </w:r>
-            <w:r>
-              <w:rPr>
-                <w:rFonts w:ascii="Courier New" w:hAnsi="Courier New" w:cs="Courier New"/>
-                <w:color w:val="BCBEC4"/>
-                <w:sz w:val="20"/>
-                <w:szCs w:val="20"/>
-              </w:rPr>
-              <w:t>(String message) {</w:t>
+            <w:proofErr w:type="spellEnd"/>
+            <w:r>
+              <w:rPr>
+                <w:rFonts w:ascii="Courier New" w:hAnsi="Courier New" w:cs="Courier New"/>
+                <w:color w:val="BCBEC4"/>
+                <w:sz w:val="20"/>
+                <w:szCs w:val="20"/>
+              </w:rPr>
+              <w:t>(</w:t>
+            </w:r>
+            <w:proofErr w:type="gramEnd"/>
+            <w:r>
+              <w:rPr>
+                <w:rFonts w:ascii="Courier New" w:hAnsi="Courier New" w:cs="Courier New"/>
+                <w:color w:val="BCBEC4"/>
+                <w:sz w:val="20"/>
+                <w:szCs w:val="20"/>
+              </w:rPr>
+              <w:t>String message) {</w:t>
             </w:r>
             <w:r>
               <w:rPr>
@@ -12560,8 +15033,19 @@
                 <w:szCs w:val="20"/>
               </w:rPr>
               <w:br/>
-              <w:t xml:space="preserve">    }</w:t>
-            </w:r>
+              <w:t xml:space="preserve">  </w:t>
+            </w:r>
+            <w:proofErr w:type="gramStart"/>
+            <w:r>
+              <w:rPr>
+                <w:rFonts w:ascii="Courier New" w:hAnsi="Courier New" w:cs="Courier New"/>
+                <w:color w:val="BCBEC4"/>
+                <w:sz w:val="20"/>
+                <w:szCs w:val="20"/>
+              </w:rPr>
+              <w:t xml:space="preserve">  }</w:t>
+            </w:r>
+            <w:proofErr w:type="gramEnd"/>
             <w:r>
               <w:rPr>
                 <w:rFonts w:ascii="Courier New" w:hAnsi="Courier New" w:cs="Courier New"/>
@@ -12642,14 +15126,25 @@
               </w:rPr>
               <w:t xml:space="preserve">public class </w:t>
             </w:r>
-            <w:r>
-              <w:rPr>
-                <w:rFonts w:ascii="Courier New" w:hAnsi="Courier New" w:cs="Courier New"/>
-                <w:color w:val="BCBEC4"/>
-                <w:sz w:val="20"/>
-                <w:szCs w:val="20"/>
-              </w:rPr>
-              <w:t>BankAccount {</w:t>
+            <w:proofErr w:type="spellStart"/>
+            <w:r>
+              <w:rPr>
+                <w:rFonts w:ascii="Courier New" w:hAnsi="Courier New" w:cs="Courier New"/>
+                <w:color w:val="BCBEC4"/>
+                <w:sz w:val="20"/>
+                <w:szCs w:val="20"/>
+              </w:rPr>
+              <w:t>BankAccount</w:t>
+            </w:r>
+            <w:proofErr w:type="spellEnd"/>
+            <w:r>
+              <w:rPr>
+                <w:rFonts w:ascii="Courier New" w:hAnsi="Courier New" w:cs="Courier New"/>
+                <w:color w:val="BCBEC4"/>
+                <w:sz w:val="20"/>
+                <w:szCs w:val="20"/>
+              </w:rPr>
+              <w:t xml:space="preserve"> {</w:t>
             </w:r>
             <w:r>
               <w:rPr>
@@ -12752,6 +15247,7 @@
               </w:rPr>
               <w:t xml:space="preserve">public </w:t>
             </w:r>
+            <w:proofErr w:type="spellStart"/>
             <w:r>
               <w:rPr>
                 <w:rFonts w:ascii="Courier New" w:hAnsi="Courier New" w:cs="Courier New"/>
@@ -12761,6 +15257,7 @@
               </w:rPr>
               <w:t>BankAccount</w:t>
             </w:r>
+            <w:proofErr w:type="spellEnd"/>
             <w:r>
               <w:rPr>
                 <w:rFonts w:ascii="Courier New" w:hAnsi="Courier New" w:cs="Courier New"/>
@@ -12780,6 +15277,7 @@
               <w:br/>
               <w:t xml:space="preserve">        </w:t>
             </w:r>
+            <w:proofErr w:type="spellStart"/>
             <w:r>
               <w:rPr>
                 <w:rFonts w:ascii="Courier New" w:hAnsi="Courier New" w:cs="Courier New"/>
@@ -12805,7 +15303,17 @@
                 <w:sz w:val="20"/>
                 <w:szCs w:val="20"/>
               </w:rPr>
-              <w:t xml:space="preserve">balance </w:t>
+              <w:t>balance</w:t>
+            </w:r>
+            <w:proofErr w:type="spellEnd"/>
+            <w:r>
+              <w:rPr>
+                <w:rFonts w:ascii="Courier New" w:hAnsi="Courier New" w:cs="Courier New"/>
+                <w:color w:val="C77DBB"/>
+                <w:sz w:val="20"/>
+                <w:szCs w:val="20"/>
+              </w:rPr>
+              <w:t xml:space="preserve"> </w:t>
             </w:r>
             <w:r>
               <w:rPr>
@@ -12881,6 +15389,7 @@
               </w:rPr>
               <w:t xml:space="preserve">// </w:t>
             </w:r>
+            <w:proofErr w:type="spellStart"/>
             <w:r>
               <w:rPr>
                 <w:rFonts w:ascii="Menlo-Regular" w:hAnsi="Menlo-Regular" w:cs="Menlo-Regular"/>
@@ -12890,6 +15399,7 @@
               </w:rPr>
               <w:t>입급</w:t>
             </w:r>
+            <w:proofErr w:type="spellEnd"/>
             <w:r>
               <w:rPr>
                 <w:rFonts w:ascii="Menlo-Regular" w:hAnsi="Menlo-Regular" w:cs="Menlo-Regular"/>
@@ -13261,14 +15771,25 @@
               </w:rPr>
               <w:t xml:space="preserve">throw new </w:t>
             </w:r>
-            <w:r>
-              <w:rPr>
-                <w:rFonts w:ascii="Courier New" w:hAnsi="Courier New" w:cs="Courier New"/>
-                <w:color w:val="BCBEC4"/>
-                <w:sz w:val="20"/>
-                <w:szCs w:val="20"/>
-              </w:rPr>
-              <w:t>NegativeBalanceException(</w:t>
+            <w:proofErr w:type="spellStart"/>
+            <w:r>
+              <w:rPr>
+                <w:rFonts w:ascii="Courier New" w:hAnsi="Courier New" w:cs="Courier New"/>
+                <w:color w:val="BCBEC4"/>
+                <w:sz w:val="20"/>
+                <w:szCs w:val="20"/>
+              </w:rPr>
+              <w:t>NegativeBalanceException</w:t>
+            </w:r>
+            <w:proofErr w:type="spellEnd"/>
+            <w:r>
+              <w:rPr>
+                <w:rFonts w:ascii="Courier New" w:hAnsi="Courier New" w:cs="Courier New"/>
+                <w:color w:val="BCBEC4"/>
+                <w:sz w:val="20"/>
+                <w:szCs w:val="20"/>
+              </w:rPr>
+              <w:t>(</w:t>
             </w:r>
             <w:r>
               <w:rPr>
@@ -13360,7 +15881,27 @@
                 <w:sz w:val="20"/>
                 <w:szCs w:val="20"/>
               </w:rPr>
-              <w:t>(NegativeBalanceException e) {</w:t>
+              <w:t>(</w:t>
+            </w:r>
+            <w:proofErr w:type="spellStart"/>
+            <w:r>
+              <w:rPr>
+                <w:rFonts w:ascii="Courier New" w:hAnsi="Courier New" w:cs="Courier New"/>
+                <w:color w:val="BCBEC4"/>
+                <w:sz w:val="20"/>
+                <w:szCs w:val="20"/>
+              </w:rPr>
+              <w:t>NegativeBalanceException</w:t>
+            </w:r>
+            <w:proofErr w:type="spellEnd"/>
+            <w:r>
+              <w:rPr>
+                <w:rFonts w:ascii="Courier New" w:hAnsi="Courier New" w:cs="Courier New"/>
+                <w:color w:val="BCBEC4"/>
+                <w:sz w:val="20"/>
+                <w:szCs w:val="20"/>
+              </w:rPr>
+              <w:t xml:space="preserve"> e) {</w:t>
             </w:r>
             <w:r>
               <w:rPr>
@@ -13370,7 +15911,17 @@
                 <w:szCs w:val="20"/>
               </w:rPr>
               <w:br/>
-              <w:t xml:space="preserve">            System.</w:t>
+              <w:t xml:space="preserve">            </w:t>
+            </w:r>
+            <w:proofErr w:type="spellStart"/>
+            <w:r>
+              <w:rPr>
+                <w:rFonts w:ascii="Courier New" w:hAnsi="Courier New" w:cs="Courier New"/>
+                <w:color w:val="BCBEC4"/>
+                <w:sz w:val="20"/>
+                <w:szCs w:val="20"/>
+              </w:rPr>
+              <w:t>System.</w:t>
             </w:r>
             <w:r>
               <w:rPr>
@@ -13390,7 +15941,37 @@
                 <w:sz w:val="20"/>
                 <w:szCs w:val="20"/>
               </w:rPr>
-              <w:t>.println(e.getMessage());</w:t>
+              <w:t>.println</w:t>
+            </w:r>
+            <w:proofErr w:type="spellEnd"/>
+            <w:r>
+              <w:rPr>
+                <w:rFonts w:ascii="Courier New" w:hAnsi="Courier New" w:cs="Courier New"/>
+                <w:color w:val="BCBEC4"/>
+                <w:sz w:val="20"/>
+                <w:szCs w:val="20"/>
+              </w:rPr>
+              <w:t>(</w:t>
+            </w:r>
+            <w:proofErr w:type="spellStart"/>
+            <w:r>
+              <w:rPr>
+                <w:rFonts w:ascii="Courier New" w:hAnsi="Courier New" w:cs="Courier New"/>
+                <w:color w:val="BCBEC4"/>
+                <w:sz w:val="20"/>
+                <w:szCs w:val="20"/>
+              </w:rPr>
+              <w:t>e.getMessage</w:t>
+            </w:r>
+            <w:proofErr w:type="spellEnd"/>
+            <w:r>
+              <w:rPr>
+                <w:rFonts w:ascii="Courier New" w:hAnsi="Courier New" w:cs="Courier New"/>
+                <w:color w:val="BCBEC4"/>
+                <w:sz w:val="20"/>
+                <w:szCs w:val="20"/>
+              </w:rPr>
+              <w:t>());</w:t>
             </w:r>
             <w:r>
               <w:rPr>
@@ -13400,7 +15981,17 @@
                 <w:szCs w:val="20"/>
               </w:rPr>
               <w:br/>
-              <w:t xml:space="preserve">            System.</w:t>
+              <w:t xml:space="preserve">            </w:t>
+            </w:r>
+            <w:proofErr w:type="spellStart"/>
+            <w:r>
+              <w:rPr>
+                <w:rFonts w:ascii="Courier New" w:hAnsi="Courier New" w:cs="Courier New"/>
+                <w:color w:val="BCBEC4"/>
+                <w:sz w:val="20"/>
+                <w:szCs w:val="20"/>
+              </w:rPr>
+              <w:t>System.</w:t>
             </w:r>
             <w:r>
               <w:rPr>
@@ -13420,7 +16011,17 @@
                 <w:sz w:val="20"/>
                 <w:szCs w:val="20"/>
               </w:rPr>
-              <w:t>.println(</w:t>
+              <w:t>.println</w:t>
+            </w:r>
+            <w:proofErr w:type="spellEnd"/>
+            <w:r>
+              <w:rPr>
+                <w:rFonts w:ascii="Courier New" w:hAnsi="Courier New" w:cs="Courier New"/>
+                <w:color w:val="BCBEC4"/>
+                <w:sz w:val="20"/>
+                <w:szCs w:val="20"/>
+              </w:rPr>
+              <w:t>(</w:t>
             </w:r>
             <w:r>
               <w:rPr>
@@ -13621,14 +16222,25 @@
               </w:rPr>
               <w:t xml:space="preserve">public class </w:t>
             </w:r>
-            <w:r>
-              <w:rPr>
-                <w:rFonts w:ascii="Courier New" w:hAnsi="Courier New" w:cs="Courier New"/>
-                <w:color w:val="BCBEC4"/>
-                <w:sz w:val="20"/>
-                <w:szCs w:val="20"/>
-              </w:rPr>
-              <w:t>BankAccountTest {</w:t>
+            <w:proofErr w:type="spellStart"/>
+            <w:r>
+              <w:rPr>
+                <w:rFonts w:ascii="Courier New" w:hAnsi="Courier New" w:cs="Courier New"/>
+                <w:color w:val="BCBEC4"/>
+                <w:sz w:val="20"/>
+                <w:szCs w:val="20"/>
+              </w:rPr>
+              <w:t>BankAccountTest</w:t>
+            </w:r>
+            <w:proofErr w:type="spellEnd"/>
+            <w:r>
+              <w:rPr>
+                <w:rFonts w:ascii="Courier New" w:hAnsi="Courier New" w:cs="Courier New"/>
+                <w:color w:val="BCBEC4"/>
+                <w:sz w:val="20"/>
+                <w:szCs w:val="20"/>
+              </w:rPr>
+              <w:t xml:space="preserve"> {</w:t>
             </w:r>
             <w:r>
               <w:rPr>
@@ -13665,7 +16277,27 @@
                 <w:sz w:val="20"/>
                 <w:szCs w:val="20"/>
               </w:rPr>
-              <w:t>(String[] args) {</w:t>
+              <w:t xml:space="preserve">(String[] </w:t>
+            </w:r>
+            <w:proofErr w:type="spellStart"/>
+            <w:r>
+              <w:rPr>
+                <w:rFonts w:ascii="Courier New" w:hAnsi="Courier New" w:cs="Courier New"/>
+                <w:color w:val="BCBEC4"/>
+                <w:sz w:val="20"/>
+                <w:szCs w:val="20"/>
+              </w:rPr>
+              <w:t>args</w:t>
+            </w:r>
+            <w:proofErr w:type="spellEnd"/>
+            <w:r>
+              <w:rPr>
+                <w:rFonts w:ascii="Courier New" w:hAnsi="Courier New" w:cs="Courier New"/>
+                <w:color w:val="BCBEC4"/>
+                <w:sz w:val="20"/>
+                <w:szCs w:val="20"/>
+              </w:rPr>
+              <w:t>) {</w:t>
             </w:r>
             <w:r>
               <w:rPr>
@@ -13675,7 +16307,47 @@
                 <w:szCs w:val="20"/>
               </w:rPr>
               <w:br/>
-              <w:t xml:space="preserve">        BankAccount bankAccount = </w:t>
+              <w:t xml:space="preserve">        </w:t>
+            </w:r>
+            <w:proofErr w:type="spellStart"/>
+            <w:r>
+              <w:rPr>
+                <w:rFonts w:ascii="Courier New" w:hAnsi="Courier New" w:cs="Courier New"/>
+                <w:color w:val="BCBEC4"/>
+                <w:sz w:val="20"/>
+                <w:szCs w:val="20"/>
+              </w:rPr>
+              <w:t>BankAccount</w:t>
+            </w:r>
+            <w:proofErr w:type="spellEnd"/>
+            <w:r>
+              <w:rPr>
+                <w:rFonts w:ascii="Courier New" w:hAnsi="Courier New" w:cs="Courier New"/>
+                <w:color w:val="BCBEC4"/>
+                <w:sz w:val="20"/>
+                <w:szCs w:val="20"/>
+              </w:rPr>
+              <w:t xml:space="preserve"> </w:t>
+            </w:r>
+            <w:proofErr w:type="spellStart"/>
+            <w:r>
+              <w:rPr>
+                <w:rFonts w:ascii="Courier New" w:hAnsi="Courier New" w:cs="Courier New"/>
+                <w:color w:val="BCBEC4"/>
+                <w:sz w:val="20"/>
+                <w:szCs w:val="20"/>
+              </w:rPr>
+              <w:t>bankAccount</w:t>
+            </w:r>
+            <w:proofErr w:type="spellEnd"/>
+            <w:r>
+              <w:rPr>
+                <w:rFonts w:ascii="Courier New" w:hAnsi="Courier New" w:cs="Courier New"/>
+                <w:color w:val="BCBEC4"/>
+                <w:sz w:val="20"/>
+                <w:szCs w:val="20"/>
+              </w:rPr>
+              <w:t xml:space="preserve"> = </w:t>
             </w:r>
             <w:r>
               <w:rPr>
@@ -13686,14 +16358,25 @@
               </w:rPr>
               <w:t xml:space="preserve">new </w:t>
             </w:r>
-            <w:r>
-              <w:rPr>
-                <w:rFonts w:ascii="Courier New" w:hAnsi="Courier New" w:cs="Courier New"/>
-                <w:color w:val="BCBEC4"/>
-                <w:sz w:val="20"/>
-                <w:szCs w:val="20"/>
-              </w:rPr>
-              <w:t>BankAccount();</w:t>
+            <w:proofErr w:type="spellStart"/>
+            <w:r>
+              <w:rPr>
+                <w:rFonts w:ascii="Courier New" w:hAnsi="Courier New" w:cs="Courier New"/>
+                <w:color w:val="BCBEC4"/>
+                <w:sz w:val="20"/>
+                <w:szCs w:val="20"/>
+              </w:rPr>
+              <w:t>BankAccount</w:t>
+            </w:r>
+            <w:proofErr w:type="spellEnd"/>
+            <w:r>
+              <w:rPr>
+                <w:rFonts w:ascii="Courier New" w:hAnsi="Courier New" w:cs="Courier New"/>
+                <w:color w:val="BCBEC4"/>
+                <w:sz w:val="20"/>
+                <w:szCs w:val="20"/>
+              </w:rPr>
+              <w:t>();</w:t>
             </w:r>
             <w:r>
               <w:rPr>
@@ -13712,7 +16395,17 @@
                 <w:szCs w:val="20"/>
               </w:rPr>
               <w:br/>
-              <w:t xml:space="preserve">        System.</w:t>
+              <w:t xml:space="preserve">        </w:t>
+            </w:r>
+            <w:proofErr w:type="spellStart"/>
+            <w:r>
+              <w:rPr>
+                <w:rFonts w:ascii="Courier New" w:hAnsi="Courier New" w:cs="Courier New"/>
+                <w:color w:val="BCBEC4"/>
+                <w:sz w:val="20"/>
+                <w:szCs w:val="20"/>
+              </w:rPr>
+              <w:t>System.</w:t>
             </w:r>
             <w:r>
               <w:rPr>
@@ -13732,7 +16425,17 @@
                 <w:sz w:val="20"/>
                 <w:szCs w:val="20"/>
               </w:rPr>
-              <w:t>.println(</w:t>
+              <w:t>.println</w:t>
+            </w:r>
+            <w:proofErr w:type="spellEnd"/>
+            <w:r>
+              <w:rPr>
+                <w:rFonts w:ascii="Courier New" w:hAnsi="Courier New" w:cs="Courier New"/>
+                <w:color w:val="BCBEC4"/>
+                <w:sz w:val="20"/>
+                <w:szCs w:val="20"/>
+              </w:rPr>
+              <w:t>(</w:t>
             </w:r>
             <w:r>
               <w:rPr>
@@ -13786,7 +16489,27 @@
                 <w:sz w:val="20"/>
                 <w:szCs w:val="20"/>
               </w:rPr>
-              <w:t>+ bankAccount.deposit(</w:t>
+              <w:t xml:space="preserve">+ </w:t>
+            </w:r>
+            <w:proofErr w:type="spellStart"/>
+            <w:r>
+              <w:rPr>
+                <w:rFonts w:ascii="Courier New" w:hAnsi="Courier New" w:cs="Courier New"/>
+                <w:color w:val="BCBEC4"/>
+                <w:sz w:val="20"/>
+                <w:szCs w:val="20"/>
+              </w:rPr>
+              <w:t>bankAccount.deposit</w:t>
+            </w:r>
+            <w:proofErr w:type="spellEnd"/>
+            <w:r>
+              <w:rPr>
+                <w:rFonts w:ascii="Courier New" w:hAnsi="Courier New" w:cs="Courier New"/>
+                <w:color w:val="BCBEC4"/>
+                <w:sz w:val="20"/>
+                <w:szCs w:val="20"/>
+              </w:rPr>
+              <w:t>(</w:t>
             </w:r>
             <w:r>
               <w:rPr>
@@ -13814,7 +16537,17 @@
                 <w:szCs w:val="20"/>
               </w:rPr>
               <w:br/>
-              <w:t xml:space="preserve">        System.</w:t>
+              <w:t xml:space="preserve">        </w:t>
+            </w:r>
+            <w:proofErr w:type="spellStart"/>
+            <w:r>
+              <w:rPr>
+                <w:rFonts w:ascii="Courier New" w:hAnsi="Courier New" w:cs="Courier New"/>
+                <w:color w:val="BCBEC4"/>
+                <w:sz w:val="20"/>
+                <w:szCs w:val="20"/>
+              </w:rPr>
+              <w:t>System.</w:t>
             </w:r>
             <w:r>
               <w:rPr>
@@ -13834,7 +16567,17 @@
                 <w:sz w:val="20"/>
                 <w:szCs w:val="20"/>
               </w:rPr>
-              <w:t>.println(</w:t>
+              <w:t>.println</w:t>
+            </w:r>
+            <w:proofErr w:type="spellEnd"/>
+            <w:r>
+              <w:rPr>
+                <w:rFonts w:ascii="Courier New" w:hAnsi="Courier New" w:cs="Courier New"/>
+                <w:color w:val="BCBEC4"/>
+                <w:sz w:val="20"/>
+                <w:szCs w:val="20"/>
+              </w:rPr>
+              <w:t>(</w:t>
             </w:r>
             <w:r>
               <w:rPr>
@@ -13888,7 +16631,27 @@
                 <w:sz w:val="20"/>
                 <w:szCs w:val="20"/>
               </w:rPr>
-              <w:t>+ bankAccount.deposit(</w:t>
+              <w:t xml:space="preserve">+ </w:t>
+            </w:r>
+            <w:proofErr w:type="spellStart"/>
+            <w:r>
+              <w:rPr>
+                <w:rFonts w:ascii="Courier New" w:hAnsi="Courier New" w:cs="Courier New"/>
+                <w:color w:val="BCBEC4"/>
+                <w:sz w:val="20"/>
+                <w:szCs w:val="20"/>
+              </w:rPr>
+              <w:t>bankAccount.deposit</w:t>
+            </w:r>
+            <w:proofErr w:type="spellEnd"/>
+            <w:r>
+              <w:rPr>
+                <w:rFonts w:ascii="Courier New" w:hAnsi="Courier New" w:cs="Courier New"/>
+                <w:color w:val="BCBEC4"/>
+                <w:sz w:val="20"/>
+                <w:szCs w:val="20"/>
+              </w:rPr>
+              <w:t>(</w:t>
             </w:r>
             <w:r>
               <w:rPr>
@@ -13991,6 +16754,7 @@
               <w:br/>
               <w:t xml:space="preserve">        </w:t>
             </w:r>
+            <w:proofErr w:type="spellStart"/>
             <w:r>
               <w:rPr>
                 <w:rFonts w:ascii="Courier New" w:hAnsi="Courier New" w:cs="Courier New"/>
@@ -14018,7 +16782,17 @@
                 <w:sz w:val="20"/>
                 <w:szCs w:val="20"/>
               </w:rPr>
-              <w:t>.print(</w:t>
+              <w:t>.print</w:t>
+            </w:r>
+            <w:proofErr w:type="spellEnd"/>
+            <w:r>
+              <w:rPr>
+                <w:rFonts w:ascii="Courier New" w:hAnsi="Courier New" w:cs="Courier New"/>
+                <w:color w:val="BCBEC4"/>
+                <w:sz w:val="20"/>
+                <w:szCs w:val="20"/>
+              </w:rPr>
+              <w:t>(</w:t>
             </w:r>
             <w:r>
               <w:rPr>
@@ -14064,7 +16838,27 @@
                 <w:szCs w:val="20"/>
               </w:rPr>
               <w:br/>
-              <w:t xml:space="preserve">        bankAccount.withdraw(</w:t>
+              <w:t xml:space="preserve">        </w:t>
+            </w:r>
+            <w:proofErr w:type="spellStart"/>
+            <w:r>
+              <w:rPr>
+                <w:rFonts w:ascii="Courier New" w:hAnsi="Courier New" w:cs="Courier New"/>
+                <w:color w:val="BCBEC4"/>
+                <w:sz w:val="20"/>
+                <w:szCs w:val="20"/>
+              </w:rPr>
+              <w:t>bankAccount.withdraw</w:t>
+            </w:r>
+            <w:proofErr w:type="spellEnd"/>
+            <w:r>
+              <w:rPr>
+                <w:rFonts w:ascii="Courier New" w:hAnsi="Courier New" w:cs="Courier New"/>
+                <w:color w:val="BCBEC4"/>
+                <w:sz w:val="20"/>
+                <w:szCs w:val="20"/>
+              </w:rPr>
+              <w:t>(</w:t>
             </w:r>
             <w:r>
               <w:rPr>
@@ -14336,12 +17130,21 @@
         <w:lastRenderedPageBreak/>
         <w:t xml:space="preserve">숫자를 저장하고 있는 배열과 특정 숫자를 받아서 특정 숫자를 찾는 </w:t>
       </w:r>
+      <w:proofErr w:type="spellStart"/>
       <w:r>
         <w:rPr>
           <w:rFonts w:asciiTheme="minorEastAsia" w:hAnsiTheme="minorEastAsia"/>
           <w:szCs w:val="20"/>
         </w:rPr>
-        <w:t xml:space="preserve">searchArray() </w:t>
+        <w:t>searchArray</w:t>
+      </w:r>
+      <w:proofErr w:type="spellEnd"/>
+      <w:r>
+        <w:rPr>
+          <w:rFonts w:asciiTheme="minorEastAsia" w:hAnsiTheme="minorEastAsia"/>
+          <w:szCs w:val="20"/>
+        </w:rPr>
+        <w:t xml:space="preserve">() </w:t>
       </w:r>
       <w:r>
         <w:rPr>
@@ -14375,12 +17178,21 @@
           <w:szCs w:val="20"/>
         </w:rPr>
       </w:pPr>
+      <w:proofErr w:type="spellStart"/>
       <w:r>
         <w:rPr>
           <w:rFonts w:asciiTheme="minorEastAsia" w:hAnsiTheme="minorEastAsia"/>
           <w:szCs w:val="20"/>
         </w:rPr>
-        <w:t>searchArray()</w:t>
+        <w:t>searchArray</w:t>
+      </w:r>
+      <w:proofErr w:type="spellEnd"/>
+      <w:r>
+        <w:rPr>
+          <w:rFonts w:asciiTheme="minorEastAsia" w:hAnsiTheme="minorEastAsia"/>
+          <w:szCs w:val="20"/>
+        </w:rPr>
+        <w:t>()</w:t>
       </w:r>
       <w:r>
         <w:rPr>
@@ -14403,12 +17215,21 @@
         </w:rPr>
         <w:t xml:space="preserve">만약 원하는 숫자가 없으면 </w:t>
       </w:r>
+      <w:proofErr w:type="spellStart"/>
       <w:r>
         <w:rPr>
           <w:rFonts w:asciiTheme="minorEastAsia" w:hAnsiTheme="minorEastAsia"/>
           <w:szCs w:val="20"/>
         </w:rPr>
-        <w:t>NotFoundExecption("</w:t>
+        <w:t>NotFoundExecption</w:t>
+      </w:r>
+      <w:proofErr w:type="spellEnd"/>
+      <w:r>
+        <w:rPr>
+          <w:rFonts w:asciiTheme="minorEastAsia" w:hAnsiTheme="minorEastAsia"/>
+          <w:szCs w:val="20"/>
+        </w:rPr>
+        <w:t>("</w:t>
       </w:r>
       <w:r>
         <w:rPr>
@@ -14456,12 +17277,21 @@
           <w:szCs w:val="20"/>
         </w:rPr>
       </w:pPr>
+      <w:proofErr w:type="spellStart"/>
       <w:r>
         <w:rPr>
           <w:rFonts w:asciiTheme="minorEastAsia" w:hAnsiTheme="minorEastAsia"/>
           <w:szCs w:val="20"/>
         </w:rPr>
-        <w:t xml:space="preserve">searchArray() </w:t>
+        <w:t>searchArray</w:t>
+      </w:r>
+      <w:proofErr w:type="spellEnd"/>
+      <w:r>
+        <w:rPr>
+          <w:rFonts w:asciiTheme="minorEastAsia" w:hAnsiTheme="minorEastAsia"/>
+          <w:szCs w:val="20"/>
+        </w:rPr>
+        <w:t xml:space="preserve">() </w:t>
       </w:r>
       <w:r>
         <w:rPr>
@@ -14477,12 +17307,21 @@
         </w:rPr>
         <w:t>try/catch</w:t>
       </w:r>
+      <w:proofErr w:type="spellStart"/>
       <w:r>
         <w:rPr>
           <w:rFonts w:asciiTheme="minorEastAsia" w:hAnsiTheme="minorEastAsia" w:hint="eastAsia"/>
           <w:szCs w:val="20"/>
         </w:rPr>
-        <w:t>를 이용하여 처리 한다</w:t>
+        <w:t>를</w:t>
+      </w:r>
+      <w:proofErr w:type="spellEnd"/>
+      <w:r>
+        <w:rPr>
+          <w:rFonts w:asciiTheme="minorEastAsia" w:hAnsiTheme="minorEastAsia" w:hint="eastAsia"/>
+          <w:szCs w:val="20"/>
+        </w:rPr>
+        <w:t xml:space="preserve"> 이용하여 처리 한다</w:t>
       </w:r>
       <w:r>
         <w:rPr>
@@ -14509,12 +17348,21 @@
           <w:szCs w:val="20"/>
         </w:rPr>
       </w:pPr>
+      <w:proofErr w:type="spellStart"/>
       <w:r>
         <w:rPr>
           <w:rFonts w:asciiTheme="minorEastAsia" w:hAnsiTheme="minorEastAsia"/>
           <w:szCs w:val="20"/>
         </w:rPr>
-        <w:t xml:space="preserve">NotFoundExecption </w:t>
+        <w:t>NotFoundExecption</w:t>
+      </w:r>
+      <w:proofErr w:type="spellEnd"/>
+      <w:r>
+        <w:rPr>
+          <w:rFonts w:asciiTheme="minorEastAsia" w:hAnsiTheme="minorEastAsia"/>
+          <w:szCs w:val="20"/>
+        </w:rPr>
+        <w:t xml:space="preserve"> </w:t>
       </w:r>
       <w:r>
         <w:rPr>
@@ -14692,14 +17540,25 @@
               </w:rPr>
               <w:t xml:space="preserve">public class </w:t>
             </w:r>
-            <w:r>
-              <w:rPr>
-                <w:rFonts w:ascii="Courier New" w:hAnsi="Courier New" w:cs="Courier New"/>
-                <w:color w:val="BCBEC4"/>
-                <w:sz w:val="20"/>
-                <w:szCs w:val="20"/>
-              </w:rPr>
-              <w:t xml:space="preserve">NotFoundExecption </w:t>
+            <w:proofErr w:type="spellStart"/>
+            <w:r>
+              <w:rPr>
+                <w:rFonts w:ascii="Courier New" w:hAnsi="Courier New" w:cs="Courier New"/>
+                <w:color w:val="BCBEC4"/>
+                <w:sz w:val="20"/>
+                <w:szCs w:val="20"/>
+              </w:rPr>
+              <w:t>NotFoundExecption</w:t>
+            </w:r>
+            <w:proofErr w:type="spellEnd"/>
+            <w:r>
+              <w:rPr>
+                <w:rFonts w:ascii="Courier New" w:hAnsi="Courier New" w:cs="Courier New"/>
+                <w:color w:val="BCBEC4"/>
+                <w:sz w:val="20"/>
+                <w:szCs w:val="20"/>
+              </w:rPr>
+              <w:t xml:space="preserve"> </w:t>
             </w:r>
             <w:r>
               <w:rPr>
@@ -14710,6 +17569,7 @@
               </w:rPr>
               <w:t xml:space="preserve">extends </w:t>
             </w:r>
+            <w:proofErr w:type="gramStart"/>
             <w:r>
               <w:rPr>
                 <w:rFonts w:ascii="Courier New" w:hAnsi="Courier New" w:cs="Courier New"/>
@@ -14719,6 +17579,7 @@
               </w:rPr>
               <w:t>Exception{</w:t>
             </w:r>
+            <w:proofErr w:type="gramEnd"/>
             <w:r>
               <w:rPr>
                 <w:rFonts w:ascii="Courier New" w:hAnsi="Courier New" w:cs="Courier New"/>
@@ -14738,6 +17599,8 @@
               </w:rPr>
               <w:t xml:space="preserve">public </w:t>
             </w:r>
+            <w:proofErr w:type="spellStart"/>
+            <w:proofErr w:type="gramStart"/>
             <w:r>
               <w:rPr>
                 <w:rFonts w:ascii="Courier New" w:hAnsi="Courier New" w:cs="Courier New"/>
@@ -14747,14 +17610,25 @@
               </w:rPr>
               <w:t>NotFoundExecption</w:t>
             </w:r>
-            <w:r>
-              <w:rPr>
-                <w:rFonts w:ascii="Courier New" w:hAnsi="Courier New" w:cs="Courier New"/>
-                <w:color w:val="BCBEC4"/>
-                <w:sz w:val="20"/>
-                <w:szCs w:val="20"/>
-              </w:rPr>
-              <w:t>() {}</w:t>
+            <w:proofErr w:type="spellEnd"/>
+            <w:r>
+              <w:rPr>
+                <w:rFonts w:ascii="Courier New" w:hAnsi="Courier New" w:cs="Courier New"/>
+                <w:color w:val="BCBEC4"/>
+                <w:sz w:val="20"/>
+                <w:szCs w:val="20"/>
+              </w:rPr>
+              <w:t>(</w:t>
+            </w:r>
+            <w:proofErr w:type="gramEnd"/>
+            <w:r>
+              <w:rPr>
+                <w:rFonts w:ascii="Courier New" w:hAnsi="Courier New" w:cs="Courier New"/>
+                <w:color w:val="BCBEC4"/>
+                <w:sz w:val="20"/>
+                <w:szCs w:val="20"/>
+              </w:rPr>
+              <w:t>) {}</w:t>
             </w:r>
             <w:r>
               <w:rPr>
@@ -14775,6 +17649,8 @@
               </w:rPr>
               <w:t xml:space="preserve">public </w:t>
             </w:r>
+            <w:proofErr w:type="spellStart"/>
+            <w:proofErr w:type="gramStart"/>
             <w:r>
               <w:rPr>
                 <w:rFonts w:ascii="Courier New" w:hAnsi="Courier New" w:cs="Courier New"/>
@@ -14784,14 +17660,25 @@
               </w:rPr>
               <w:t>NotFoundExecption</w:t>
             </w:r>
-            <w:r>
-              <w:rPr>
-                <w:rFonts w:ascii="Courier New" w:hAnsi="Courier New" w:cs="Courier New"/>
-                <w:color w:val="BCBEC4"/>
-                <w:sz w:val="20"/>
-                <w:szCs w:val="20"/>
-              </w:rPr>
-              <w:t>(String message) {</w:t>
+            <w:proofErr w:type="spellEnd"/>
+            <w:r>
+              <w:rPr>
+                <w:rFonts w:ascii="Courier New" w:hAnsi="Courier New" w:cs="Courier New"/>
+                <w:color w:val="BCBEC4"/>
+                <w:sz w:val="20"/>
+                <w:szCs w:val="20"/>
+              </w:rPr>
+              <w:t>(</w:t>
+            </w:r>
+            <w:proofErr w:type="gramEnd"/>
+            <w:r>
+              <w:rPr>
+                <w:rFonts w:ascii="Courier New" w:hAnsi="Courier New" w:cs="Courier New"/>
+                <w:color w:val="BCBEC4"/>
+                <w:sz w:val="20"/>
+                <w:szCs w:val="20"/>
+              </w:rPr>
+              <w:t>String message) {</w:t>
             </w:r>
             <w:r>
               <w:rPr>
@@ -14829,8 +17716,19 @@
                 <w:szCs w:val="20"/>
               </w:rPr>
               <w:br/>
-              <w:t xml:space="preserve">    }</w:t>
-            </w:r>
+              <w:t xml:space="preserve">  </w:t>
+            </w:r>
+            <w:proofErr w:type="gramStart"/>
+            <w:r>
+              <w:rPr>
+                <w:rFonts w:ascii="Courier New" w:hAnsi="Courier New" w:cs="Courier New"/>
+                <w:color w:val="BCBEC4"/>
+                <w:sz w:val="20"/>
+                <w:szCs w:val="20"/>
+              </w:rPr>
+              <w:t xml:space="preserve">  }</w:t>
+            </w:r>
+            <w:proofErr w:type="gramEnd"/>
             <w:r>
               <w:rPr>
                 <w:rFonts w:ascii="Courier New" w:hAnsi="Courier New" w:cs="Courier New"/>
@@ -14942,6 +17840,7 @@
               </w:rPr>
               <w:t xml:space="preserve">public static int </w:t>
             </w:r>
+            <w:proofErr w:type="spellStart"/>
             <w:r>
               <w:rPr>
                 <w:rFonts w:ascii="Courier New" w:hAnsi="Courier New" w:cs="Courier New"/>
@@ -14951,6 +17850,7 @@
               </w:rPr>
               <w:t>searchArray</w:t>
             </w:r>
+            <w:proofErr w:type="spellEnd"/>
             <w:r>
               <w:rPr>
                 <w:rFonts w:ascii="Courier New" w:hAnsi="Courier New" w:cs="Courier New"/>
@@ -14976,7 +17876,27 @@
                 <w:sz w:val="20"/>
                 <w:szCs w:val="20"/>
               </w:rPr>
-              <w:t xml:space="preserve">[] arr, </w:t>
+              <w:t xml:space="preserve">[] </w:t>
+            </w:r>
+            <w:proofErr w:type="spellStart"/>
+            <w:r>
+              <w:rPr>
+                <w:rFonts w:ascii="Courier New" w:hAnsi="Courier New" w:cs="Courier New"/>
+                <w:color w:val="BCBEC4"/>
+                <w:sz w:val="20"/>
+                <w:szCs w:val="20"/>
+              </w:rPr>
+              <w:t>arr</w:t>
+            </w:r>
+            <w:proofErr w:type="spellEnd"/>
+            <w:r>
+              <w:rPr>
+                <w:rFonts w:ascii="Courier New" w:hAnsi="Courier New" w:cs="Courier New"/>
+                <w:color w:val="BCBEC4"/>
+                <w:sz w:val="20"/>
+                <w:szCs w:val="20"/>
+              </w:rPr>
+              <w:t xml:space="preserve">, </w:t>
             </w:r>
             <w:r>
               <w:rPr>
@@ -15005,14 +17925,25 @@
               </w:rPr>
               <w:t xml:space="preserve">throws </w:t>
             </w:r>
-            <w:r>
-              <w:rPr>
-                <w:rFonts w:ascii="Courier New" w:hAnsi="Courier New" w:cs="Courier New"/>
-                <w:color w:val="BCBEC4"/>
-                <w:sz w:val="20"/>
-                <w:szCs w:val="20"/>
-              </w:rPr>
-              <w:t>NotFoundExecption {</w:t>
+            <w:proofErr w:type="spellStart"/>
+            <w:r>
+              <w:rPr>
+                <w:rFonts w:ascii="Courier New" w:hAnsi="Courier New" w:cs="Courier New"/>
+                <w:color w:val="BCBEC4"/>
+                <w:sz w:val="20"/>
+                <w:szCs w:val="20"/>
+              </w:rPr>
+              <w:t>NotFoundExecption</w:t>
+            </w:r>
+            <w:proofErr w:type="spellEnd"/>
+            <w:r>
+              <w:rPr>
+                <w:rFonts w:ascii="Courier New" w:hAnsi="Courier New" w:cs="Courier New"/>
+                <w:color w:val="BCBEC4"/>
+                <w:sz w:val="20"/>
+                <w:szCs w:val="20"/>
+              </w:rPr>
+              <w:t xml:space="preserve"> {</w:t>
             </w:r>
             <w:r>
               <w:rPr>
@@ -15051,14 +17982,25 @@
               </w:rPr>
               <w:t xml:space="preserve">int </w:t>
             </w:r>
-            <w:r>
-              <w:rPr>
-                <w:rFonts w:ascii="Courier New" w:hAnsi="Courier New" w:cs="Courier New"/>
-                <w:color w:val="BCBEC4"/>
-                <w:sz w:val="20"/>
-                <w:szCs w:val="20"/>
-              </w:rPr>
-              <w:t xml:space="preserve">i = </w:t>
+            <w:proofErr w:type="spellStart"/>
+            <w:r>
+              <w:rPr>
+                <w:rFonts w:ascii="Courier New" w:hAnsi="Courier New" w:cs="Courier New"/>
+                <w:color w:val="BCBEC4"/>
+                <w:sz w:val="20"/>
+                <w:szCs w:val="20"/>
+              </w:rPr>
+              <w:t>i</w:t>
+            </w:r>
+            <w:proofErr w:type="spellEnd"/>
+            <w:r>
+              <w:rPr>
+                <w:rFonts w:ascii="Courier New" w:hAnsi="Courier New" w:cs="Courier New"/>
+                <w:color w:val="BCBEC4"/>
+                <w:sz w:val="20"/>
+                <w:szCs w:val="20"/>
+              </w:rPr>
+              <w:t xml:space="preserve"> = </w:t>
             </w:r>
             <w:r>
               <w:rPr>
@@ -15076,7 +18018,37 @@
                 <w:sz w:val="20"/>
                 <w:szCs w:val="20"/>
               </w:rPr>
-              <w:t>; i &lt; arr.</w:t>
+              <w:t xml:space="preserve">; </w:t>
+            </w:r>
+            <w:proofErr w:type="spellStart"/>
+            <w:r>
+              <w:rPr>
+                <w:rFonts w:ascii="Courier New" w:hAnsi="Courier New" w:cs="Courier New"/>
+                <w:color w:val="BCBEC4"/>
+                <w:sz w:val="20"/>
+                <w:szCs w:val="20"/>
+              </w:rPr>
+              <w:t>i</w:t>
+            </w:r>
+            <w:proofErr w:type="spellEnd"/>
+            <w:r>
+              <w:rPr>
+                <w:rFonts w:ascii="Courier New" w:hAnsi="Courier New" w:cs="Courier New"/>
+                <w:color w:val="BCBEC4"/>
+                <w:sz w:val="20"/>
+                <w:szCs w:val="20"/>
+              </w:rPr>
+              <w:t xml:space="preserve"> &lt; </w:t>
+            </w:r>
+            <w:proofErr w:type="spellStart"/>
+            <w:r>
+              <w:rPr>
+                <w:rFonts w:ascii="Courier New" w:hAnsi="Courier New" w:cs="Courier New"/>
+                <w:color w:val="BCBEC4"/>
+                <w:sz w:val="20"/>
+                <w:szCs w:val="20"/>
+              </w:rPr>
+              <w:t>arr.</w:t>
             </w:r>
             <w:r>
               <w:rPr>
@@ -15087,14 +18059,35 @@
               </w:rPr>
               <w:t>length</w:t>
             </w:r>
-            <w:r>
-              <w:rPr>
-                <w:rFonts w:ascii="Courier New" w:hAnsi="Courier New" w:cs="Courier New"/>
-                <w:color w:val="BCBEC4"/>
-                <w:sz w:val="20"/>
-                <w:szCs w:val="20"/>
-              </w:rPr>
-              <w:t>; i++) {</w:t>
+            <w:proofErr w:type="spellEnd"/>
+            <w:r>
+              <w:rPr>
+                <w:rFonts w:ascii="Courier New" w:hAnsi="Courier New" w:cs="Courier New"/>
+                <w:color w:val="BCBEC4"/>
+                <w:sz w:val="20"/>
+                <w:szCs w:val="20"/>
+              </w:rPr>
+              <w:t xml:space="preserve">; </w:t>
+            </w:r>
+            <w:proofErr w:type="spellStart"/>
+            <w:r>
+              <w:rPr>
+                <w:rFonts w:ascii="Courier New" w:hAnsi="Courier New" w:cs="Courier New"/>
+                <w:color w:val="BCBEC4"/>
+                <w:sz w:val="20"/>
+                <w:szCs w:val="20"/>
+              </w:rPr>
+              <w:t>i</w:t>
+            </w:r>
+            <w:proofErr w:type="spellEnd"/>
+            <w:r>
+              <w:rPr>
+                <w:rFonts w:ascii="Courier New" w:hAnsi="Courier New" w:cs="Courier New"/>
+                <w:color w:val="BCBEC4"/>
+                <w:sz w:val="20"/>
+                <w:szCs w:val="20"/>
+              </w:rPr>
+              <w:t>++) {</w:t>
             </w:r>
             <w:r>
               <w:rPr>
@@ -15122,7 +18115,47 @@
                 <w:sz w:val="20"/>
                 <w:szCs w:val="20"/>
               </w:rPr>
-              <w:t>(arr[i] == target) {</w:t>
+              <w:t>(</w:t>
+            </w:r>
+            <w:proofErr w:type="spellStart"/>
+            <w:r>
+              <w:rPr>
+                <w:rFonts w:ascii="Courier New" w:hAnsi="Courier New" w:cs="Courier New"/>
+                <w:color w:val="BCBEC4"/>
+                <w:sz w:val="20"/>
+                <w:szCs w:val="20"/>
+              </w:rPr>
+              <w:t>arr</w:t>
+            </w:r>
+            <w:proofErr w:type="spellEnd"/>
+            <w:r>
+              <w:rPr>
+                <w:rFonts w:ascii="Courier New" w:hAnsi="Courier New" w:cs="Courier New"/>
+                <w:color w:val="BCBEC4"/>
+                <w:sz w:val="20"/>
+                <w:szCs w:val="20"/>
+              </w:rPr>
+              <w:t>[</w:t>
+            </w:r>
+            <w:proofErr w:type="spellStart"/>
+            <w:r>
+              <w:rPr>
+                <w:rFonts w:ascii="Courier New" w:hAnsi="Courier New" w:cs="Courier New"/>
+                <w:color w:val="BCBEC4"/>
+                <w:sz w:val="20"/>
+                <w:szCs w:val="20"/>
+              </w:rPr>
+              <w:t>i</w:t>
+            </w:r>
+            <w:proofErr w:type="spellEnd"/>
+            <w:r>
+              <w:rPr>
+                <w:rFonts w:ascii="Courier New" w:hAnsi="Courier New" w:cs="Courier New"/>
+                <w:color w:val="BCBEC4"/>
+                <w:sz w:val="20"/>
+                <w:szCs w:val="20"/>
+              </w:rPr>
+              <w:t>] == target) {</w:t>
             </w:r>
             <w:r>
               <w:rPr>
@@ -15143,14 +18176,25 @@
               </w:rPr>
               <w:t xml:space="preserve">return </w:t>
             </w:r>
-            <w:r>
-              <w:rPr>
-                <w:rFonts w:ascii="Courier New" w:hAnsi="Courier New" w:cs="Courier New"/>
-                <w:color w:val="BCBEC4"/>
-                <w:sz w:val="20"/>
-                <w:szCs w:val="20"/>
-              </w:rPr>
-              <w:t>i;</w:t>
+            <w:proofErr w:type="spellStart"/>
+            <w:r>
+              <w:rPr>
+                <w:rFonts w:ascii="Courier New" w:hAnsi="Courier New" w:cs="Courier New"/>
+                <w:color w:val="BCBEC4"/>
+                <w:sz w:val="20"/>
+                <w:szCs w:val="20"/>
+              </w:rPr>
+              <w:t>i</w:t>
+            </w:r>
+            <w:proofErr w:type="spellEnd"/>
+            <w:r>
+              <w:rPr>
+                <w:rFonts w:ascii="Courier New" w:hAnsi="Courier New" w:cs="Courier New"/>
+                <w:color w:val="BCBEC4"/>
+                <w:sz w:val="20"/>
+                <w:szCs w:val="20"/>
+              </w:rPr>
+              <w:t>;</w:t>
             </w:r>
             <w:r>
               <w:rPr>
@@ -15191,14 +18235,25 @@
               </w:rPr>
               <w:t xml:space="preserve">throw new </w:t>
             </w:r>
-            <w:r>
-              <w:rPr>
-                <w:rFonts w:ascii="Courier New" w:hAnsi="Courier New" w:cs="Courier New"/>
-                <w:color w:val="BCBEC4"/>
-                <w:sz w:val="20"/>
-                <w:szCs w:val="20"/>
-              </w:rPr>
-              <w:t>NotFoundExecption(</w:t>
+            <w:proofErr w:type="spellStart"/>
+            <w:r>
+              <w:rPr>
+                <w:rFonts w:ascii="Courier New" w:hAnsi="Courier New" w:cs="Courier New"/>
+                <w:color w:val="BCBEC4"/>
+                <w:sz w:val="20"/>
+                <w:szCs w:val="20"/>
+              </w:rPr>
+              <w:t>NotFoundExecption</w:t>
+            </w:r>
+            <w:proofErr w:type="spellEnd"/>
+            <w:r>
+              <w:rPr>
+                <w:rFonts w:ascii="Courier New" w:hAnsi="Courier New" w:cs="Courier New"/>
+                <w:color w:val="BCBEC4"/>
+                <w:sz w:val="20"/>
+                <w:szCs w:val="20"/>
+              </w:rPr>
+              <w:t>(</w:t>
             </w:r>
             <w:r>
               <w:rPr>
@@ -15335,7 +18390,27 @@
                 <w:sz w:val="20"/>
                 <w:szCs w:val="20"/>
               </w:rPr>
-              <w:t>(String[] args) {</w:t>
+              <w:t xml:space="preserve">(String[] </w:t>
+            </w:r>
+            <w:proofErr w:type="spellStart"/>
+            <w:r>
+              <w:rPr>
+                <w:rFonts w:ascii="Courier New" w:hAnsi="Courier New" w:cs="Courier New"/>
+                <w:color w:val="BCBEC4"/>
+                <w:sz w:val="20"/>
+                <w:szCs w:val="20"/>
+              </w:rPr>
+              <w:t>args</w:t>
+            </w:r>
+            <w:proofErr w:type="spellEnd"/>
+            <w:r>
+              <w:rPr>
+                <w:rFonts w:ascii="Courier New" w:hAnsi="Courier New" w:cs="Courier New"/>
+                <w:color w:val="BCBEC4"/>
+                <w:sz w:val="20"/>
+                <w:szCs w:val="20"/>
+              </w:rPr>
+              <w:t>) {</w:t>
             </w:r>
             <w:r>
               <w:rPr>
@@ -15363,7 +18438,27 @@
                 <w:sz w:val="20"/>
                 <w:szCs w:val="20"/>
               </w:rPr>
-              <w:t>[] arr = {</w:t>
+              <w:t xml:space="preserve">[] </w:t>
+            </w:r>
+            <w:proofErr w:type="spellStart"/>
+            <w:r>
+              <w:rPr>
+                <w:rFonts w:ascii="Courier New" w:hAnsi="Courier New" w:cs="Courier New"/>
+                <w:color w:val="BCBEC4"/>
+                <w:sz w:val="20"/>
+                <w:szCs w:val="20"/>
+              </w:rPr>
+              <w:t>arr</w:t>
+            </w:r>
+            <w:proofErr w:type="spellEnd"/>
+            <w:r>
+              <w:rPr>
+                <w:rFonts w:ascii="Courier New" w:hAnsi="Courier New" w:cs="Courier New"/>
+                <w:color w:val="BCBEC4"/>
+                <w:sz w:val="20"/>
+                <w:szCs w:val="20"/>
+              </w:rPr>
+              <w:t xml:space="preserve"> = {</w:t>
             </w:r>
             <w:r>
               <w:rPr>
@@ -15548,15 +18643,27 @@
               </w:rPr>
               <w:t xml:space="preserve">int </w:t>
             </w:r>
-            <w:r>
-              <w:rPr>
-                <w:rFonts w:ascii="Courier New" w:hAnsi="Courier New" w:cs="Courier New"/>
-                <w:color w:val="BCBEC4"/>
-                <w:sz w:val="20"/>
-                <w:szCs w:val="20"/>
-              </w:rPr>
-              <w:t xml:space="preserve">idx = </w:t>
-            </w:r>
+            <w:proofErr w:type="spellStart"/>
+            <w:r>
+              <w:rPr>
+                <w:rFonts w:ascii="Courier New" w:hAnsi="Courier New" w:cs="Courier New"/>
+                <w:color w:val="BCBEC4"/>
+                <w:sz w:val="20"/>
+                <w:szCs w:val="20"/>
+              </w:rPr>
+              <w:t>idx</w:t>
+            </w:r>
+            <w:proofErr w:type="spellEnd"/>
+            <w:r>
+              <w:rPr>
+                <w:rFonts w:ascii="Courier New" w:hAnsi="Courier New" w:cs="Courier New"/>
+                <w:color w:val="BCBEC4"/>
+                <w:sz w:val="20"/>
+                <w:szCs w:val="20"/>
+              </w:rPr>
+              <w:t xml:space="preserve"> = </w:t>
+            </w:r>
+            <w:proofErr w:type="spellStart"/>
             <w:r>
               <w:rPr>
                 <w:rFonts w:ascii="Courier New" w:hAnsi="Courier New" w:cs="Courier New"/>
@@ -15568,14 +18675,35 @@
               </w:rPr>
               <w:t>searchArray</w:t>
             </w:r>
-            <w:r>
-              <w:rPr>
-                <w:rFonts w:ascii="Courier New" w:hAnsi="Courier New" w:cs="Courier New"/>
-                <w:color w:val="BCBEC4"/>
-                <w:sz w:val="20"/>
-                <w:szCs w:val="20"/>
-              </w:rPr>
-              <w:t>(arr, target);</w:t>
+            <w:proofErr w:type="spellEnd"/>
+            <w:r>
+              <w:rPr>
+                <w:rFonts w:ascii="Courier New" w:hAnsi="Courier New" w:cs="Courier New"/>
+                <w:color w:val="BCBEC4"/>
+                <w:sz w:val="20"/>
+                <w:szCs w:val="20"/>
+              </w:rPr>
+              <w:t>(</w:t>
+            </w:r>
+            <w:proofErr w:type="spellStart"/>
+            <w:r>
+              <w:rPr>
+                <w:rFonts w:ascii="Courier New" w:hAnsi="Courier New" w:cs="Courier New"/>
+                <w:color w:val="BCBEC4"/>
+                <w:sz w:val="20"/>
+                <w:szCs w:val="20"/>
+              </w:rPr>
+              <w:t>arr</w:t>
+            </w:r>
+            <w:proofErr w:type="spellEnd"/>
+            <w:r>
+              <w:rPr>
+                <w:rFonts w:ascii="Courier New" w:hAnsi="Courier New" w:cs="Courier New"/>
+                <w:color w:val="BCBEC4"/>
+                <w:sz w:val="20"/>
+                <w:szCs w:val="20"/>
+              </w:rPr>
+              <w:t>, target);</w:t>
             </w:r>
             <w:r>
               <w:rPr>
@@ -15585,7 +18713,17 @@
                 <w:szCs w:val="20"/>
               </w:rPr>
               <w:br/>
-              <w:t xml:space="preserve">            System.</w:t>
+              <w:t xml:space="preserve">            </w:t>
+            </w:r>
+            <w:proofErr w:type="spellStart"/>
+            <w:r>
+              <w:rPr>
+                <w:rFonts w:ascii="Courier New" w:hAnsi="Courier New" w:cs="Courier New"/>
+                <w:color w:val="BCBEC4"/>
+                <w:sz w:val="20"/>
+                <w:szCs w:val="20"/>
+              </w:rPr>
+              <w:t>System.</w:t>
             </w:r>
             <w:r>
               <w:rPr>
@@ -15605,7 +18743,17 @@
                 <w:sz w:val="20"/>
                 <w:szCs w:val="20"/>
               </w:rPr>
-              <w:t>.println(</w:t>
+              <w:t>.println</w:t>
+            </w:r>
+            <w:proofErr w:type="spellEnd"/>
+            <w:r>
+              <w:rPr>
+                <w:rFonts w:ascii="Courier New" w:hAnsi="Courier New" w:cs="Courier New"/>
+                <w:color w:val="BCBEC4"/>
+                <w:sz w:val="20"/>
+                <w:szCs w:val="20"/>
+              </w:rPr>
+              <w:t>(</w:t>
             </w:r>
             <w:r>
               <w:rPr>
@@ -15659,7 +18807,27 @@
                 <w:sz w:val="20"/>
                 <w:szCs w:val="20"/>
               </w:rPr>
-              <w:t>+ idx);</w:t>
+              <w:t xml:space="preserve">+ </w:t>
+            </w:r>
+            <w:proofErr w:type="spellStart"/>
+            <w:r>
+              <w:rPr>
+                <w:rFonts w:ascii="Courier New" w:hAnsi="Courier New" w:cs="Courier New"/>
+                <w:color w:val="BCBEC4"/>
+                <w:sz w:val="20"/>
+                <w:szCs w:val="20"/>
+              </w:rPr>
+              <w:t>idx</w:t>
+            </w:r>
+            <w:proofErr w:type="spellEnd"/>
+            <w:r>
+              <w:rPr>
+                <w:rFonts w:ascii="Courier New" w:hAnsi="Courier New" w:cs="Courier New"/>
+                <w:color w:val="BCBEC4"/>
+                <w:sz w:val="20"/>
+                <w:szCs w:val="20"/>
+              </w:rPr>
+              <w:t>);</w:t>
             </w:r>
             <w:r>
               <w:rPr>
@@ -15687,7 +18855,27 @@
                 <w:sz w:val="20"/>
                 <w:szCs w:val="20"/>
               </w:rPr>
-              <w:t>(NotFoundExecption e) {</w:t>
+              <w:t>(</w:t>
+            </w:r>
+            <w:proofErr w:type="spellStart"/>
+            <w:r>
+              <w:rPr>
+                <w:rFonts w:ascii="Courier New" w:hAnsi="Courier New" w:cs="Courier New"/>
+                <w:color w:val="BCBEC4"/>
+                <w:sz w:val="20"/>
+                <w:szCs w:val="20"/>
+              </w:rPr>
+              <w:t>NotFoundExecption</w:t>
+            </w:r>
+            <w:proofErr w:type="spellEnd"/>
+            <w:r>
+              <w:rPr>
+                <w:rFonts w:ascii="Courier New" w:hAnsi="Courier New" w:cs="Courier New"/>
+                <w:color w:val="BCBEC4"/>
+                <w:sz w:val="20"/>
+                <w:szCs w:val="20"/>
+              </w:rPr>
+              <w:t xml:space="preserve"> e) {</w:t>
             </w:r>
             <w:r>
               <w:rPr>
@@ -15697,7 +18885,17 @@
                 <w:szCs w:val="20"/>
               </w:rPr>
               <w:br/>
-              <w:t xml:space="preserve">            System.</w:t>
+              <w:t xml:space="preserve">            </w:t>
+            </w:r>
+            <w:proofErr w:type="spellStart"/>
+            <w:r>
+              <w:rPr>
+                <w:rFonts w:ascii="Courier New" w:hAnsi="Courier New" w:cs="Courier New"/>
+                <w:color w:val="BCBEC4"/>
+                <w:sz w:val="20"/>
+                <w:szCs w:val="20"/>
+              </w:rPr>
+              <w:t>System.</w:t>
             </w:r>
             <w:r>
               <w:rPr>
@@ -15717,7 +18915,37 @@
                 <w:sz w:val="20"/>
                 <w:szCs w:val="20"/>
               </w:rPr>
-              <w:t>.println(e.getMessage());</w:t>
+              <w:t>.println</w:t>
+            </w:r>
+            <w:proofErr w:type="spellEnd"/>
+            <w:r>
+              <w:rPr>
+                <w:rFonts w:ascii="Courier New" w:hAnsi="Courier New" w:cs="Courier New"/>
+                <w:color w:val="BCBEC4"/>
+                <w:sz w:val="20"/>
+                <w:szCs w:val="20"/>
+              </w:rPr>
+              <w:t>(</w:t>
+            </w:r>
+            <w:proofErr w:type="spellStart"/>
+            <w:r>
+              <w:rPr>
+                <w:rFonts w:ascii="Courier New" w:hAnsi="Courier New" w:cs="Courier New"/>
+                <w:color w:val="BCBEC4"/>
+                <w:sz w:val="20"/>
+                <w:szCs w:val="20"/>
+              </w:rPr>
+              <w:t>e.getMessage</w:t>
+            </w:r>
+            <w:proofErr w:type="spellEnd"/>
+            <w:r>
+              <w:rPr>
+                <w:rFonts w:ascii="Courier New" w:hAnsi="Courier New" w:cs="Courier New"/>
+                <w:color w:val="BCBEC4"/>
+                <w:sz w:val="20"/>
+                <w:szCs w:val="20"/>
+              </w:rPr>
+              <w:t>());</w:t>
             </w:r>
             <w:r>
               <w:rPr>
@@ -15857,14 +19085,25 @@
               </w:rPr>
               <w:t xml:space="preserve">public class </w:t>
             </w:r>
-            <w:r>
-              <w:rPr>
-                <w:rFonts w:ascii="Courier New" w:hAnsi="Courier New" w:cs="Courier New"/>
-                <w:color w:val="BCBEC4"/>
-                <w:sz w:val="20"/>
-                <w:szCs w:val="20"/>
-              </w:rPr>
-              <w:t xml:space="preserve">NotFoundExecption </w:t>
+            <w:proofErr w:type="spellStart"/>
+            <w:r>
+              <w:rPr>
+                <w:rFonts w:ascii="Courier New" w:hAnsi="Courier New" w:cs="Courier New"/>
+                <w:color w:val="BCBEC4"/>
+                <w:sz w:val="20"/>
+                <w:szCs w:val="20"/>
+              </w:rPr>
+              <w:t>NotFoundExecption</w:t>
+            </w:r>
+            <w:proofErr w:type="spellEnd"/>
+            <w:r>
+              <w:rPr>
+                <w:rFonts w:ascii="Courier New" w:hAnsi="Courier New" w:cs="Courier New"/>
+                <w:color w:val="BCBEC4"/>
+                <w:sz w:val="20"/>
+                <w:szCs w:val="20"/>
+              </w:rPr>
+              <w:t xml:space="preserve"> </w:t>
             </w:r>
             <w:r>
               <w:rPr>
@@ -15875,6 +19114,7 @@
               </w:rPr>
               <w:t xml:space="preserve">extends </w:t>
             </w:r>
+            <w:proofErr w:type="gramStart"/>
             <w:r>
               <w:rPr>
                 <w:rFonts w:ascii="Courier New" w:hAnsi="Courier New" w:cs="Courier New"/>
@@ -15884,6 +19124,7 @@
               </w:rPr>
               <w:t>Exception{</w:t>
             </w:r>
+            <w:proofErr w:type="gramEnd"/>
             <w:r>
               <w:rPr>
                 <w:rFonts w:ascii="Courier New" w:hAnsi="Courier New" w:cs="Courier New"/>
@@ -15903,6 +19144,8 @@
               </w:rPr>
               <w:t xml:space="preserve">public </w:t>
             </w:r>
+            <w:proofErr w:type="spellStart"/>
+            <w:proofErr w:type="gramStart"/>
             <w:r>
               <w:rPr>
                 <w:rFonts w:ascii="Courier New" w:hAnsi="Courier New" w:cs="Courier New"/>
@@ -15912,14 +19155,25 @@
               </w:rPr>
               <w:t>NotFoundExecption</w:t>
             </w:r>
-            <w:r>
-              <w:rPr>
-                <w:rFonts w:ascii="Courier New" w:hAnsi="Courier New" w:cs="Courier New"/>
-                <w:color w:val="BCBEC4"/>
-                <w:sz w:val="20"/>
-                <w:szCs w:val="20"/>
-              </w:rPr>
-              <w:t>() {}</w:t>
+            <w:proofErr w:type="spellEnd"/>
+            <w:r>
+              <w:rPr>
+                <w:rFonts w:ascii="Courier New" w:hAnsi="Courier New" w:cs="Courier New"/>
+                <w:color w:val="BCBEC4"/>
+                <w:sz w:val="20"/>
+                <w:szCs w:val="20"/>
+              </w:rPr>
+              <w:t>(</w:t>
+            </w:r>
+            <w:proofErr w:type="gramEnd"/>
+            <w:r>
+              <w:rPr>
+                <w:rFonts w:ascii="Courier New" w:hAnsi="Courier New" w:cs="Courier New"/>
+                <w:color w:val="BCBEC4"/>
+                <w:sz w:val="20"/>
+                <w:szCs w:val="20"/>
+              </w:rPr>
+              <w:t>) {}</w:t>
             </w:r>
             <w:r>
               <w:rPr>
@@ -15940,6 +19194,8 @@
               </w:rPr>
               <w:t xml:space="preserve">public </w:t>
             </w:r>
+            <w:proofErr w:type="spellStart"/>
+            <w:proofErr w:type="gramStart"/>
             <w:r>
               <w:rPr>
                 <w:rFonts w:ascii="Courier New" w:hAnsi="Courier New" w:cs="Courier New"/>
@@ -15949,14 +19205,25 @@
               </w:rPr>
               <w:t>NotFoundExecption</w:t>
             </w:r>
-            <w:r>
-              <w:rPr>
-                <w:rFonts w:ascii="Courier New" w:hAnsi="Courier New" w:cs="Courier New"/>
-                <w:color w:val="BCBEC4"/>
-                <w:sz w:val="20"/>
-                <w:szCs w:val="20"/>
-              </w:rPr>
-              <w:t>(String message) {</w:t>
+            <w:proofErr w:type="spellEnd"/>
+            <w:r>
+              <w:rPr>
+                <w:rFonts w:ascii="Courier New" w:hAnsi="Courier New" w:cs="Courier New"/>
+                <w:color w:val="BCBEC4"/>
+                <w:sz w:val="20"/>
+                <w:szCs w:val="20"/>
+              </w:rPr>
+              <w:t>(</w:t>
+            </w:r>
+            <w:proofErr w:type="gramEnd"/>
+            <w:r>
+              <w:rPr>
+                <w:rFonts w:ascii="Courier New" w:hAnsi="Courier New" w:cs="Courier New"/>
+                <w:color w:val="BCBEC4"/>
+                <w:sz w:val="20"/>
+                <w:szCs w:val="20"/>
+              </w:rPr>
+              <w:t>String message) {</w:t>
             </w:r>
             <w:r>
               <w:rPr>
@@ -15994,8 +19261,19 @@
                 <w:szCs w:val="20"/>
               </w:rPr>
               <w:br/>
-              <w:t xml:space="preserve">    }</w:t>
-            </w:r>
+              <w:t xml:space="preserve">  </w:t>
+            </w:r>
+            <w:proofErr w:type="gramStart"/>
+            <w:r>
+              <w:rPr>
+                <w:rFonts w:ascii="Courier New" w:hAnsi="Courier New" w:cs="Courier New"/>
+                <w:color w:val="BCBEC4"/>
+                <w:sz w:val="20"/>
+                <w:szCs w:val="20"/>
+              </w:rPr>
+              <w:t xml:space="preserve">  }</w:t>
+            </w:r>
+            <w:proofErr w:type="gramEnd"/>
             <w:r>
               <w:rPr>
                 <w:rFonts w:ascii="Courier New" w:hAnsi="Courier New" w:cs="Courier New"/>
@@ -16094,6 +19372,7 @@
               </w:rPr>
               <w:t xml:space="preserve">public static int </w:t>
             </w:r>
+            <w:proofErr w:type="spellStart"/>
             <w:r>
               <w:rPr>
                 <w:rFonts w:ascii="Courier New" w:hAnsi="Courier New" w:cs="Courier New"/>
@@ -16103,6 +19382,7 @@
               </w:rPr>
               <w:t>searchArray</w:t>
             </w:r>
+            <w:proofErr w:type="spellEnd"/>
             <w:r>
               <w:rPr>
                 <w:rFonts w:ascii="Courier New" w:hAnsi="Courier New" w:cs="Courier New"/>
@@ -16128,7 +19408,27 @@
                 <w:sz w:val="20"/>
                 <w:szCs w:val="20"/>
               </w:rPr>
-              <w:t xml:space="preserve">[] arr, </w:t>
+              <w:t xml:space="preserve">[] </w:t>
+            </w:r>
+            <w:proofErr w:type="spellStart"/>
+            <w:r>
+              <w:rPr>
+                <w:rFonts w:ascii="Courier New" w:hAnsi="Courier New" w:cs="Courier New"/>
+                <w:color w:val="BCBEC4"/>
+                <w:sz w:val="20"/>
+                <w:szCs w:val="20"/>
+              </w:rPr>
+              <w:t>arr</w:t>
+            </w:r>
+            <w:proofErr w:type="spellEnd"/>
+            <w:r>
+              <w:rPr>
+                <w:rFonts w:ascii="Courier New" w:hAnsi="Courier New" w:cs="Courier New"/>
+                <w:color w:val="BCBEC4"/>
+                <w:sz w:val="20"/>
+                <w:szCs w:val="20"/>
+              </w:rPr>
+              <w:t xml:space="preserve">, </w:t>
             </w:r>
             <w:r>
               <w:rPr>
@@ -16157,14 +19457,25 @@
               </w:rPr>
               <w:t xml:space="preserve">throws </w:t>
             </w:r>
-            <w:r>
-              <w:rPr>
-                <w:rFonts w:ascii="Courier New" w:hAnsi="Courier New" w:cs="Courier New"/>
-                <w:color w:val="BCBEC4"/>
-                <w:sz w:val="20"/>
-                <w:szCs w:val="20"/>
-              </w:rPr>
-              <w:t>NotFoundExecption {</w:t>
+            <w:proofErr w:type="spellStart"/>
+            <w:r>
+              <w:rPr>
+                <w:rFonts w:ascii="Courier New" w:hAnsi="Courier New" w:cs="Courier New"/>
+                <w:color w:val="BCBEC4"/>
+                <w:sz w:val="20"/>
+                <w:szCs w:val="20"/>
+              </w:rPr>
+              <w:t>NotFoundExecption</w:t>
+            </w:r>
+            <w:proofErr w:type="spellEnd"/>
+            <w:r>
+              <w:rPr>
+                <w:rFonts w:ascii="Courier New" w:hAnsi="Courier New" w:cs="Courier New"/>
+                <w:color w:val="BCBEC4"/>
+                <w:sz w:val="20"/>
+                <w:szCs w:val="20"/>
+              </w:rPr>
+              <w:t xml:space="preserve"> {</w:t>
             </w:r>
             <w:r>
               <w:rPr>
@@ -16203,14 +19514,25 @@
               </w:rPr>
               <w:t xml:space="preserve">int </w:t>
             </w:r>
-            <w:r>
-              <w:rPr>
-                <w:rFonts w:ascii="Courier New" w:hAnsi="Courier New" w:cs="Courier New"/>
-                <w:color w:val="BCBEC4"/>
-                <w:sz w:val="20"/>
-                <w:szCs w:val="20"/>
-              </w:rPr>
-              <w:t xml:space="preserve">i = </w:t>
+            <w:proofErr w:type="spellStart"/>
+            <w:r>
+              <w:rPr>
+                <w:rFonts w:ascii="Courier New" w:hAnsi="Courier New" w:cs="Courier New"/>
+                <w:color w:val="BCBEC4"/>
+                <w:sz w:val="20"/>
+                <w:szCs w:val="20"/>
+              </w:rPr>
+              <w:t>i</w:t>
+            </w:r>
+            <w:proofErr w:type="spellEnd"/>
+            <w:r>
+              <w:rPr>
+                <w:rFonts w:ascii="Courier New" w:hAnsi="Courier New" w:cs="Courier New"/>
+                <w:color w:val="BCBEC4"/>
+                <w:sz w:val="20"/>
+                <w:szCs w:val="20"/>
+              </w:rPr>
+              <w:t xml:space="preserve"> = </w:t>
             </w:r>
             <w:r>
               <w:rPr>
@@ -16228,7 +19550,37 @@
                 <w:sz w:val="20"/>
                 <w:szCs w:val="20"/>
               </w:rPr>
-              <w:t>; i &lt; arr.</w:t>
+              <w:t xml:space="preserve">; </w:t>
+            </w:r>
+            <w:proofErr w:type="spellStart"/>
+            <w:r>
+              <w:rPr>
+                <w:rFonts w:ascii="Courier New" w:hAnsi="Courier New" w:cs="Courier New"/>
+                <w:color w:val="BCBEC4"/>
+                <w:sz w:val="20"/>
+                <w:szCs w:val="20"/>
+              </w:rPr>
+              <w:t>i</w:t>
+            </w:r>
+            <w:proofErr w:type="spellEnd"/>
+            <w:r>
+              <w:rPr>
+                <w:rFonts w:ascii="Courier New" w:hAnsi="Courier New" w:cs="Courier New"/>
+                <w:color w:val="BCBEC4"/>
+                <w:sz w:val="20"/>
+                <w:szCs w:val="20"/>
+              </w:rPr>
+              <w:t xml:space="preserve"> &lt; </w:t>
+            </w:r>
+            <w:proofErr w:type="spellStart"/>
+            <w:r>
+              <w:rPr>
+                <w:rFonts w:ascii="Courier New" w:hAnsi="Courier New" w:cs="Courier New"/>
+                <w:color w:val="BCBEC4"/>
+                <w:sz w:val="20"/>
+                <w:szCs w:val="20"/>
+              </w:rPr>
+              <w:t>arr.</w:t>
             </w:r>
             <w:r>
               <w:rPr>
@@ -16239,14 +19591,35 @@
               </w:rPr>
               <w:t>length</w:t>
             </w:r>
-            <w:r>
-              <w:rPr>
-                <w:rFonts w:ascii="Courier New" w:hAnsi="Courier New" w:cs="Courier New"/>
-                <w:color w:val="BCBEC4"/>
-                <w:sz w:val="20"/>
-                <w:szCs w:val="20"/>
-              </w:rPr>
-              <w:t>; i++) {</w:t>
+            <w:proofErr w:type="spellEnd"/>
+            <w:r>
+              <w:rPr>
+                <w:rFonts w:ascii="Courier New" w:hAnsi="Courier New" w:cs="Courier New"/>
+                <w:color w:val="BCBEC4"/>
+                <w:sz w:val="20"/>
+                <w:szCs w:val="20"/>
+              </w:rPr>
+              <w:t xml:space="preserve">; </w:t>
+            </w:r>
+            <w:proofErr w:type="spellStart"/>
+            <w:r>
+              <w:rPr>
+                <w:rFonts w:ascii="Courier New" w:hAnsi="Courier New" w:cs="Courier New"/>
+                <w:color w:val="BCBEC4"/>
+                <w:sz w:val="20"/>
+                <w:szCs w:val="20"/>
+              </w:rPr>
+              <w:t>i</w:t>
+            </w:r>
+            <w:proofErr w:type="spellEnd"/>
+            <w:r>
+              <w:rPr>
+                <w:rFonts w:ascii="Courier New" w:hAnsi="Courier New" w:cs="Courier New"/>
+                <w:color w:val="BCBEC4"/>
+                <w:sz w:val="20"/>
+                <w:szCs w:val="20"/>
+              </w:rPr>
+              <w:t>++) {</w:t>
             </w:r>
             <w:r>
               <w:rPr>
@@ -16274,7 +19647,47 @@
                 <w:sz w:val="20"/>
                 <w:szCs w:val="20"/>
               </w:rPr>
-              <w:t>(arr[i] == target) {</w:t>
+              <w:t>(</w:t>
+            </w:r>
+            <w:proofErr w:type="spellStart"/>
+            <w:r>
+              <w:rPr>
+                <w:rFonts w:ascii="Courier New" w:hAnsi="Courier New" w:cs="Courier New"/>
+                <w:color w:val="BCBEC4"/>
+                <w:sz w:val="20"/>
+                <w:szCs w:val="20"/>
+              </w:rPr>
+              <w:t>arr</w:t>
+            </w:r>
+            <w:proofErr w:type="spellEnd"/>
+            <w:r>
+              <w:rPr>
+                <w:rFonts w:ascii="Courier New" w:hAnsi="Courier New" w:cs="Courier New"/>
+                <w:color w:val="BCBEC4"/>
+                <w:sz w:val="20"/>
+                <w:szCs w:val="20"/>
+              </w:rPr>
+              <w:t>[</w:t>
+            </w:r>
+            <w:proofErr w:type="spellStart"/>
+            <w:r>
+              <w:rPr>
+                <w:rFonts w:ascii="Courier New" w:hAnsi="Courier New" w:cs="Courier New"/>
+                <w:color w:val="BCBEC4"/>
+                <w:sz w:val="20"/>
+                <w:szCs w:val="20"/>
+              </w:rPr>
+              <w:t>i</w:t>
+            </w:r>
+            <w:proofErr w:type="spellEnd"/>
+            <w:r>
+              <w:rPr>
+                <w:rFonts w:ascii="Courier New" w:hAnsi="Courier New" w:cs="Courier New"/>
+                <w:color w:val="BCBEC4"/>
+                <w:sz w:val="20"/>
+                <w:szCs w:val="20"/>
+              </w:rPr>
+              <w:t>] == target) {</w:t>
             </w:r>
             <w:r>
               <w:rPr>
@@ -16295,14 +19708,25 @@
               </w:rPr>
               <w:t xml:space="preserve">return </w:t>
             </w:r>
-            <w:r>
-              <w:rPr>
-                <w:rFonts w:ascii="Courier New" w:hAnsi="Courier New" w:cs="Courier New"/>
-                <w:color w:val="BCBEC4"/>
-                <w:sz w:val="20"/>
-                <w:szCs w:val="20"/>
-              </w:rPr>
-              <w:t>i;</w:t>
+            <w:proofErr w:type="spellStart"/>
+            <w:r>
+              <w:rPr>
+                <w:rFonts w:ascii="Courier New" w:hAnsi="Courier New" w:cs="Courier New"/>
+                <w:color w:val="BCBEC4"/>
+                <w:sz w:val="20"/>
+                <w:szCs w:val="20"/>
+              </w:rPr>
+              <w:t>i</w:t>
+            </w:r>
+            <w:proofErr w:type="spellEnd"/>
+            <w:r>
+              <w:rPr>
+                <w:rFonts w:ascii="Courier New" w:hAnsi="Courier New" w:cs="Courier New"/>
+                <w:color w:val="BCBEC4"/>
+                <w:sz w:val="20"/>
+                <w:szCs w:val="20"/>
+              </w:rPr>
+              <w:t>;</w:t>
             </w:r>
             <w:r>
               <w:rPr>
@@ -16343,14 +19767,25 @@
               </w:rPr>
               <w:t xml:space="preserve">throw new </w:t>
             </w:r>
-            <w:r>
-              <w:rPr>
-                <w:rFonts w:ascii="Courier New" w:hAnsi="Courier New" w:cs="Courier New"/>
-                <w:color w:val="BCBEC4"/>
-                <w:sz w:val="20"/>
-                <w:szCs w:val="20"/>
-              </w:rPr>
-              <w:t>NotFoundExecption(</w:t>
+            <w:proofErr w:type="spellStart"/>
+            <w:r>
+              <w:rPr>
+                <w:rFonts w:ascii="Courier New" w:hAnsi="Courier New" w:cs="Courier New"/>
+                <w:color w:val="BCBEC4"/>
+                <w:sz w:val="20"/>
+                <w:szCs w:val="20"/>
+              </w:rPr>
+              <w:t>NotFoundExecption</w:t>
+            </w:r>
+            <w:proofErr w:type="spellEnd"/>
+            <w:r>
+              <w:rPr>
+                <w:rFonts w:ascii="Courier New" w:hAnsi="Courier New" w:cs="Courier New"/>
+                <w:color w:val="BCBEC4"/>
+                <w:sz w:val="20"/>
+                <w:szCs w:val="20"/>
+              </w:rPr>
+              <w:t>(</w:t>
             </w:r>
             <w:r>
               <w:rPr>
@@ -16496,7 +19931,27 @@
                 <w:sz w:val="20"/>
                 <w:szCs w:val="20"/>
               </w:rPr>
-              <w:t>(String[] args) {</w:t>
+              <w:t xml:space="preserve">(String[] </w:t>
+            </w:r>
+            <w:proofErr w:type="spellStart"/>
+            <w:r>
+              <w:rPr>
+                <w:rFonts w:ascii="Courier New" w:hAnsi="Courier New" w:cs="Courier New"/>
+                <w:color w:val="BCBEC4"/>
+                <w:sz w:val="20"/>
+                <w:szCs w:val="20"/>
+              </w:rPr>
+              <w:t>args</w:t>
+            </w:r>
+            <w:proofErr w:type="spellEnd"/>
+            <w:r>
+              <w:rPr>
+                <w:rFonts w:ascii="Courier New" w:hAnsi="Courier New" w:cs="Courier New"/>
+                <w:color w:val="BCBEC4"/>
+                <w:sz w:val="20"/>
+                <w:szCs w:val="20"/>
+              </w:rPr>
+              <w:t>) {</w:t>
             </w:r>
             <w:r>
               <w:rPr>
@@ -16524,7 +19979,27 @@
                 <w:sz w:val="20"/>
                 <w:szCs w:val="20"/>
               </w:rPr>
-              <w:t>[] arr = {</w:t>
+              <w:t xml:space="preserve">[] </w:t>
+            </w:r>
+            <w:proofErr w:type="spellStart"/>
+            <w:r>
+              <w:rPr>
+                <w:rFonts w:ascii="Courier New" w:hAnsi="Courier New" w:cs="Courier New"/>
+                <w:color w:val="BCBEC4"/>
+                <w:sz w:val="20"/>
+                <w:szCs w:val="20"/>
+              </w:rPr>
+              <w:t>arr</w:t>
+            </w:r>
+            <w:proofErr w:type="spellEnd"/>
+            <w:r>
+              <w:rPr>
+                <w:rFonts w:ascii="Courier New" w:hAnsi="Courier New" w:cs="Courier New"/>
+                <w:color w:val="BCBEC4"/>
+                <w:sz w:val="20"/>
+                <w:szCs w:val="20"/>
+              </w:rPr>
+              <w:t xml:space="preserve"> = {</w:t>
             </w:r>
             <w:r>
               <w:rPr>
@@ -16709,15 +20184,27 @@
               </w:rPr>
               <w:t xml:space="preserve">int </w:t>
             </w:r>
-            <w:r>
-              <w:rPr>
-                <w:rFonts w:ascii="Courier New" w:hAnsi="Courier New" w:cs="Courier New"/>
-                <w:color w:val="BCBEC4"/>
-                <w:sz w:val="20"/>
-                <w:szCs w:val="20"/>
-              </w:rPr>
-              <w:t xml:space="preserve">idx = </w:t>
-            </w:r>
+            <w:proofErr w:type="spellStart"/>
+            <w:r>
+              <w:rPr>
+                <w:rFonts w:ascii="Courier New" w:hAnsi="Courier New" w:cs="Courier New"/>
+                <w:color w:val="BCBEC4"/>
+                <w:sz w:val="20"/>
+                <w:szCs w:val="20"/>
+              </w:rPr>
+              <w:t>idx</w:t>
+            </w:r>
+            <w:proofErr w:type="spellEnd"/>
+            <w:r>
+              <w:rPr>
+                <w:rFonts w:ascii="Courier New" w:hAnsi="Courier New" w:cs="Courier New"/>
+                <w:color w:val="BCBEC4"/>
+                <w:sz w:val="20"/>
+                <w:szCs w:val="20"/>
+              </w:rPr>
+              <w:t xml:space="preserve"> = </w:t>
+            </w:r>
+            <w:proofErr w:type="spellStart"/>
             <w:r>
               <w:rPr>
                 <w:rFonts w:ascii="Courier New" w:hAnsi="Courier New" w:cs="Courier New"/>
@@ -16729,14 +20216,35 @@
               </w:rPr>
               <w:t>searchArray</w:t>
             </w:r>
-            <w:r>
-              <w:rPr>
-                <w:rFonts w:ascii="Courier New" w:hAnsi="Courier New" w:cs="Courier New"/>
-                <w:color w:val="BCBEC4"/>
-                <w:sz w:val="20"/>
-                <w:szCs w:val="20"/>
-              </w:rPr>
-              <w:t>(arr, target);</w:t>
+            <w:proofErr w:type="spellEnd"/>
+            <w:r>
+              <w:rPr>
+                <w:rFonts w:ascii="Courier New" w:hAnsi="Courier New" w:cs="Courier New"/>
+                <w:color w:val="BCBEC4"/>
+                <w:sz w:val="20"/>
+                <w:szCs w:val="20"/>
+              </w:rPr>
+              <w:t>(</w:t>
+            </w:r>
+            <w:proofErr w:type="spellStart"/>
+            <w:r>
+              <w:rPr>
+                <w:rFonts w:ascii="Courier New" w:hAnsi="Courier New" w:cs="Courier New"/>
+                <w:color w:val="BCBEC4"/>
+                <w:sz w:val="20"/>
+                <w:szCs w:val="20"/>
+              </w:rPr>
+              <w:t>arr</w:t>
+            </w:r>
+            <w:proofErr w:type="spellEnd"/>
+            <w:r>
+              <w:rPr>
+                <w:rFonts w:ascii="Courier New" w:hAnsi="Courier New" w:cs="Courier New"/>
+                <w:color w:val="BCBEC4"/>
+                <w:sz w:val="20"/>
+                <w:szCs w:val="20"/>
+              </w:rPr>
+              <w:t>, target);</w:t>
             </w:r>
             <w:r>
               <w:rPr>
@@ -16746,7 +20254,17 @@
                 <w:szCs w:val="20"/>
               </w:rPr>
               <w:br/>
-              <w:t xml:space="preserve">            System.</w:t>
+              <w:t xml:space="preserve">            </w:t>
+            </w:r>
+            <w:proofErr w:type="spellStart"/>
+            <w:r>
+              <w:rPr>
+                <w:rFonts w:ascii="Courier New" w:hAnsi="Courier New" w:cs="Courier New"/>
+                <w:color w:val="BCBEC4"/>
+                <w:sz w:val="20"/>
+                <w:szCs w:val="20"/>
+              </w:rPr>
+              <w:t>System.</w:t>
             </w:r>
             <w:r>
               <w:rPr>
@@ -16766,7 +20284,17 @@
                 <w:sz w:val="20"/>
                 <w:szCs w:val="20"/>
               </w:rPr>
-              <w:t>.println(</w:t>
+              <w:t>.println</w:t>
+            </w:r>
+            <w:proofErr w:type="spellEnd"/>
+            <w:r>
+              <w:rPr>
+                <w:rFonts w:ascii="Courier New" w:hAnsi="Courier New" w:cs="Courier New"/>
+                <w:color w:val="BCBEC4"/>
+                <w:sz w:val="20"/>
+                <w:szCs w:val="20"/>
+              </w:rPr>
+              <w:t>(</w:t>
             </w:r>
             <w:r>
               <w:rPr>
@@ -16820,7 +20348,27 @@
                 <w:sz w:val="20"/>
                 <w:szCs w:val="20"/>
               </w:rPr>
-              <w:t>+ idx);</w:t>
+              <w:t xml:space="preserve">+ </w:t>
+            </w:r>
+            <w:proofErr w:type="spellStart"/>
+            <w:r>
+              <w:rPr>
+                <w:rFonts w:ascii="Courier New" w:hAnsi="Courier New" w:cs="Courier New"/>
+                <w:color w:val="BCBEC4"/>
+                <w:sz w:val="20"/>
+                <w:szCs w:val="20"/>
+              </w:rPr>
+              <w:t>idx</w:t>
+            </w:r>
+            <w:proofErr w:type="spellEnd"/>
+            <w:r>
+              <w:rPr>
+                <w:rFonts w:ascii="Courier New" w:hAnsi="Courier New" w:cs="Courier New"/>
+                <w:color w:val="BCBEC4"/>
+                <w:sz w:val="20"/>
+                <w:szCs w:val="20"/>
+              </w:rPr>
+              <w:t>);</w:t>
             </w:r>
             <w:r>
               <w:rPr>
@@ -16848,7 +20396,27 @@
                 <w:sz w:val="20"/>
                 <w:szCs w:val="20"/>
               </w:rPr>
-              <w:t>(NotFoundExecption e) {</w:t>
+              <w:t>(</w:t>
+            </w:r>
+            <w:proofErr w:type="spellStart"/>
+            <w:r>
+              <w:rPr>
+                <w:rFonts w:ascii="Courier New" w:hAnsi="Courier New" w:cs="Courier New"/>
+                <w:color w:val="BCBEC4"/>
+                <w:sz w:val="20"/>
+                <w:szCs w:val="20"/>
+              </w:rPr>
+              <w:t>NotFoundExecption</w:t>
+            </w:r>
+            <w:proofErr w:type="spellEnd"/>
+            <w:r>
+              <w:rPr>
+                <w:rFonts w:ascii="Courier New" w:hAnsi="Courier New" w:cs="Courier New"/>
+                <w:color w:val="BCBEC4"/>
+                <w:sz w:val="20"/>
+                <w:szCs w:val="20"/>
+              </w:rPr>
+              <w:t xml:space="preserve"> e) {</w:t>
             </w:r>
             <w:r>
               <w:rPr>
@@ -16858,7 +20426,17 @@
                 <w:szCs w:val="20"/>
               </w:rPr>
               <w:br/>
-              <w:t xml:space="preserve">            System.</w:t>
+              <w:t xml:space="preserve">            </w:t>
+            </w:r>
+            <w:proofErr w:type="spellStart"/>
+            <w:r>
+              <w:rPr>
+                <w:rFonts w:ascii="Courier New" w:hAnsi="Courier New" w:cs="Courier New"/>
+                <w:color w:val="BCBEC4"/>
+                <w:sz w:val="20"/>
+                <w:szCs w:val="20"/>
+              </w:rPr>
+              <w:t>System.</w:t>
             </w:r>
             <w:r>
               <w:rPr>
@@ -16878,7 +20456,37 @@
                 <w:sz w:val="20"/>
                 <w:szCs w:val="20"/>
               </w:rPr>
-              <w:t>.println(e.getMessage());</w:t>
+              <w:t>.println</w:t>
+            </w:r>
+            <w:proofErr w:type="spellEnd"/>
+            <w:r>
+              <w:rPr>
+                <w:rFonts w:ascii="Courier New" w:hAnsi="Courier New" w:cs="Courier New"/>
+                <w:color w:val="BCBEC4"/>
+                <w:sz w:val="20"/>
+                <w:szCs w:val="20"/>
+              </w:rPr>
+              <w:t>(</w:t>
+            </w:r>
+            <w:proofErr w:type="spellStart"/>
+            <w:r>
+              <w:rPr>
+                <w:rFonts w:ascii="Courier New" w:hAnsi="Courier New" w:cs="Courier New"/>
+                <w:color w:val="BCBEC4"/>
+                <w:sz w:val="20"/>
+                <w:szCs w:val="20"/>
+              </w:rPr>
+              <w:t>e.getMessage</w:t>
+            </w:r>
+            <w:proofErr w:type="spellEnd"/>
+            <w:r>
+              <w:rPr>
+                <w:rFonts w:ascii="Courier New" w:hAnsi="Courier New" w:cs="Courier New"/>
+                <w:color w:val="BCBEC4"/>
+                <w:sz w:val="20"/>
+                <w:szCs w:val="20"/>
+              </w:rPr>
+              <w:t>());</w:t>
             </w:r>
             <w:r>
               <w:rPr>
@@ -17148,7 +20756,27 @@
           <w:sz w:val="20"/>
           <w:szCs w:val="20"/>
         </w:rPr>
-        <w:t xml:space="preserve">키보드로 입력 받은 문자열에 대하여 길이가 8미만이거나 첫 글자가 영문자가 아니면 NotUseId 사용자 예외를 발생시켜 </w:t>
+        <w:t xml:space="preserve">키보드로 입력 받은 문자열에 대하여 길이가 8미만이거나 첫 글자가 영문자가 아니면 </w:t>
+      </w:r>
+      <w:proofErr w:type="spellStart"/>
+      <w:r>
+        <w:rPr>
+          <w:rFonts w:asciiTheme="minorEastAsia" w:eastAsiaTheme="minorEastAsia" w:hAnsiTheme="minorEastAsia" w:hint="eastAsia"/>
+          <w:bCs/>
+          <w:sz w:val="20"/>
+          <w:szCs w:val="20"/>
+        </w:rPr>
+        <w:t>NotUseId</w:t>
+      </w:r>
+      <w:proofErr w:type="spellEnd"/>
+      <w:r>
+        <w:rPr>
+          <w:rFonts w:asciiTheme="minorEastAsia" w:eastAsiaTheme="minorEastAsia" w:hAnsiTheme="minorEastAsia" w:hint="eastAsia"/>
+          <w:bCs/>
+          <w:sz w:val="20"/>
+          <w:szCs w:val="20"/>
+        </w:rPr>
+        <w:t xml:space="preserve"> 사용자 예외를 발생시켜 </w:t>
       </w:r>
       <w:r>
         <w:rPr>
@@ -17177,6 +20805,7 @@
         </w:rPr>
         <w:t>”</w:t>
       </w:r>
+      <w:proofErr w:type="spellStart"/>
       <w:r>
         <w:rPr>
           <w:rFonts w:asciiTheme="minorEastAsia" w:eastAsiaTheme="minorEastAsia" w:hAnsiTheme="minorEastAsia" w:hint="eastAsia"/>
@@ -17184,7 +20813,17 @@
           <w:sz w:val="20"/>
           <w:szCs w:val="20"/>
         </w:rPr>
-        <w:t xml:space="preserve">를 출력하고, 길이가 8이상이고 첫 글자가 영문자 이면 </w:t>
+        <w:t>를</w:t>
+      </w:r>
+      <w:proofErr w:type="spellEnd"/>
+      <w:r>
+        <w:rPr>
+          <w:rFonts w:asciiTheme="minorEastAsia" w:eastAsiaTheme="minorEastAsia" w:hAnsiTheme="minorEastAsia" w:hint="eastAsia"/>
+          <w:bCs/>
+          <w:sz w:val="20"/>
+          <w:szCs w:val="20"/>
+        </w:rPr>
+        <w:t xml:space="preserve"> 출력하고, 길이가 8이상이고 첫 글자가 영문자 이면 </w:t>
       </w:r>
       <w:r>
         <w:rPr>
@@ -17220,7 +20859,27 @@
           <w:sz w:val="20"/>
           <w:szCs w:val="20"/>
         </w:rPr>
-        <w:t xml:space="preserve"> 를 출력한다.</w:t>
+        <w:t xml:space="preserve"> </w:t>
+      </w:r>
+      <w:proofErr w:type="spellStart"/>
+      <w:r>
+        <w:rPr>
+          <w:rFonts w:asciiTheme="minorEastAsia" w:eastAsiaTheme="minorEastAsia" w:hAnsiTheme="minorEastAsia" w:hint="eastAsia"/>
+          <w:bCs/>
+          <w:sz w:val="20"/>
+          <w:szCs w:val="20"/>
+        </w:rPr>
+        <w:t>를</w:t>
+      </w:r>
+      <w:proofErr w:type="spellEnd"/>
+      <w:r>
+        <w:rPr>
+          <w:rFonts w:asciiTheme="minorEastAsia" w:eastAsiaTheme="minorEastAsia" w:hAnsiTheme="minorEastAsia" w:hint="eastAsia"/>
+          <w:bCs/>
+          <w:sz w:val="20"/>
+          <w:szCs w:val="20"/>
+        </w:rPr>
+        <w:t xml:space="preserve"> 출력한다.</w:t>
       </w:r>
     </w:p>
     <w:p>
@@ -17486,14 +21145,25 @@
               </w:rPr>
               <w:t xml:space="preserve">public class </w:t>
             </w:r>
-            <w:r>
-              <w:rPr>
-                <w:rFonts w:ascii="Courier New" w:hAnsi="Courier New" w:cs="Courier New"/>
-                <w:color w:val="BCBEC4"/>
-                <w:sz w:val="20"/>
-                <w:szCs w:val="20"/>
-              </w:rPr>
-              <w:t xml:space="preserve">NotUseId </w:t>
+            <w:proofErr w:type="spellStart"/>
+            <w:r>
+              <w:rPr>
+                <w:rFonts w:ascii="Courier New" w:hAnsi="Courier New" w:cs="Courier New"/>
+                <w:color w:val="BCBEC4"/>
+                <w:sz w:val="20"/>
+                <w:szCs w:val="20"/>
+              </w:rPr>
+              <w:t>NotUseId</w:t>
+            </w:r>
+            <w:proofErr w:type="spellEnd"/>
+            <w:r>
+              <w:rPr>
+                <w:rFonts w:ascii="Courier New" w:hAnsi="Courier New" w:cs="Courier New"/>
+                <w:color w:val="BCBEC4"/>
+                <w:sz w:val="20"/>
+                <w:szCs w:val="20"/>
+              </w:rPr>
+              <w:t xml:space="preserve"> </w:t>
             </w:r>
             <w:r>
               <w:rPr>
@@ -17532,6 +21202,8 @@
               </w:rPr>
               <w:t xml:space="preserve">public </w:t>
             </w:r>
+            <w:proofErr w:type="spellStart"/>
+            <w:proofErr w:type="gramStart"/>
             <w:r>
               <w:rPr>
                 <w:rFonts w:ascii="Courier New" w:hAnsi="Courier New" w:cs="Courier New"/>
@@ -17541,14 +21213,25 @@
               </w:rPr>
               <w:t>NotUseId</w:t>
             </w:r>
-            <w:r>
-              <w:rPr>
-                <w:rFonts w:ascii="Courier New" w:hAnsi="Courier New" w:cs="Courier New"/>
-                <w:color w:val="BCBEC4"/>
-                <w:sz w:val="20"/>
-                <w:szCs w:val="20"/>
-              </w:rPr>
-              <w:t>() {}</w:t>
+            <w:proofErr w:type="spellEnd"/>
+            <w:r>
+              <w:rPr>
+                <w:rFonts w:ascii="Courier New" w:hAnsi="Courier New" w:cs="Courier New"/>
+                <w:color w:val="BCBEC4"/>
+                <w:sz w:val="20"/>
+                <w:szCs w:val="20"/>
+              </w:rPr>
+              <w:t>(</w:t>
+            </w:r>
+            <w:proofErr w:type="gramEnd"/>
+            <w:r>
+              <w:rPr>
+                <w:rFonts w:ascii="Courier New" w:hAnsi="Courier New" w:cs="Courier New"/>
+                <w:color w:val="BCBEC4"/>
+                <w:sz w:val="20"/>
+                <w:szCs w:val="20"/>
+              </w:rPr>
+              <w:t>) {}</w:t>
             </w:r>
             <w:r>
               <w:rPr>
@@ -17569,6 +21252,8 @@
               </w:rPr>
               <w:t xml:space="preserve">public </w:t>
             </w:r>
+            <w:proofErr w:type="spellStart"/>
+            <w:proofErr w:type="gramStart"/>
             <w:r>
               <w:rPr>
                 <w:rFonts w:ascii="Courier New" w:hAnsi="Courier New" w:cs="Courier New"/>
@@ -17578,14 +21263,25 @@
               </w:rPr>
               <w:t>NotUseId</w:t>
             </w:r>
-            <w:r>
-              <w:rPr>
-                <w:rFonts w:ascii="Courier New" w:hAnsi="Courier New" w:cs="Courier New"/>
-                <w:color w:val="BCBEC4"/>
-                <w:sz w:val="20"/>
-                <w:szCs w:val="20"/>
-              </w:rPr>
-              <w:t>(String message) {</w:t>
+            <w:proofErr w:type="spellEnd"/>
+            <w:r>
+              <w:rPr>
+                <w:rFonts w:ascii="Courier New" w:hAnsi="Courier New" w:cs="Courier New"/>
+                <w:color w:val="BCBEC4"/>
+                <w:sz w:val="20"/>
+                <w:szCs w:val="20"/>
+              </w:rPr>
+              <w:t>(</w:t>
+            </w:r>
+            <w:proofErr w:type="gramEnd"/>
+            <w:r>
+              <w:rPr>
+                <w:rFonts w:ascii="Courier New" w:hAnsi="Courier New" w:cs="Courier New"/>
+                <w:color w:val="BCBEC4"/>
+                <w:sz w:val="20"/>
+                <w:szCs w:val="20"/>
+              </w:rPr>
+              <w:t>String message) {</w:t>
             </w:r>
             <w:r>
               <w:rPr>
@@ -17632,8 +21328,19 @@
                 <w:szCs w:val="20"/>
               </w:rPr>
               <w:lastRenderedPageBreak/>
-              <w:t xml:space="preserve">    }</w:t>
-            </w:r>
+              <w:t xml:space="preserve">  </w:t>
+            </w:r>
+            <w:proofErr w:type="gramStart"/>
+            <w:r>
+              <w:rPr>
+                <w:rFonts w:ascii="Courier New" w:hAnsi="Courier New" w:cs="Courier New"/>
+                <w:color w:val="BCBEC4"/>
+                <w:sz w:val="20"/>
+                <w:szCs w:val="20"/>
+              </w:rPr>
+              <w:t xml:space="preserve">  }</w:t>
+            </w:r>
+            <w:proofErr w:type="gramEnd"/>
             <w:r>
               <w:rPr>
                 <w:rFonts w:ascii="Courier New" w:hAnsi="Courier New" w:cs="Courier New"/>
@@ -17714,14 +21421,25 @@
               </w:rPr>
               <w:t xml:space="preserve">import </w:t>
             </w:r>
-            <w:r>
-              <w:rPr>
-                <w:rFonts w:ascii="Courier New" w:hAnsi="Courier New" w:cs="Courier New"/>
-                <w:color w:val="BCBEC4"/>
-                <w:sz w:val="20"/>
-                <w:szCs w:val="20"/>
-              </w:rPr>
-              <w:t>java.util.Scanner;</w:t>
+            <w:proofErr w:type="spellStart"/>
+            <w:r>
+              <w:rPr>
+                <w:rFonts w:ascii="Courier New" w:hAnsi="Courier New" w:cs="Courier New"/>
+                <w:color w:val="BCBEC4"/>
+                <w:sz w:val="20"/>
+                <w:szCs w:val="20"/>
+              </w:rPr>
+              <w:t>java.util.Scanner</w:t>
+            </w:r>
+            <w:proofErr w:type="spellEnd"/>
+            <w:r>
+              <w:rPr>
+                <w:rFonts w:ascii="Courier New" w:hAnsi="Courier New" w:cs="Courier New"/>
+                <w:color w:val="BCBEC4"/>
+                <w:sz w:val="20"/>
+                <w:szCs w:val="20"/>
+              </w:rPr>
+              <w:t>;</w:t>
             </w:r>
             <w:r>
               <w:rPr>
@@ -17778,6 +21496,7 @@
               </w:rPr>
               <w:t xml:space="preserve">public static void </w:t>
             </w:r>
+            <w:proofErr w:type="spellStart"/>
             <w:r>
               <w:rPr>
                 <w:rFonts w:ascii="Courier New" w:hAnsi="Courier New" w:cs="Courier New"/>
@@ -17787,6 +21506,7 @@
               </w:rPr>
               <w:t>checkId</w:t>
             </w:r>
+            <w:proofErr w:type="spellEnd"/>
             <w:r>
               <w:rPr>
                 <w:rFonts w:ascii="Courier New" w:hAnsi="Courier New" w:cs="Courier New"/>
@@ -17805,14 +21525,25 @@
               </w:rPr>
               <w:t xml:space="preserve">throws </w:t>
             </w:r>
-            <w:r>
-              <w:rPr>
-                <w:rFonts w:ascii="Courier New" w:hAnsi="Courier New" w:cs="Courier New"/>
-                <w:color w:val="BCBEC4"/>
-                <w:sz w:val="20"/>
-                <w:szCs w:val="20"/>
-              </w:rPr>
-              <w:t>NotUseId{</w:t>
+            <w:proofErr w:type="spellStart"/>
+            <w:r>
+              <w:rPr>
+                <w:rFonts w:ascii="Courier New" w:hAnsi="Courier New" w:cs="Courier New"/>
+                <w:color w:val="BCBEC4"/>
+                <w:sz w:val="20"/>
+                <w:szCs w:val="20"/>
+              </w:rPr>
+              <w:t>NotUseId</w:t>
+            </w:r>
+            <w:proofErr w:type="spellEnd"/>
+            <w:r>
+              <w:rPr>
+                <w:rFonts w:ascii="Courier New" w:hAnsi="Courier New" w:cs="Courier New"/>
+                <w:color w:val="BCBEC4"/>
+                <w:sz w:val="20"/>
+                <w:szCs w:val="20"/>
+              </w:rPr>
+              <w:t>{</w:t>
             </w:r>
             <w:r>
               <w:rPr>
@@ -17831,6 +21562,83 @@
                 <w:sz w:val="20"/>
                 <w:szCs w:val="20"/>
               </w:rPr>
+              <w:t xml:space="preserve">char </w:t>
+            </w:r>
+            <w:proofErr w:type="spellStart"/>
+            <w:r>
+              <w:rPr>
+                <w:rFonts w:ascii="Courier New" w:hAnsi="Courier New" w:cs="Courier New"/>
+                <w:color w:val="BCBEC4"/>
+                <w:sz w:val="20"/>
+                <w:szCs w:val="20"/>
+              </w:rPr>
+              <w:t>ch</w:t>
+            </w:r>
+            <w:proofErr w:type="spellEnd"/>
+            <w:r>
+              <w:rPr>
+                <w:rFonts w:ascii="Courier New" w:hAnsi="Courier New" w:cs="Courier New"/>
+                <w:color w:val="BCBEC4"/>
+                <w:sz w:val="20"/>
+                <w:szCs w:val="20"/>
+              </w:rPr>
+              <w:t xml:space="preserve"> = </w:t>
+            </w:r>
+            <w:proofErr w:type="spellStart"/>
+            <w:r>
+              <w:rPr>
+                <w:rFonts w:ascii="Courier New" w:hAnsi="Courier New" w:cs="Courier New"/>
+                <w:color w:val="BCBEC4"/>
+                <w:sz w:val="20"/>
+                <w:szCs w:val="20"/>
+              </w:rPr>
+              <w:t>id.charAt</w:t>
+            </w:r>
+            <w:proofErr w:type="spellEnd"/>
+            <w:r>
+              <w:rPr>
+                <w:rFonts w:ascii="Courier New" w:hAnsi="Courier New" w:cs="Courier New"/>
+                <w:color w:val="BCBEC4"/>
+                <w:sz w:val="20"/>
+                <w:szCs w:val="20"/>
+              </w:rPr>
+              <w:t>(</w:t>
+            </w:r>
+            <w:r>
+              <w:rPr>
+                <w:rFonts w:ascii="Courier New" w:hAnsi="Courier New" w:cs="Courier New"/>
+                <w:color w:val="2AACB8"/>
+                <w:sz w:val="20"/>
+                <w:szCs w:val="20"/>
+              </w:rPr>
+              <w:t>0</w:t>
+            </w:r>
+            <w:r>
+              <w:rPr>
+                <w:rFonts w:ascii="Courier New" w:hAnsi="Courier New" w:cs="Courier New"/>
+                <w:color w:val="BCBEC4"/>
+                <w:sz w:val="20"/>
+                <w:szCs w:val="20"/>
+              </w:rPr>
+              <w:t>);</w:t>
+            </w:r>
+            <w:r>
+              <w:rPr>
+                <w:rFonts w:ascii="Courier New" w:hAnsi="Courier New" w:cs="Courier New"/>
+                <w:color w:val="BCBEC4"/>
+                <w:sz w:val="20"/>
+                <w:szCs w:val="20"/>
+              </w:rPr>
+              <w:br/>
+              <w:t xml:space="preserve">        </w:t>
+            </w:r>
+            <w:r>
+              <w:rPr>
+                <w:rFonts w:ascii="Courier New" w:hAnsi="Courier New" w:cs="Courier New"/>
+                <w:color w:val="CF8E6D"/>
+                <w:sz w:val="20"/>
+                <w:szCs w:val="20"/>
+              </w:rPr>
               <w:t xml:space="preserve">if </w:t>
             </w:r>
             <w:r>
@@ -17840,7 +21648,27 @@
                 <w:sz w:val="20"/>
                 <w:szCs w:val="20"/>
               </w:rPr>
-              <w:t xml:space="preserve">(id.length() &lt; </w:t>
+              <w:t>(</w:t>
+            </w:r>
+            <w:proofErr w:type="spellStart"/>
+            <w:r>
+              <w:rPr>
+                <w:rFonts w:ascii="Courier New" w:hAnsi="Courier New" w:cs="Courier New"/>
+                <w:color w:val="BCBEC4"/>
+                <w:sz w:val="20"/>
+                <w:szCs w:val="20"/>
+              </w:rPr>
+              <w:t>id.length</w:t>
+            </w:r>
+            <w:proofErr w:type="spellEnd"/>
+            <w:r>
+              <w:rPr>
+                <w:rFonts w:ascii="Courier New" w:hAnsi="Courier New" w:cs="Courier New"/>
+                <w:color w:val="BCBEC4"/>
+                <w:sz w:val="20"/>
+                <w:szCs w:val="20"/>
+              </w:rPr>
+              <w:t xml:space="preserve">() &lt; </w:t>
             </w:r>
             <w:r>
               <w:rPr>
@@ -17868,25 +21696,27 @@
                 <w:szCs w:val="20"/>
               </w:rPr>
               <w:br/>
-              <w:t xml:space="preserve">            !((id.charAt(</w:t>
-            </w:r>
-            <w:r>
-              <w:rPr>
-                <w:rFonts w:ascii="Courier New" w:hAnsi="Courier New" w:cs="Courier New"/>
-                <w:color w:val="2AACB8"/>
-                <w:sz w:val="20"/>
-                <w:szCs w:val="20"/>
-              </w:rPr>
-              <w:t>0</w:t>
-            </w:r>
-            <w:r>
-              <w:rPr>
-                <w:rFonts w:ascii="Courier New" w:hAnsi="Courier New" w:cs="Courier New"/>
-                <w:color w:val="BCBEC4"/>
-                <w:sz w:val="20"/>
-                <w:szCs w:val="20"/>
-              </w:rPr>
-              <w:t xml:space="preserve">) &gt;= </w:t>
+              <w:t xml:space="preserve">            !((</w:t>
+            </w:r>
+            <w:proofErr w:type="spellStart"/>
+            <w:r>
+              <w:rPr>
+                <w:rFonts w:ascii="Courier New" w:hAnsi="Courier New" w:cs="Courier New"/>
+                <w:color w:val="BCBEC4"/>
+                <w:sz w:val="20"/>
+                <w:szCs w:val="20"/>
+              </w:rPr>
+              <w:t>ch</w:t>
+            </w:r>
+            <w:proofErr w:type="spellEnd"/>
+            <w:r>
+              <w:rPr>
+                <w:rFonts w:ascii="Courier New" w:hAnsi="Courier New" w:cs="Courier New"/>
+                <w:color w:val="BCBEC4"/>
+                <w:sz w:val="20"/>
+                <w:szCs w:val="20"/>
+              </w:rPr>
+              <w:t xml:space="preserve"> &gt;= </w:t>
             </w:r>
             <w:r>
               <w:rPr>
@@ -17904,25 +21734,27 @@
                 <w:sz w:val="20"/>
                 <w:szCs w:val="20"/>
               </w:rPr>
-              <w:t>&amp;&amp; id.charAt(</w:t>
-            </w:r>
-            <w:r>
-              <w:rPr>
-                <w:rFonts w:ascii="Courier New" w:hAnsi="Courier New" w:cs="Courier New"/>
-                <w:color w:val="2AACB8"/>
-                <w:sz w:val="20"/>
-                <w:szCs w:val="20"/>
-              </w:rPr>
-              <w:t>0</w:t>
-            </w:r>
-            <w:r>
-              <w:rPr>
-                <w:rFonts w:ascii="Courier New" w:hAnsi="Courier New" w:cs="Courier New"/>
-                <w:color w:val="BCBEC4"/>
-                <w:sz w:val="20"/>
-                <w:szCs w:val="20"/>
-              </w:rPr>
-              <w:t xml:space="preserve">) &lt;= </w:t>
+              <w:t xml:space="preserve">&amp;&amp; </w:t>
+            </w:r>
+            <w:proofErr w:type="spellStart"/>
+            <w:r>
+              <w:rPr>
+                <w:rFonts w:ascii="Courier New" w:hAnsi="Courier New" w:cs="Courier New"/>
+                <w:color w:val="BCBEC4"/>
+                <w:sz w:val="20"/>
+                <w:szCs w:val="20"/>
+              </w:rPr>
+              <w:t>ch</w:t>
+            </w:r>
+            <w:proofErr w:type="spellEnd"/>
+            <w:r>
+              <w:rPr>
+                <w:rFonts w:ascii="Courier New" w:hAnsi="Courier New" w:cs="Courier New"/>
+                <w:color w:val="BCBEC4"/>
+                <w:sz w:val="20"/>
+                <w:szCs w:val="20"/>
+              </w:rPr>
+              <w:t xml:space="preserve"> &lt;= </w:t>
             </w:r>
             <w:r>
               <w:rPr>
@@ -17950,25 +21782,27 @@
                 <w:szCs w:val="20"/>
               </w:rPr>
               <w:br/>
-              <w:t xml:space="preserve">              (id.charAt(</w:t>
-            </w:r>
-            <w:r>
-              <w:rPr>
-                <w:rFonts w:ascii="Courier New" w:hAnsi="Courier New" w:cs="Courier New"/>
-                <w:color w:val="2AACB8"/>
-                <w:sz w:val="20"/>
-                <w:szCs w:val="20"/>
-              </w:rPr>
-              <w:t>0</w:t>
-            </w:r>
-            <w:r>
-              <w:rPr>
-                <w:rFonts w:ascii="Courier New" w:hAnsi="Courier New" w:cs="Courier New"/>
-                <w:color w:val="BCBEC4"/>
-                <w:sz w:val="20"/>
-                <w:szCs w:val="20"/>
-              </w:rPr>
-              <w:t xml:space="preserve">) &gt;= </w:t>
+              <w:t xml:space="preserve">              (</w:t>
+            </w:r>
+            <w:proofErr w:type="spellStart"/>
+            <w:r>
+              <w:rPr>
+                <w:rFonts w:ascii="Courier New" w:hAnsi="Courier New" w:cs="Courier New"/>
+                <w:color w:val="BCBEC4"/>
+                <w:sz w:val="20"/>
+                <w:szCs w:val="20"/>
+              </w:rPr>
+              <w:t>ch</w:t>
+            </w:r>
+            <w:proofErr w:type="spellEnd"/>
+            <w:r>
+              <w:rPr>
+                <w:rFonts w:ascii="Courier New" w:hAnsi="Courier New" w:cs="Courier New"/>
+                <w:color w:val="BCBEC4"/>
+                <w:sz w:val="20"/>
+                <w:szCs w:val="20"/>
+              </w:rPr>
+              <w:t xml:space="preserve"> &gt;= </w:t>
             </w:r>
             <w:r>
               <w:rPr>
@@ -17986,25 +21820,27 @@
                 <w:sz w:val="20"/>
                 <w:szCs w:val="20"/>
               </w:rPr>
-              <w:t>&amp;&amp; id.charAt(</w:t>
-            </w:r>
-            <w:r>
-              <w:rPr>
-                <w:rFonts w:ascii="Courier New" w:hAnsi="Courier New" w:cs="Courier New"/>
-                <w:color w:val="2AACB8"/>
-                <w:sz w:val="20"/>
-                <w:szCs w:val="20"/>
-              </w:rPr>
-              <w:t>0</w:t>
-            </w:r>
-            <w:r>
-              <w:rPr>
-                <w:rFonts w:ascii="Courier New" w:hAnsi="Courier New" w:cs="Courier New"/>
-                <w:color w:val="BCBEC4"/>
-                <w:sz w:val="20"/>
-                <w:szCs w:val="20"/>
-              </w:rPr>
-              <w:t xml:space="preserve">) &lt;= </w:t>
+              <w:t xml:space="preserve">&amp;&amp; </w:t>
+            </w:r>
+            <w:proofErr w:type="spellStart"/>
+            <w:r>
+              <w:rPr>
+                <w:rFonts w:ascii="Courier New" w:hAnsi="Courier New" w:cs="Courier New"/>
+                <w:color w:val="BCBEC4"/>
+                <w:sz w:val="20"/>
+                <w:szCs w:val="20"/>
+              </w:rPr>
+              <w:t>ch</w:t>
+            </w:r>
+            <w:proofErr w:type="spellEnd"/>
+            <w:r>
+              <w:rPr>
+                <w:rFonts w:ascii="Courier New" w:hAnsi="Courier New" w:cs="Courier New"/>
+                <w:color w:val="BCBEC4"/>
+                <w:sz w:val="20"/>
+                <w:szCs w:val="20"/>
+              </w:rPr>
+              <w:t xml:space="preserve"> &lt;= </w:t>
             </w:r>
             <w:r>
               <w:rPr>
@@ -18043,14 +21879,25 @@
               </w:rPr>
               <w:t xml:space="preserve">throw new </w:t>
             </w:r>
-            <w:r>
-              <w:rPr>
-                <w:rFonts w:ascii="Courier New" w:hAnsi="Courier New" w:cs="Courier New"/>
-                <w:color w:val="BCBEC4"/>
-                <w:sz w:val="20"/>
-                <w:szCs w:val="20"/>
-              </w:rPr>
-              <w:t xml:space="preserve">NotUseId(id + </w:t>
+            <w:proofErr w:type="spellStart"/>
+            <w:r>
+              <w:rPr>
+                <w:rFonts w:ascii="Courier New" w:hAnsi="Courier New" w:cs="Courier New"/>
+                <w:color w:val="BCBEC4"/>
+                <w:sz w:val="20"/>
+                <w:szCs w:val="20"/>
+              </w:rPr>
+              <w:t>NotUseId</w:t>
+            </w:r>
+            <w:proofErr w:type="spellEnd"/>
+            <w:r>
+              <w:rPr>
+                <w:rFonts w:ascii="Courier New" w:hAnsi="Courier New" w:cs="Courier New"/>
+                <w:color w:val="BCBEC4"/>
+                <w:sz w:val="20"/>
+                <w:szCs w:val="20"/>
+              </w:rPr>
+              <w:t xml:space="preserve">(id + </w:t>
             </w:r>
             <w:r>
               <w:rPr>
@@ -18233,7 +22080,27 @@
                 <w:sz w:val="20"/>
                 <w:szCs w:val="20"/>
               </w:rPr>
-              <w:t>(String[] args) {</w:t>
+              <w:t xml:space="preserve">(String[] </w:t>
+            </w:r>
+            <w:proofErr w:type="spellStart"/>
+            <w:r>
+              <w:rPr>
+                <w:rFonts w:ascii="Courier New" w:hAnsi="Courier New" w:cs="Courier New"/>
+                <w:color w:val="BCBEC4"/>
+                <w:sz w:val="20"/>
+                <w:szCs w:val="20"/>
+              </w:rPr>
+              <w:t>args</w:t>
+            </w:r>
+            <w:proofErr w:type="spellEnd"/>
+            <w:r>
+              <w:rPr>
+                <w:rFonts w:ascii="Courier New" w:hAnsi="Courier New" w:cs="Courier New"/>
+                <w:color w:val="BCBEC4"/>
+                <w:sz w:val="20"/>
+                <w:szCs w:val="20"/>
+              </w:rPr>
+              <w:t>) {</w:t>
             </w:r>
             <w:r>
               <w:rPr>
@@ -18243,7 +22110,27 @@
                 <w:szCs w:val="20"/>
               </w:rPr>
               <w:br/>
-              <w:t xml:space="preserve">        Scanner sc = </w:t>
+              <w:t xml:space="preserve">        Scanner </w:t>
+            </w:r>
+            <w:proofErr w:type="spellStart"/>
+            <w:r>
+              <w:rPr>
+                <w:rFonts w:ascii="Courier New" w:hAnsi="Courier New" w:cs="Courier New"/>
+                <w:color w:val="BCBEC4"/>
+                <w:sz w:val="20"/>
+                <w:szCs w:val="20"/>
+              </w:rPr>
+              <w:t>sc</w:t>
+            </w:r>
+            <w:proofErr w:type="spellEnd"/>
+            <w:r>
+              <w:rPr>
+                <w:rFonts w:ascii="Courier New" w:hAnsi="Courier New" w:cs="Courier New"/>
+                <w:color w:val="BCBEC4"/>
+                <w:sz w:val="20"/>
+                <w:szCs w:val="20"/>
+              </w:rPr>
+              <w:t xml:space="preserve"> = </w:t>
             </w:r>
             <w:r>
               <w:rPr>
@@ -18291,7 +22178,17 @@
                 <w:szCs w:val="20"/>
               </w:rPr>
               <w:br/>
-              <w:t xml:space="preserve">        System.</w:t>
+              <w:t xml:space="preserve">        </w:t>
+            </w:r>
+            <w:proofErr w:type="spellStart"/>
+            <w:r>
+              <w:rPr>
+                <w:rFonts w:ascii="Courier New" w:hAnsi="Courier New" w:cs="Courier New"/>
+                <w:color w:val="BCBEC4"/>
+                <w:sz w:val="20"/>
+                <w:szCs w:val="20"/>
+              </w:rPr>
+              <w:t>System.</w:t>
             </w:r>
             <w:r>
               <w:rPr>
@@ -18311,7 +22208,17 @@
                 <w:sz w:val="20"/>
                 <w:szCs w:val="20"/>
               </w:rPr>
-              <w:t>.println(</w:t>
+              <w:t>.println</w:t>
+            </w:r>
+            <w:proofErr w:type="spellEnd"/>
+            <w:r>
+              <w:rPr>
+                <w:rFonts w:ascii="Courier New" w:hAnsi="Courier New" w:cs="Courier New"/>
+                <w:color w:val="BCBEC4"/>
+                <w:sz w:val="20"/>
+                <w:szCs w:val="20"/>
+              </w:rPr>
+              <w:t>(</w:t>
             </w:r>
             <w:r>
               <w:rPr>
@@ -18375,7 +22282,27 @@
                 <w:szCs w:val="20"/>
               </w:rPr>
               <w:br/>
-              <w:t xml:space="preserve">        String id = sc.next();</w:t>
+              <w:t xml:space="preserve">        String id = </w:t>
+            </w:r>
+            <w:proofErr w:type="spellStart"/>
+            <w:r>
+              <w:rPr>
+                <w:rFonts w:ascii="Courier New" w:hAnsi="Courier New" w:cs="Courier New"/>
+                <w:color w:val="BCBEC4"/>
+                <w:sz w:val="20"/>
+                <w:szCs w:val="20"/>
+              </w:rPr>
+              <w:t>sc.next</w:t>
+            </w:r>
+            <w:proofErr w:type="spellEnd"/>
+            <w:r>
+              <w:rPr>
+                <w:rFonts w:ascii="Courier New" w:hAnsi="Courier New" w:cs="Courier New"/>
+                <w:color w:val="BCBEC4"/>
+                <w:sz w:val="20"/>
+                <w:szCs w:val="20"/>
+              </w:rPr>
+              <w:t>();</w:t>
             </w:r>
             <w:r>
               <w:rPr>
@@ -18415,6 +22342,7 @@
               <w:br/>
               <w:t xml:space="preserve">            </w:t>
             </w:r>
+            <w:proofErr w:type="spellStart"/>
             <w:r>
               <w:rPr>
                 <w:rFonts w:ascii="Courier New" w:hAnsi="Courier New" w:cs="Courier New"/>
@@ -18426,6 +22354,7 @@
               </w:rPr>
               <w:t>checkId</w:t>
             </w:r>
+            <w:proofErr w:type="spellEnd"/>
             <w:r>
               <w:rPr>
                 <w:rFonts w:ascii="Courier New" w:hAnsi="Courier New" w:cs="Courier New"/>
@@ -18443,7 +22372,17 @@
                 <w:szCs w:val="20"/>
               </w:rPr>
               <w:br/>
-              <w:t xml:space="preserve">            System.</w:t>
+              <w:t xml:space="preserve">            </w:t>
+            </w:r>
+            <w:proofErr w:type="spellStart"/>
+            <w:r>
+              <w:rPr>
+                <w:rFonts w:ascii="Courier New" w:hAnsi="Courier New" w:cs="Courier New"/>
+                <w:color w:val="BCBEC4"/>
+                <w:sz w:val="20"/>
+                <w:szCs w:val="20"/>
+              </w:rPr>
+              <w:t>System.</w:t>
             </w:r>
             <w:r>
               <w:rPr>
@@ -18463,7 +22402,17 @@
                 <w:sz w:val="20"/>
                 <w:szCs w:val="20"/>
               </w:rPr>
-              <w:t xml:space="preserve">.println(id + </w:t>
+              <w:t>.println</w:t>
+            </w:r>
+            <w:proofErr w:type="spellEnd"/>
+            <w:r>
+              <w:rPr>
+                <w:rFonts w:ascii="Courier New" w:hAnsi="Courier New" w:cs="Courier New"/>
+                <w:color w:val="BCBEC4"/>
+                <w:sz w:val="20"/>
+                <w:szCs w:val="20"/>
+              </w:rPr>
+              <w:t xml:space="preserve">(id + </w:t>
             </w:r>
             <w:r>
               <w:rPr>
@@ -18599,7 +22548,27 @@
                 <w:sz w:val="20"/>
                 <w:szCs w:val="20"/>
               </w:rPr>
-              <w:t>(NotUseId e){</w:t>
+              <w:t>(</w:t>
+            </w:r>
+            <w:proofErr w:type="spellStart"/>
+            <w:r>
+              <w:rPr>
+                <w:rFonts w:ascii="Courier New" w:hAnsi="Courier New" w:cs="Courier New"/>
+                <w:color w:val="BCBEC4"/>
+                <w:sz w:val="20"/>
+                <w:szCs w:val="20"/>
+              </w:rPr>
+              <w:t>NotUseId</w:t>
+            </w:r>
+            <w:proofErr w:type="spellEnd"/>
+            <w:r>
+              <w:rPr>
+                <w:rFonts w:ascii="Courier New" w:hAnsi="Courier New" w:cs="Courier New"/>
+                <w:color w:val="BCBEC4"/>
+                <w:sz w:val="20"/>
+                <w:szCs w:val="20"/>
+              </w:rPr>
+              <w:t xml:space="preserve"> e){</w:t>
             </w:r>
             <w:r>
               <w:rPr>
@@ -18609,7 +22578,17 @@
                 <w:szCs w:val="20"/>
               </w:rPr>
               <w:br/>
-              <w:t xml:space="preserve">            System.</w:t>
+              <w:t xml:space="preserve">            </w:t>
+            </w:r>
+            <w:proofErr w:type="spellStart"/>
+            <w:r>
+              <w:rPr>
+                <w:rFonts w:ascii="Courier New" w:hAnsi="Courier New" w:cs="Courier New"/>
+                <w:color w:val="BCBEC4"/>
+                <w:sz w:val="20"/>
+                <w:szCs w:val="20"/>
+              </w:rPr>
+              <w:t>System.</w:t>
             </w:r>
             <w:r>
               <w:rPr>
@@ -18629,7 +22608,37 @@
                 <w:sz w:val="20"/>
                 <w:szCs w:val="20"/>
               </w:rPr>
-              <w:t>.println(e.getMessage());</w:t>
+              <w:t>.println</w:t>
+            </w:r>
+            <w:proofErr w:type="spellEnd"/>
+            <w:r>
+              <w:rPr>
+                <w:rFonts w:ascii="Courier New" w:hAnsi="Courier New" w:cs="Courier New"/>
+                <w:color w:val="BCBEC4"/>
+                <w:sz w:val="20"/>
+                <w:szCs w:val="20"/>
+              </w:rPr>
+              <w:t>(</w:t>
+            </w:r>
+            <w:proofErr w:type="spellStart"/>
+            <w:r>
+              <w:rPr>
+                <w:rFonts w:ascii="Courier New" w:hAnsi="Courier New" w:cs="Courier New"/>
+                <w:color w:val="BCBEC4"/>
+                <w:sz w:val="20"/>
+                <w:szCs w:val="20"/>
+              </w:rPr>
+              <w:t>e.getMessage</w:t>
+            </w:r>
+            <w:proofErr w:type="spellEnd"/>
+            <w:r>
+              <w:rPr>
+                <w:rFonts w:ascii="Courier New" w:hAnsi="Courier New" w:cs="Courier New"/>
+                <w:color w:val="BCBEC4"/>
+                <w:sz w:val="20"/>
+                <w:szCs w:val="20"/>
+              </w:rPr>
+              <w:t>());</w:t>
             </w:r>
             <w:r>
               <w:rPr>
@@ -18661,6 +22670,18 @@
               <w:br/>
               <w:t>}</w:t>
             </w:r>
+          </w:p>
+          <w:p>
+            <w:pPr>
+              <w:pStyle w:val="HTML"/>
+              <w:shd w:val="clear" w:color="auto" w:fill="1E1F22"/>
+              <w:rPr>
+                <w:rFonts w:ascii="Courier New" w:hAnsi="Courier New" w:cs="Courier New"/>
+                <w:color w:val="BCBEC4"/>
+                <w:sz w:val="20"/>
+                <w:szCs w:val="20"/>
+              </w:rPr>
+            </w:pPr>
           </w:p>
           <w:p>
             <w:pPr>
@@ -18777,6 +22798,7 @@
                 <w:color w:val="4472C4" w:themeColor="accent5"/>
                 <w:shd w:val="clear" w:color="auto" w:fill="FFFFFF"/>
               </w:rPr>
+              <w:lastRenderedPageBreak/>
               <w:drawing>
                 <wp:inline distT="0" distB="0" distL="0" distR="0" wp14:anchorId="290A54D1" wp14:editId="235E2A91">
                   <wp:extent cx="3797300" cy="2616200"/>
@@ -18826,7 +22848,6 @@
                 <w:color w:val="4472C4" w:themeColor="accent5"/>
                 <w:shd w:val="clear" w:color="auto" w:fill="FFFFFF"/>
               </w:rPr>
-              <w:lastRenderedPageBreak/>
               <w:drawing>
                 <wp:inline distT="0" distB="0" distL="0" distR="0" wp14:anchorId="7B3DB39E" wp14:editId="711A4BDA">
                   <wp:extent cx="4064000" cy="2616200"/>
